--- a/Memoria_ProyectoV2.docx
+++ b/Memoria_ProyectoV2.docx
@@ -1,3 +1,4949 @@
+
+<file path=word/numbering.xml><?xml version="1.0" encoding="utf-8"?>
+<w:numbering xmlns:wpc="http://schemas.microsoft.com/office/word/2010/wordprocessingCanvas" xmlns:cx="http://schemas.microsoft.com/office/drawing/2014/chartex" xmlns:cx1="http://schemas.microsoft.com/office/drawing/2015/9/8/chartex" xmlns:cx2="http://schemas.microsoft.com/office/drawing/2015/10/21/chartex" xmlns:cx3="http://schemas.microsoft.com/office/drawing/2016/5/9/chartex" xmlns:cx4="http://schemas.microsoft.com/office/drawing/2016/5/10/chartex" xmlns:cx5="http://schemas.microsoft.com/office/drawing/2016/5/11/chartex" xmlns:cx6="http://schemas.microsoft.com/office/drawing/2016/5/12/chartex" xmlns:cx7="http://schemas.microsoft.com/office/drawing/2016/5/13/chartex" xmlns:cx8="http://schemas.microsoft.com/office/drawing/2016/5/14/chartex" xmlns:mc="http://schemas.openxmlformats.org/markup-compatibility/2006" xmlns:aink="http://schemas.microsoft.com/office/drawing/2016/ink" xmlns:am3d="http://schemas.microsoft.com/office/drawing/2017/model3d" xmlns:o="urn:schemas-microsoft-com:office:office" xmlns:oel="http://schemas.microsoft.com/office/2019/extlst" xmlns:r="http://schemas.openxmlformats.org/officeDocument/2006/relationships" xmlns:m="http://schemas.openxmlformats.org/officeDocument/2006/math" xmlns:v="urn:schemas-microsoft-com:vml" xmlns:wp14="http://schemas.microsoft.com/office/word/2010/wordprocessingDrawing" xmlns:wp="http://schemas.openxmlformats.org/drawingml/2006/wordprocessingDrawing" xmlns:w10="urn:schemas-microsoft-com:office:word" xmlns:w="http://schemas.openxmlformats.org/wordprocessingml/2006/main" xmlns:w14="http://schemas.microsoft.com/office/word/2010/wordml" xmlns:w15="http://schemas.microsoft.com/office/word/2012/wordml" xmlns:w16cex="http://schemas.microsoft.com/office/word/2018/wordml/cex" xmlns:w16cid="http://schemas.microsoft.com/office/word/2016/wordml/cid" xmlns:w16="http://schemas.microsoft.com/office/word/2018/wordml" xmlns:w16du="http://schemas.microsoft.com/office/word/2023/wordml/word16du" xmlns:w16sdtdh="http://schemas.microsoft.com/office/word/2020/wordml/sdtdatahash" xmlns:w16sdtfl="http://schemas.microsoft.com/office/word/2024/wordml/sdtformatlock" xmlns:w16se="http://schemas.microsoft.com/office/word/2015/wordml/symex" xmlns:wpg="http://schemas.microsoft.com/office/word/2010/wordprocessingGroup" xmlns:wpi="http://schemas.microsoft.com/office/word/2010/wordprocessingInk" xmlns:wne="http://schemas.microsoft.com/office/word/2006/wordml" xmlns:wps="http://schemas.microsoft.com/office/word/2010/wordprocessingShape" mc:Ignorable="w14 w15 w16se w16cid w16 w16cex w16sdtdh w16sdtfl w16du wp14">
+  <w:abstractNum w:abstractNumId="0" w15:restartNumberingAfterBreak="0">
+    <w:nsid w:val="01D201D0"/>
+    <w:multiLevelType w:val="multilevel"/>
+    <w:tmpl w:val="6FE04FE6"/>
+    <w:lvl w:ilvl="0">
+      <w:start w:val="1"/>
+      <w:numFmt w:val="bullet"/>
+      <w:lvlText w:val=""/>
+      <w:lvlJc w:val="left"/>
+      <w:pPr>
+        <w:tabs>
+          <w:tab w:val="num" w:pos="720"/>
+        </w:tabs>
+        <w:ind w:left="720" w:hanging="360"/>
+      </w:pPr>
+      <w:rPr>
+        <w:rFonts w:ascii="Symbol" w:hAnsi="Symbol" w:hint="default"/>
+        <w:sz w:val="20"/>
+      </w:rPr>
+    </w:lvl>
+    <w:lvl w:ilvl="1" w:tentative="1">
+      <w:start w:val="1"/>
+      <w:numFmt w:val="bullet"/>
+      <w:lvlText w:val="o"/>
+      <w:lvlJc w:val="left"/>
+      <w:pPr>
+        <w:tabs>
+          <w:tab w:val="num" w:pos="1440"/>
+        </w:tabs>
+        <w:ind w:left="1440" w:hanging="360"/>
+      </w:pPr>
+      <w:rPr>
+        <w:rFonts w:ascii="Courier New" w:hAnsi="Courier New" w:hint="default"/>
+        <w:sz w:val="20"/>
+      </w:rPr>
+    </w:lvl>
+    <w:lvl w:ilvl="2" w:tentative="1">
+      <w:start w:val="1"/>
+      <w:numFmt w:val="bullet"/>
+      <w:lvlText w:val=""/>
+      <w:lvlJc w:val="left"/>
+      <w:pPr>
+        <w:tabs>
+          <w:tab w:val="num" w:pos="2160"/>
+        </w:tabs>
+        <w:ind w:left="2160" w:hanging="360"/>
+      </w:pPr>
+      <w:rPr>
+        <w:rFonts w:ascii="Wingdings" w:hAnsi="Wingdings" w:hint="default"/>
+        <w:sz w:val="20"/>
+      </w:rPr>
+    </w:lvl>
+    <w:lvl w:ilvl="3" w:tentative="1">
+      <w:start w:val="1"/>
+      <w:numFmt w:val="bullet"/>
+      <w:lvlText w:val=""/>
+      <w:lvlJc w:val="left"/>
+      <w:pPr>
+        <w:tabs>
+          <w:tab w:val="num" w:pos="2880"/>
+        </w:tabs>
+        <w:ind w:left="2880" w:hanging="360"/>
+      </w:pPr>
+      <w:rPr>
+        <w:rFonts w:ascii="Wingdings" w:hAnsi="Wingdings" w:hint="default"/>
+        <w:sz w:val="20"/>
+      </w:rPr>
+    </w:lvl>
+    <w:lvl w:ilvl="4" w:tentative="1">
+      <w:start w:val="1"/>
+      <w:numFmt w:val="bullet"/>
+      <w:lvlText w:val=""/>
+      <w:lvlJc w:val="left"/>
+      <w:pPr>
+        <w:tabs>
+          <w:tab w:val="num" w:pos="3600"/>
+        </w:tabs>
+        <w:ind w:left="3600" w:hanging="360"/>
+      </w:pPr>
+      <w:rPr>
+        <w:rFonts w:ascii="Wingdings" w:hAnsi="Wingdings" w:hint="default"/>
+        <w:sz w:val="20"/>
+      </w:rPr>
+    </w:lvl>
+    <w:lvl w:ilvl="5" w:tentative="1">
+      <w:start w:val="1"/>
+      <w:numFmt w:val="bullet"/>
+      <w:lvlText w:val=""/>
+      <w:lvlJc w:val="left"/>
+      <w:pPr>
+        <w:tabs>
+          <w:tab w:val="num" w:pos="4320"/>
+        </w:tabs>
+        <w:ind w:left="4320" w:hanging="360"/>
+      </w:pPr>
+      <w:rPr>
+        <w:rFonts w:ascii="Wingdings" w:hAnsi="Wingdings" w:hint="default"/>
+        <w:sz w:val="20"/>
+      </w:rPr>
+    </w:lvl>
+    <w:lvl w:ilvl="6" w:tentative="1">
+      <w:start w:val="1"/>
+      <w:numFmt w:val="bullet"/>
+      <w:lvlText w:val=""/>
+      <w:lvlJc w:val="left"/>
+      <w:pPr>
+        <w:tabs>
+          <w:tab w:val="num" w:pos="5040"/>
+        </w:tabs>
+        <w:ind w:left="5040" w:hanging="360"/>
+      </w:pPr>
+      <w:rPr>
+        <w:rFonts w:ascii="Wingdings" w:hAnsi="Wingdings" w:hint="default"/>
+        <w:sz w:val="20"/>
+      </w:rPr>
+    </w:lvl>
+    <w:lvl w:ilvl="7" w:tentative="1">
+      <w:start w:val="1"/>
+      <w:numFmt w:val="bullet"/>
+      <w:lvlText w:val=""/>
+      <w:lvlJc w:val="left"/>
+      <w:pPr>
+        <w:tabs>
+          <w:tab w:val="num" w:pos="5760"/>
+        </w:tabs>
+        <w:ind w:left="5760" w:hanging="360"/>
+      </w:pPr>
+      <w:rPr>
+        <w:rFonts w:ascii="Wingdings" w:hAnsi="Wingdings" w:hint="default"/>
+        <w:sz w:val="20"/>
+      </w:rPr>
+    </w:lvl>
+    <w:lvl w:ilvl="8" w:tentative="1">
+      <w:start w:val="1"/>
+      <w:numFmt w:val="bullet"/>
+      <w:lvlText w:val=""/>
+      <w:lvlJc w:val="left"/>
+      <w:pPr>
+        <w:tabs>
+          <w:tab w:val="num" w:pos="6480"/>
+        </w:tabs>
+        <w:ind w:left="6480" w:hanging="360"/>
+      </w:pPr>
+      <w:rPr>
+        <w:rFonts w:ascii="Wingdings" w:hAnsi="Wingdings" w:hint="default"/>
+        <w:sz w:val="20"/>
+      </w:rPr>
+    </w:lvl>
+  </w:abstractNum>
+  <w:abstractNum w:abstractNumId="1" w15:restartNumberingAfterBreak="0">
+    <w:nsid w:val="02AC2136"/>
+    <w:multiLevelType w:val="hybridMultilevel"/>
+    <w:tmpl w:val="783879EE"/>
+    <w:lvl w:ilvl="0" w:tplc="0C0A0001">
+      <w:start w:val="1"/>
+      <w:numFmt w:val="bullet"/>
+      <w:lvlText w:val=""/>
+      <w:lvlJc w:val="left"/>
+      <w:pPr>
+        <w:ind w:left="720" w:hanging="360"/>
+      </w:pPr>
+      <w:rPr>
+        <w:rFonts w:ascii="Symbol" w:hAnsi="Symbol" w:hint="default"/>
+      </w:rPr>
+    </w:lvl>
+    <w:lvl w:ilvl="1" w:tplc="0C0A0003" w:tentative="1">
+      <w:start w:val="1"/>
+      <w:numFmt w:val="bullet"/>
+      <w:lvlText w:val="o"/>
+      <w:lvlJc w:val="left"/>
+      <w:pPr>
+        <w:ind w:left="1440" w:hanging="360"/>
+      </w:pPr>
+      <w:rPr>
+        <w:rFonts w:ascii="Courier New" w:hAnsi="Courier New" w:cs="Courier New" w:hint="default"/>
+      </w:rPr>
+    </w:lvl>
+    <w:lvl w:ilvl="2" w:tplc="0C0A0005" w:tentative="1">
+      <w:start w:val="1"/>
+      <w:numFmt w:val="bullet"/>
+      <w:lvlText w:val=""/>
+      <w:lvlJc w:val="left"/>
+      <w:pPr>
+        <w:ind w:left="2160" w:hanging="360"/>
+      </w:pPr>
+      <w:rPr>
+        <w:rFonts w:ascii="Wingdings" w:hAnsi="Wingdings" w:hint="default"/>
+      </w:rPr>
+    </w:lvl>
+    <w:lvl w:ilvl="3" w:tplc="0C0A0001" w:tentative="1">
+      <w:start w:val="1"/>
+      <w:numFmt w:val="bullet"/>
+      <w:lvlText w:val=""/>
+      <w:lvlJc w:val="left"/>
+      <w:pPr>
+        <w:ind w:left="2880" w:hanging="360"/>
+      </w:pPr>
+      <w:rPr>
+        <w:rFonts w:ascii="Symbol" w:hAnsi="Symbol" w:hint="default"/>
+      </w:rPr>
+    </w:lvl>
+    <w:lvl w:ilvl="4" w:tplc="0C0A0003" w:tentative="1">
+      <w:start w:val="1"/>
+      <w:numFmt w:val="bullet"/>
+      <w:lvlText w:val="o"/>
+      <w:lvlJc w:val="left"/>
+      <w:pPr>
+        <w:ind w:left="3600" w:hanging="360"/>
+      </w:pPr>
+      <w:rPr>
+        <w:rFonts w:ascii="Courier New" w:hAnsi="Courier New" w:cs="Courier New" w:hint="default"/>
+      </w:rPr>
+    </w:lvl>
+    <w:lvl w:ilvl="5" w:tplc="0C0A0005" w:tentative="1">
+      <w:start w:val="1"/>
+      <w:numFmt w:val="bullet"/>
+      <w:lvlText w:val=""/>
+      <w:lvlJc w:val="left"/>
+      <w:pPr>
+        <w:ind w:left="4320" w:hanging="360"/>
+      </w:pPr>
+      <w:rPr>
+        <w:rFonts w:ascii="Wingdings" w:hAnsi="Wingdings" w:hint="default"/>
+      </w:rPr>
+    </w:lvl>
+    <w:lvl w:ilvl="6" w:tplc="0C0A0001" w:tentative="1">
+      <w:start w:val="1"/>
+      <w:numFmt w:val="bullet"/>
+      <w:lvlText w:val=""/>
+      <w:lvlJc w:val="left"/>
+      <w:pPr>
+        <w:ind w:left="5040" w:hanging="360"/>
+      </w:pPr>
+      <w:rPr>
+        <w:rFonts w:ascii="Symbol" w:hAnsi="Symbol" w:hint="default"/>
+      </w:rPr>
+    </w:lvl>
+    <w:lvl w:ilvl="7" w:tplc="0C0A0003" w:tentative="1">
+      <w:start w:val="1"/>
+      <w:numFmt w:val="bullet"/>
+      <w:lvlText w:val="o"/>
+      <w:lvlJc w:val="left"/>
+      <w:pPr>
+        <w:ind w:left="5760" w:hanging="360"/>
+      </w:pPr>
+      <w:rPr>
+        <w:rFonts w:ascii="Courier New" w:hAnsi="Courier New" w:cs="Courier New" w:hint="default"/>
+      </w:rPr>
+    </w:lvl>
+    <w:lvl w:ilvl="8" w:tplc="0C0A0005" w:tentative="1">
+      <w:start w:val="1"/>
+      <w:numFmt w:val="bullet"/>
+      <w:lvlText w:val=""/>
+      <w:lvlJc w:val="left"/>
+      <w:pPr>
+        <w:ind w:left="6480" w:hanging="360"/>
+      </w:pPr>
+      <w:rPr>
+        <w:rFonts w:ascii="Wingdings" w:hAnsi="Wingdings" w:hint="default"/>
+      </w:rPr>
+    </w:lvl>
+  </w:abstractNum>
+  <w:abstractNum w:abstractNumId="2" w15:restartNumberingAfterBreak="0">
+    <w:nsid w:val="064A7128"/>
+    <w:multiLevelType w:val="hybridMultilevel"/>
+    <w:tmpl w:val="48EE27E4"/>
+    <w:lvl w:ilvl="0" w:tplc="0C0A0001">
+      <w:start w:val="1"/>
+      <w:numFmt w:val="bullet"/>
+      <w:lvlText w:val=""/>
+      <w:lvlJc w:val="left"/>
+      <w:pPr>
+        <w:ind w:left="720" w:hanging="360"/>
+      </w:pPr>
+      <w:rPr>
+        <w:rFonts w:ascii="Symbol" w:hAnsi="Symbol" w:hint="default"/>
+      </w:rPr>
+    </w:lvl>
+    <w:lvl w:ilvl="1" w:tplc="0C0A0003" w:tentative="1">
+      <w:start w:val="1"/>
+      <w:numFmt w:val="bullet"/>
+      <w:lvlText w:val="o"/>
+      <w:lvlJc w:val="left"/>
+      <w:pPr>
+        <w:ind w:left="1440" w:hanging="360"/>
+      </w:pPr>
+      <w:rPr>
+        <w:rFonts w:ascii="Courier New" w:hAnsi="Courier New" w:cs="Courier New" w:hint="default"/>
+      </w:rPr>
+    </w:lvl>
+    <w:lvl w:ilvl="2" w:tplc="0C0A0005" w:tentative="1">
+      <w:start w:val="1"/>
+      <w:numFmt w:val="bullet"/>
+      <w:lvlText w:val=""/>
+      <w:lvlJc w:val="left"/>
+      <w:pPr>
+        <w:ind w:left="2160" w:hanging="360"/>
+      </w:pPr>
+      <w:rPr>
+        <w:rFonts w:ascii="Wingdings" w:hAnsi="Wingdings" w:hint="default"/>
+      </w:rPr>
+    </w:lvl>
+    <w:lvl w:ilvl="3" w:tplc="0C0A0001" w:tentative="1">
+      <w:start w:val="1"/>
+      <w:numFmt w:val="bullet"/>
+      <w:lvlText w:val=""/>
+      <w:lvlJc w:val="left"/>
+      <w:pPr>
+        <w:ind w:left="2880" w:hanging="360"/>
+      </w:pPr>
+      <w:rPr>
+        <w:rFonts w:ascii="Symbol" w:hAnsi="Symbol" w:hint="default"/>
+      </w:rPr>
+    </w:lvl>
+    <w:lvl w:ilvl="4" w:tplc="0C0A0003" w:tentative="1">
+      <w:start w:val="1"/>
+      <w:numFmt w:val="bullet"/>
+      <w:lvlText w:val="o"/>
+      <w:lvlJc w:val="left"/>
+      <w:pPr>
+        <w:ind w:left="3600" w:hanging="360"/>
+      </w:pPr>
+      <w:rPr>
+        <w:rFonts w:ascii="Courier New" w:hAnsi="Courier New" w:cs="Courier New" w:hint="default"/>
+      </w:rPr>
+    </w:lvl>
+    <w:lvl w:ilvl="5" w:tplc="0C0A0005" w:tentative="1">
+      <w:start w:val="1"/>
+      <w:numFmt w:val="bullet"/>
+      <w:lvlText w:val=""/>
+      <w:lvlJc w:val="left"/>
+      <w:pPr>
+        <w:ind w:left="4320" w:hanging="360"/>
+      </w:pPr>
+      <w:rPr>
+        <w:rFonts w:ascii="Wingdings" w:hAnsi="Wingdings" w:hint="default"/>
+      </w:rPr>
+    </w:lvl>
+    <w:lvl w:ilvl="6" w:tplc="0C0A0001" w:tentative="1">
+      <w:start w:val="1"/>
+      <w:numFmt w:val="bullet"/>
+      <w:lvlText w:val=""/>
+      <w:lvlJc w:val="left"/>
+      <w:pPr>
+        <w:ind w:left="5040" w:hanging="360"/>
+      </w:pPr>
+      <w:rPr>
+        <w:rFonts w:ascii="Symbol" w:hAnsi="Symbol" w:hint="default"/>
+      </w:rPr>
+    </w:lvl>
+    <w:lvl w:ilvl="7" w:tplc="0C0A0003" w:tentative="1">
+      <w:start w:val="1"/>
+      <w:numFmt w:val="bullet"/>
+      <w:lvlText w:val="o"/>
+      <w:lvlJc w:val="left"/>
+      <w:pPr>
+        <w:ind w:left="5760" w:hanging="360"/>
+      </w:pPr>
+      <w:rPr>
+        <w:rFonts w:ascii="Courier New" w:hAnsi="Courier New" w:cs="Courier New" w:hint="default"/>
+      </w:rPr>
+    </w:lvl>
+    <w:lvl w:ilvl="8" w:tplc="0C0A0005" w:tentative="1">
+      <w:start w:val="1"/>
+      <w:numFmt w:val="bullet"/>
+      <w:lvlText w:val=""/>
+      <w:lvlJc w:val="left"/>
+      <w:pPr>
+        <w:ind w:left="6480" w:hanging="360"/>
+      </w:pPr>
+      <w:rPr>
+        <w:rFonts w:ascii="Wingdings" w:hAnsi="Wingdings" w:hint="default"/>
+      </w:rPr>
+    </w:lvl>
+  </w:abstractNum>
+  <w:abstractNum w:abstractNumId="3" w15:restartNumberingAfterBreak="0">
+    <w:nsid w:val="0682686D"/>
+    <w:multiLevelType w:val="multilevel"/>
+    <w:tmpl w:val="616871FE"/>
+    <w:lvl w:ilvl="0">
+      <w:start w:val="1"/>
+      <w:numFmt w:val="decimal"/>
+      <w:lvlText w:val="%1."/>
+      <w:lvlJc w:val="left"/>
+      <w:pPr>
+        <w:ind w:left="720" w:hanging="360"/>
+      </w:pPr>
+      <w:rPr>
+        <w:rFonts w:hint="default"/>
+      </w:rPr>
+    </w:lvl>
+    <w:lvl w:ilvl="1">
+      <w:start w:val="1"/>
+      <w:numFmt w:val="decimal"/>
+      <w:isLgl/>
+      <w:lvlText w:val="%1.%2"/>
+      <w:lvlJc w:val="left"/>
+      <w:pPr>
+        <w:ind w:left="840" w:hanging="480"/>
+      </w:pPr>
+      <w:rPr>
+        <w:rFonts w:hint="default"/>
+      </w:rPr>
+    </w:lvl>
+    <w:lvl w:ilvl="2">
+      <w:start w:val="1"/>
+      <w:numFmt w:val="decimal"/>
+      <w:isLgl/>
+      <w:lvlText w:val="%1.%2.%3"/>
+      <w:lvlJc w:val="left"/>
+      <w:pPr>
+        <w:ind w:left="1080" w:hanging="720"/>
+      </w:pPr>
+      <w:rPr>
+        <w:rFonts w:hint="default"/>
+      </w:rPr>
+    </w:lvl>
+    <w:lvl w:ilvl="3">
+      <w:start w:val="1"/>
+      <w:numFmt w:val="decimal"/>
+      <w:isLgl/>
+      <w:lvlText w:val="%1.%2.%3.%4"/>
+      <w:lvlJc w:val="left"/>
+      <w:pPr>
+        <w:ind w:left="1440" w:hanging="1080"/>
+      </w:pPr>
+      <w:rPr>
+        <w:rFonts w:hint="default"/>
+      </w:rPr>
+    </w:lvl>
+    <w:lvl w:ilvl="4">
+      <w:start w:val="1"/>
+      <w:numFmt w:val="decimal"/>
+      <w:isLgl/>
+      <w:lvlText w:val="%1.%2.%3.%4.%5"/>
+      <w:lvlJc w:val="left"/>
+      <w:pPr>
+        <w:ind w:left="1440" w:hanging="1080"/>
+      </w:pPr>
+      <w:rPr>
+        <w:rFonts w:hint="default"/>
+      </w:rPr>
+    </w:lvl>
+    <w:lvl w:ilvl="5">
+      <w:start w:val="1"/>
+      <w:numFmt w:val="decimal"/>
+      <w:isLgl/>
+      <w:lvlText w:val="%1.%2.%3.%4.%5.%6"/>
+      <w:lvlJc w:val="left"/>
+      <w:pPr>
+        <w:ind w:left="1800" w:hanging="1440"/>
+      </w:pPr>
+      <w:rPr>
+        <w:rFonts w:hint="default"/>
+      </w:rPr>
+    </w:lvl>
+    <w:lvl w:ilvl="6">
+      <w:start w:val="1"/>
+      <w:numFmt w:val="decimal"/>
+      <w:isLgl/>
+      <w:lvlText w:val="%1.%2.%3.%4.%5.%6.%7"/>
+      <w:lvlJc w:val="left"/>
+      <w:pPr>
+        <w:ind w:left="1800" w:hanging="1440"/>
+      </w:pPr>
+      <w:rPr>
+        <w:rFonts w:hint="default"/>
+      </w:rPr>
+    </w:lvl>
+    <w:lvl w:ilvl="7">
+      <w:start w:val="1"/>
+      <w:numFmt w:val="decimal"/>
+      <w:isLgl/>
+      <w:lvlText w:val="%1.%2.%3.%4.%5.%6.%7.%8"/>
+      <w:lvlJc w:val="left"/>
+      <w:pPr>
+        <w:ind w:left="2160" w:hanging="1800"/>
+      </w:pPr>
+      <w:rPr>
+        <w:rFonts w:hint="default"/>
+      </w:rPr>
+    </w:lvl>
+    <w:lvl w:ilvl="8">
+      <w:start w:val="1"/>
+      <w:numFmt w:val="decimal"/>
+      <w:isLgl/>
+      <w:lvlText w:val="%1.%2.%3.%4.%5.%6.%7.%8.%9"/>
+      <w:lvlJc w:val="left"/>
+      <w:pPr>
+        <w:ind w:left="2160" w:hanging="1800"/>
+      </w:pPr>
+      <w:rPr>
+        <w:rFonts w:hint="default"/>
+      </w:rPr>
+    </w:lvl>
+  </w:abstractNum>
+  <w:abstractNum w:abstractNumId="4" w15:restartNumberingAfterBreak="0">
+    <w:nsid w:val="083229FB"/>
+    <w:multiLevelType w:val="hybridMultilevel"/>
+    <w:tmpl w:val="7C066D66"/>
+    <w:lvl w:ilvl="0" w:tplc="0C0A0001">
+      <w:start w:val="1"/>
+      <w:numFmt w:val="bullet"/>
+      <w:lvlText w:val=""/>
+      <w:lvlJc w:val="left"/>
+      <w:pPr>
+        <w:ind w:left="720" w:hanging="360"/>
+      </w:pPr>
+      <w:rPr>
+        <w:rFonts w:ascii="Symbol" w:hAnsi="Symbol" w:hint="default"/>
+      </w:rPr>
+    </w:lvl>
+    <w:lvl w:ilvl="1" w:tplc="0C0A0003" w:tentative="1">
+      <w:start w:val="1"/>
+      <w:numFmt w:val="bullet"/>
+      <w:lvlText w:val="o"/>
+      <w:lvlJc w:val="left"/>
+      <w:pPr>
+        <w:ind w:left="1440" w:hanging="360"/>
+      </w:pPr>
+      <w:rPr>
+        <w:rFonts w:ascii="Courier New" w:hAnsi="Courier New" w:cs="Courier New" w:hint="default"/>
+      </w:rPr>
+    </w:lvl>
+    <w:lvl w:ilvl="2" w:tplc="0C0A0005" w:tentative="1">
+      <w:start w:val="1"/>
+      <w:numFmt w:val="bullet"/>
+      <w:lvlText w:val=""/>
+      <w:lvlJc w:val="left"/>
+      <w:pPr>
+        <w:ind w:left="2160" w:hanging="360"/>
+      </w:pPr>
+      <w:rPr>
+        <w:rFonts w:ascii="Wingdings" w:hAnsi="Wingdings" w:hint="default"/>
+      </w:rPr>
+    </w:lvl>
+    <w:lvl w:ilvl="3" w:tplc="0C0A0001" w:tentative="1">
+      <w:start w:val="1"/>
+      <w:numFmt w:val="bullet"/>
+      <w:lvlText w:val=""/>
+      <w:lvlJc w:val="left"/>
+      <w:pPr>
+        <w:ind w:left="2880" w:hanging="360"/>
+      </w:pPr>
+      <w:rPr>
+        <w:rFonts w:ascii="Symbol" w:hAnsi="Symbol" w:hint="default"/>
+      </w:rPr>
+    </w:lvl>
+    <w:lvl w:ilvl="4" w:tplc="0C0A0003" w:tentative="1">
+      <w:start w:val="1"/>
+      <w:numFmt w:val="bullet"/>
+      <w:lvlText w:val="o"/>
+      <w:lvlJc w:val="left"/>
+      <w:pPr>
+        <w:ind w:left="3600" w:hanging="360"/>
+      </w:pPr>
+      <w:rPr>
+        <w:rFonts w:ascii="Courier New" w:hAnsi="Courier New" w:cs="Courier New" w:hint="default"/>
+      </w:rPr>
+    </w:lvl>
+    <w:lvl w:ilvl="5" w:tplc="0C0A0005" w:tentative="1">
+      <w:start w:val="1"/>
+      <w:numFmt w:val="bullet"/>
+      <w:lvlText w:val=""/>
+      <w:lvlJc w:val="left"/>
+      <w:pPr>
+        <w:ind w:left="4320" w:hanging="360"/>
+      </w:pPr>
+      <w:rPr>
+        <w:rFonts w:ascii="Wingdings" w:hAnsi="Wingdings" w:hint="default"/>
+      </w:rPr>
+    </w:lvl>
+    <w:lvl w:ilvl="6" w:tplc="0C0A0001" w:tentative="1">
+      <w:start w:val="1"/>
+      <w:numFmt w:val="bullet"/>
+      <w:lvlText w:val=""/>
+      <w:lvlJc w:val="left"/>
+      <w:pPr>
+        <w:ind w:left="5040" w:hanging="360"/>
+      </w:pPr>
+      <w:rPr>
+        <w:rFonts w:ascii="Symbol" w:hAnsi="Symbol" w:hint="default"/>
+      </w:rPr>
+    </w:lvl>
+    <w:lvl w:ilvl="7" w:tplc="0C0A0003" w:tentative="1">
+      <w:start w:val="1"/>
+      <w:numFmt w:val="bullet"/>
+      <w:lvlText w:val="o"/>
+      <w:lvlJc w:val="left"/>
+      <w:pPr>
+        <w:ind w:left="5760" w:hanging="360"/>
+      </w:pPr>
+      <w:rPr>
+        <w:rFonts w:ascii="Courier New" w:hAnsi="Courier New" w:cs="Courier New" w:hint="default"/>
+      </w:rPr>
+    </w:lvl>
+    <w:lvl w:ilvl="8" w:tplc="0C0A0005" w:tentative="1">
+      <w:start w:val="1"/>
+      <w:numFmt w:val="bullet"/>
+      <w:lvlText w:val=""/>
+      <w:lvlJc w:val="left"/>
+      <w:pPr>
+        <w:ind w:left="6480" w:hanging="360"/>
+      </w:pPr>
+      <w:rPr>
+        <w:rFonts w:ascii="Wingdings" w:hAnsi="Wingdings" w:hint="default"/>
+      </w:rPr>
+    </w:lvl>
+  </w:abstractNum>
+  <w:abstractNum w:abstractNumId="5" w15:restartNumberingAfterBreak="0">
+    <w:nsid w:val="0A0923A4"/>
+    <w:multiLevelType w:val="multilevel"/>
+    <w:tmpl w:val="616871FE"/>
+    <w:lvl w:ilvl="0">
+      <w:start w:val="1"/>
+      <w:numFmt w:val="decimal"/>
+      <w:lvlText w:val="%1."/>
+      <w:lvlJc w:val="left"/>
+      <w:pPr>
+        <w:ind w:left="720" w:hanging="360"/>
+      </w:pPr>
+      <w:rPr>
+        <w:rFonts w:hint="default"/>
+      </w:rPr>
+    </w:lvl>
+    <w:lvl w:ilvl="1">
+      <w:start w:val="1"/>
+      <w:numFmt w:val="decimal"/>
+      <w:isLgl/>
+      <w:lvlText w:val="%1.%2"/>
+      <w:lvlJc w:val="left"/>
+      <w:pPr>
+        <w:ind w:left="840" w:hanging="480"/>
+      </w:pPr>
+      <w:rPr>
+        <w:rFonts w:hint="default"/>
+      </w:rPr>
+    </w:lvl>
+    <w:lvl w:ilvl="2">
+      <w:start w:val="1"/>
+      <w:numFmt w:val="decimal"/>
+      <w:isLgl/>
+      <w:lvlText w:val="%1.%2.%3"/>
+      <w:lvlJc w:val="left"/>
+      <w:pPr>
+        <w:ind w:left="1080" w:hanging="720"/>
+      </w:pPr>
+      <w:rPr>
+        <w:rFonts w:hint="default"/>
+      </w:rPr>
+    </w:lvl>
+    <w:lvl w:ilvl="3">
+      <w:start w:val="1"/>
+      <w:numFmt w:val="decimal"/>
+      <w:isLgl/>
+      <w:lvlText w:val="%1.%2.%3.%4"/>
+      <w:lvlJc w:val="left"/>
+      <w:pPr>
+        <w:ind w:left="1440" w:hanging="1080"/>
+      </w:pPr>
+      <w:rPr>
+        <w:rFonts w:hint="default"/>
+      </w:rPr>
+    </w:lvl>
+    <w:lvl w:ilvl="4">
+      <w:start w:val="1"/>
+      <w:numFmt w:val="decimal"/>
+      <w:isLgl/>
+      <w:lvlText w:val="%1.%2.%3.%4.%5"/>
+      <w:lvlJc w:val="left"/>
+      <w:pPr>
+        <w:ind w:left="1440" w:hanging="1080"/>
+      </w:pPr>
+      <w:rPr>
+        <w:rFonts w:hint="default"/>
+      </w:rPr>
+    </w:lvl>
+    <w:lvl w:ilvl="5">
+      <w:start w:val="1"/>
+      <w:numFmt w:val="decimal"/>
+      <w:isLgl/>
+      <w:lvlText w:val="%1.%2.%3.%4.%5.%6"/>
+      <w:lvlJc w:val="left"/>
+      <w:pPr>
+        <w:ind w:left="1800" w:hanging="1440"/>
+      </w:pPr>
+      <w:rPr>
+        <w:rFonts w:hint="default"/>
+      </w:rPr>
+    </w:lvl>
+    <w:lvl w:ilvl="6">
+      <w:start w:val="1"/>
+      <w:numFmt w:val="decimal"/>
+      <w:isLgl/>
+      <w:lvlText w:val="%1.%2.%3.%4.%5.%6.%7"/>
+      <w:lvlJc w:val="left"/>
+      <w:pPr>
+        <w:ind w:left="1800" w:hanging="1440"/>
+      </w:pPr>
+      <w:rPr>
+        <w:rFonts w:hint="default"/>
+      </w:rPr>
+    </w:lvl>
+    <w:lvl w:ilvl="7">
+      <w:start w:val="1"/>
+      <w:numFmt w:val="decimal"/>
+      <w:isLgl/>
+      <w:lvlText w:val="%1.%2.%3.%4.%5.%6.%7.%8"/>
+      <w:lvlJc w:val="left"/>
+      <w:pPr>
+        <w:ind w:left="2160" w:hanging="1800"/>
+      </w:pPr>
+      <w:rPr>
+        <w:rFonts w:hint="default"/>
+      </w:rPr>
+    </w:lvl>
+    <w:lvl w:ilvl="8">
+      <w:start w:val="1"/>
+      <w:numFmt w:val="decimal"/>
+      <w:isLgl/>
+      <w:lvlText w:val="%1.%2.%3.%4.%5.%6.%7.%8.%9"/>
+      <w:lvlJc w:val="left"/>
+      <w:pPr>
+        <w:ind w:left="2160" w:hanging="1800"/>
+      </w:pPr>
+      <w:rPr>
+        <w:rFonts w:hint="default"/>
+      </w:rPr>
+    </w:lvl>
+  </w:abstractNum>
+  <w:abstractNum w:abstractNumId="6" w15:restartNumberingAfterBreak="0">
+    <w:nsid w:val="0E3822AC"/>
+    <w:multiLevelType w:val="hybridMultilevel"/>
+    <w:tmpl w:val="DD4AE594"/>
+    <w:lvl w:ilvl="0" w:tplc="0C0A000F">
+      <w:numFmt w:val="decimal"/>
+      <w:lvlText w:val="%1."/>
+      <w:lvlJc w:val="left"/>
+      <w:pPr>
+        <w:ind w:left="720" w:hanging="360"/>
+      </w:pPr>
+      <w:rPr>
+        <w:rFonts w:hint="default"/>
+      </w:rPr>
+    </w:lvl>
+    <w:lvl w:ilvl="1" w:tplc="0C0A0019" w:tentative="1">
+      <w:start w:val="1"/>
+      <w:numFmt w:val="lowerLetter"/>
+      <w:lvlText w:val="%2."/>
+      <w:lvlJc w:val="left"/>
+      <w:pPr>
+        <w:ind w:left="1440" w:hanging="360"/>
+      </w:pPr>
+    </w:lvl>
+    <w:lvl w:ilvl="2" w:tplc="0C0A001B" w:tentative="1">
+      <w:start w:val="1"/>
+      <w:numFmt w:val="lowerRoman"/>
+      <w:lvlText w:val="%3."/>
+      <w:lvlJc w:val="right"/>
+      <w:pPr>
+        <w:ind w:left="2160" w:hanging="180"/>
+      </w:pPr>
+    </w:lvl>
+    <w:lvl w:ilvl="3" w:tplc="0C0A000F" w:tentative="1">
+      <w:start w:val="1"/>
+      <w:numFmt w:val="decimal"/>
+      <w:lvlText w:val="%4."/>
+      <w:lvlJc w:val="left"/>
+      <w:pPr>
+        <w:ind w:left="2880" w:hanging="360"/>
+      </w:pPr>
+    </w:lvl>
+    <w:lvl w:ilvl="4" w:tplc="0C0A0019" w:tentative="1">
+      <w:start w:val="1"/>
+      <w:numFmt w:val="lowerLetter"/>
+      <w:lvlText w:val="%5."/>
+      <w:lvlJc w:val="left"/>
+      <w:pPr>
+        <w:ind w:left="3600" w:hanging="360"/>
+      </w:pPr>
+    </w:lvl>
+    <w:lvl w:ilvl="5" w:tplc="0C0A001B" w:tentative="1">
+      <w:start w:val="1"/>
+      <w:numFmt w:val="lowerRoman"/>
+      <w:lvlText w:val="%6."/>
+      <w:lvlJc w:val="right"/>
+      <w:pPr>
+        <w:ind w:left="4320" w:hanging="180"/>
+      </w:pPr>
+    </w:lvl>
+    <w:lvl w:ilvl="6" w:tplc="0C0A000F" w:tentative="1">
+      <w:start w:val="1"/>
+      <w:numFmt w:val="decimal"/>
+      <w:lvlText w:val="%7."/>
+      <w:lvlJc w:val="left"/>
+      <w:pPr>
+        <w:ind w:left="5040" w:hanging="360"/>
+      </w:pPr>
+    </w:lvl>
+    <w:lvl w:ilvl="7" w:tplc="0C0A0019" w:tentative="1">
+      <w:start w:val="1"/>
+      <w:numFmt w:val="lowerLetter"/>
+      <w:lvlText w:val="%8."/>
+      <w:lvlJc w:val="left"/>
+      <w:pPr>
+        <w:ind w:left="5760" w:hanging="360"/>
+      </w:pPr>
+    </w:lvl>
+    <w:lvl w:ilvl="8" w:tplc="0C0A001B" w:tentative="1">
+      <w:start w:val="1"/>
+      <w:numFmt w:val="lowerRoman"/>
+      <w:lvlText w:val="%9."/>
+      <w:lvlJc w:val="right"/>
+      <w:pPr>
+        <w:ind w:left="6480" w:hanging="180"/>
+      </w:pPr>
+    </w:lvl>
+  </w:abstractNum>
+  <w:abstractNum w:abstractNumId="7" w15:restartNumberingAfterBreak="0">
+    <w:nsid w:val="0F834E6C"/>
+    <w:multiLevelType w:val="hybridMultilevel"/>
+    <w:tmpl w:val="9DB6DF50"/>
+    <w:lvl w:ilvl="0" w:tplc="0C0A0001">
+      <w:start w:val="1"/>
+      <w:numFmt w:val="bullet"/>
+      <w:lvlText w:val=""/>
+      <w:lvlJc w:val="left"/>
+      <w:pPr>
+        <w:ind w:left="720" w:hanging="360"/>
+      </w:pPr>
+      <w:rPr>
+        <w:rFonts w:ascii="Symbol" w:hAnsi="Symbol" w:hint="default"/>
+      </w:rPr>
+    </w:lvl>
+    <w:lvl w:ilvl="1" w:tplc="0C0A0003" w:tentative="1">
+      <w:start w:val="1"/>
+      <w:numFmt w:val="bullet"/>
+      <w:lvlText w:val="o"/>
+      <w:lvlJc w:val="left"/>
+      <w:pPr>
+        <w:ind w:left="1440" w:hanging="360"/>
+      </w:pPr>
+      <w:rPr>
+        <w:rFonts w:ascii="Courier New" w:hAnsi="Courier New" w:cs="Courier New" w:hint="default"/>
+      </w:rPr>
+    </w:lvl>
+    <w:lvl w:ilvl="2" w:tplc="0C0A0005" w:tentative="1">
+      <w:start w:val="1"/>
+      <w:numFmt w:val="bullet"/>
+      <w:lvlText w:val=""/>
+      <w:lvlJc w:val="left"/>
+      <w:pPr>
+        <w:ind w:left="2160" w:hanging="360"/>
+      </w:pPr>
+      <w:rPr>
+        <w:rFonts w:ascii="Wingdings" w:hAnsi="Wingdings" w:hint="default"/>
+      </w:rPr>
+    </w:lvl>
+    <w:lvl w:ilvl="3" w:tplc="0C0A0001" w:tentative="1">
+      <w:start w:val="1"/>
+      <w:numFmt w:val="bullet"/>
+      <w:lvlText w:val=""/>
+      <w:lvlJc w:val="left"/>
+      <w:pPr>
+        <w:ind w:left="2880" w:hanging="360"/>
+      </w:pPr>
+      <w:rPr>
+        <w:rFonts w:ascii="Symbol" w:hAnsi="Symbol" w:hint="default"/>
+      </w:rPr>
+    </w:lvl>
+    <w:lvl w:ilvl="4" w:tplc="0C0A0003" w:tentative="1">
+      <w:start w:val="1"/>
+      <w:numFmt w:val="bullet"/>
+      <w:lvlText w:val="o"/>
+      <w:lvlJc w:val="left"/>
+      <w:pPr>
+        <w:ind w:left="3600" w:hanging="360"/>
+      </w:pPr>
+      <w:rPr>
+        <w:rFonts w:ascii="Courier New" w:hAnsi="Courier New" w:cs="Courier New" w:hint="default"/>
+      </w:rPr>
+    </w:lvl>
+    <w:lvl w:ilvl="5" w:tplc="0C0A0005" w:tentative="1">
+      <w:start w:val="1"/>
+      <w:numFmt w:val="bullet"/>
+      <w:lvlText w:val=""/>
+      <w:lvlJc w:val="left"/>
+      <w:pPr>
+        <w:ind w:left="4320" w:hanging="360"/>
+      </w:pPr>
+      <w:rPr>
+        <w:rFonts w:ascii="Wingdings" w:hAnsi="Wingdings" w:hint="default"/>
+      </w:rPr>
+    </w:lvl>
+    <w:lvl w:ilvl="6" w:tplc="0C0A0001" w:tentative="1">
+      <w:start w:val="1"/>
+      <w:numFmt w:val="bullet"/>
+      <w:lvlText w:val=""/>
+      <w:lvlJc w:val="left"/>
+      <w:pPr>
+        <w:ind w:left="5040" w:hanging="360"/>
+      </w:pPr>
+      <w:rPr>
+        <w:rFonts w:ascii="Symbol" w:hAnsi="Symbol" w:hint="default"/>
+      </w:rPr>
+    </w:lvl>
+    <w:lvl w:ilvl="7" w:tplc="0C0A0003" w:tentative="1">
+      <w:start w:val="1"/>
+      <w:numFmt w:val="bullet"/>
+      <w:lvlText w:val="o"/>
+      <w:lvlJc w:val="left"/>
+      <w:pPr>
+        <w:ind w:left="5760" w:hanging="360"/>
+      </w:pPr>
+      <w:rPr>
+        <w:rFonts w:ascii="Courier New" w:hAnsi="Courier New" w:cs="Courier New" w:hint="default"/>
+      </w:rPr>
+    </w:lvl>
+    <w:lvl w:ilvl="8" w:tplc="0C0A0005" w:tentative="1">
+      <w:start w:val="1"/>
+      <w:numFmt w:val="bullet"/>
+      <w:lvlText w:val=""/>
+      <w:lvlJc w:val="left"/>
+      <w:pPr>
+        <w:ind w:left="6480" w:hanging="360"/>
+      </w:pPr>
+      <w:rPr>
+        <w:rFonts w:ascii="Wingdings" w:hAnsi="Wingdings" w:hint="default"/>
+      </w:rPr>
+    </w:lvl>
+  </w:abstractNum>
+  <w:abstractNum w:abstractNumId="8" w15:restartNumberingAfterBreak="0">
+    <w:nsid w:val="10C16F7A"/>
+    <w:multiLevelType w:val="multilevel"/>
+    <w:tmpl w:val="616871FE"/>
+    <w:lvl w:ilvl="0">
+      <w:start w:val="1"/>
+      <w:numFmt w:val="decimal"/>
+      <w:lvlText w:val="%1."/>
+      <w:lvlJc w:val="left"/>
+      <w:pPr>
+        <w:ind w:left="720" w:hanging="360"/>
+      </w:pPr>
+      <w:rPr>
+        <w:rFonts w:hint="default"/>
+      </w:rPr>
+    </w:lvl>
+    <w:lvl w:ilvl="1">
+      <w:start w:val="1"/>
+      <w:numFmt w:val="decimal"/>
+      <w:isLgl/>
+      <w:lvlText w:val="%1.%2"/>
+      <w:lvlJc w:val="left"/>
+      <w:pPr>
+        <w:ind w:left="840" w:hanging="480"/>
+      </w:pPr>
+      <w:rPr>
+        <w:rFonts w:hint="default"/>
+      </w:rPr>
+    </w:lvl>
+    <w:lvl w:ilvl="2">
+      <w:start w:val="1"/>
+      <w:numFmt w:val="decimal"/>
+      <w:isLgl/>
+      <w:lvlText w:val="%1.%2.%3"/>
+      <w:lvlJc w:val="left"/>
+      <w:pPr>
+        <w:ind w:left="1080" w:hanging="720"/>
+      </w:pPr>
+      <w:rPr>
+        <w:rFonts w:hint="default"/>
+      </w:rPr>
+    </w:lvl>
+    <w:lvl w:ilvl="3">
+      <w:start w:val="1"/>
+      <w:numFmt w:val="decimal"/>
+      <w:isLgl/>
+      <w:lvlText w:val="%1.%2.%3.%4"/>
+      <w:lvlJc w:val="left"/>
+      <w:pPr>
+        <w:ind w:left="1440" w:hanging="1080"/>
+      </w:pPr>
+      <w:rPr>
+        <w:rFonts w:hint="default"/>
+      </w:rPr>
+    </w:lvl>
+    <w:lvl w:ilvl="4">
+      <w:start w:val="1"/>
+      <w:numFmt w:val="decimal"/>
+      <w:isLgl/>
+      <w:lvlText w:val="%1.%2.%3.%4.%5"/>
+      <w:lvlJc w:val="left"/>
+      <w:pPr>
+        <w:ind w:left="1440" w:hanging="1080"/>
+      </w:pPr>
+      <w:rPr>
+        <w:rFonts w:hint="default"/>
+      </w:rPr>
+    </w:lvl>
+    <w:lvl w:ilvl="5">
+      <w:start w:val="1"/>
+      <w:numFmt w:val="decimal"/>
+      <w:isLgl/>
+      <w:lvlText w:val="%1.%2.%3.%4.%5.%6"/>
+      <w:lvlJc w:val="left"/>
+      <w:pPr>
+        <w:ind w:left="1800" w:hanging="1440"/>
+      </w:pPr>
+      <w:rPr>
+        <w:rFonts w:hint="default"/>
+      </w:rPr>
+    </w:lvl>
+    <w:lvl w:ilvl="6">
+      <w:start w:val="1"/>
+      <w:numFmt w:val="decimal"/>
+      <w:isLgl/>
+      <w:lvlText w:val="%1.%2.%3.%4.%5.%6.%7"/>
+      <w:lvlJc w:val="left"/>
+      <w:pPr>
+        <w:ind w:left="1800" w:hanging="1440"/>
+      </w:pPr>
+      <w:rPr>
+        <w:rFonts w:hint="default"/>
+      </w:rPr>
+    </w:lvl>
+    <w:lvl w:ilvl="7">
+      <w:start w:val="1"/>
+      <w:numFmt w:val="decimal"/>
+      <w:isLgl/>
+      <w:lvlText w:val="%1.%2.%3.%4.%5.%6.%7.%8"/>
+      <w:lvlJc w:val="left"/>
+      <w:pPr>
+        <w:ind w:left="2160" w:hanging="1800"/>
+      </w:pPr>
+      <w:rPr>
+        <w:rFonts w:hint="default"/>
+      </w:rPr>
+    </w:lvl>
+    <w:lvl w:ilvl="8">
+      <w:start w:val="1"/>
+      <w:numFmt w:val="decimal"/>
+      <w:isLgl/>
+      <w:lvlText w:val="%1.%2.%3.%4.%5.%6.%7.%8.%9"/>
+      <w:lvlJc w:val="left"/>
+      <w:pPr>
+        <w:ind w:left="2160" w:hanging="1800"/>
+      </w:pPr>
+      <w:rPr>
+        <w:rFonts w:hint="default"/>
+      </w:rPr>
+    </w:lvl>
+  </w:abstractNum>
+  <w:abstractNum w:abstractNumId="9" w15:restartNumberingAfterBreak="0">
+    <w:nsid w:val="18436FF0"/>
+    <w:multiLevelType w:val="hybridMultilevel"/>
+    <w:tmpl w:val="3C808CA6"/>
+    <w:lvl w:ilvl="0" w:tplc="0C0A000F">
+      <w:start w:val="1"/>
+      <w:numFmt w:val="decimal"/>
+      <w:lvlText w:val="%1."/>
+      <w:lvlJc w:val="left"/>
+      <w:pPr>
+        <w:ind w:left="1440" w:hanging="360"/>
+      </w:pPr>
+    </w:lvl>
+    <w:lvl w:ilvl="1" w:tplc="0C0A0019" w:tentative="1">
+      <w:start w:val="1"/>
+      <w:numFmt w:val="lowerLetter"/>
+      <w:lvlText w:val="%2."/>
+      <w:lvlJc w:val="left"/>
+      <w:pPr>
+        <w:ind w:left="2160" w:hanging="360"/>
+      </w:pPr>
+    </w:lvl>
+    <w:lvl w:ilvl="2" w:tplc="0C0A001B" w:tentative="1">
+      <w:start w:val="1"/>
+      <w:numFmt w:val="lowerRoman"/>
+      <w:lvlText w:val="%3."/>
+      <w:lvlJc w:val="right"/>
+      <w:pPr>
+        <w:ind w:left="2880" w:hanging="180"/>
+      </w:pPr>
+    </w:lvl>
+    <w:lvl w:ilvl="3" w:tplc="0C0A000F" w:tentative="1">
+      <w:start w:val="1"/>
+      <w:numFmt w:val="decimal"/>
+      <w:lvlText w:val="%4."/>
+      <w:lvlJc w:val="left"/>
+      <w:pPr>
+        <w:ind w:left="3600" w:hanging="360"/>
+      </w:pPr>
+    </w:lvl>
+    <w:lvl w:ilvl="4" w:tplc="0C0A0019" w:tentative="1">
+      <w:start w:val="1"/>
+      <w:numFmt w:val="lowerLetter"/>
+      <w:lvlText w:val="%5."/>
+      <w:lvlJc w:val="left"/>
+      <w:pPr>
+        <w:ind w:left="4320" w:hanging="360"/>
+      </w:pPr>
+    </w:lvl>
+    <w:lvl w:ilvl="5" w:tplc="0C0A001B" w:tentative="1">
+      <w:start w:val="1"/>
+      <w:numFmt w:val="lowerRoman"/>
+      <w:lvlText w:val="%6."/>
+      <w:lvlJc w:val="right"/>
+      <w:pPr>
+        <w:ind w:left="5040" w:hanging="180"/>
+      </w:pPr>
+    </w:lvl>
+    <w:lvl w:ilvl="6" w:tplc="0C0A000F" w:tentative="1">
+      <w:start w:val="1"/>
+      <w:numFmt w:val="decimal"/>
+      <w:lvlText w:val="%7."/>
+      <w:lvlJc w:val="left"/>
+      <w:pPr>
+        <w:ind w:left="5760" w:hanging="360"/>
+      </w:pPr>
+    </w:lvl>
+    <w:lvl w:ilvl="7" w:tplc="0C0A0019" w:tentative="1">
+      <w:start w:val="1"/>
+      <w:numFmt w:val="lowerLetter"/>
+      <w:lvlText w:val="%8."/>
+      <w:lvlJc w:val="left"/>
+      <w:pPr>
+        <w:ind w:left="6480" w:hanging="360"/>
+      </w:pPr>
+    </w:lvl>
+    <w:lvl w:ilvl="8" w:tplc="0C0A001B" w:tentative="1">
+      <w:start w:val="1"/>
+      <w:numFmt w:val="lowerRoman"/>
+      <w:lvlText w:val="%9."/>
+      <w:lvlJc w:val="right"/>
+      <w:pPr>
+        <w:ind w:left="7200" w:hanging="180"/>
+      </w:pPr>
+    </w:lvl>
+  </w:abstractNum>
+  <w:abstractNum w:abstractNumId="10" w15:restartNumberingAfterBreak="0">
+    <w:nsid w:val="1AD91F47"/>
+    <w:multiLevelType w:val="multilevel"/>
+    <w:tmpl w:val="616871FE"/>
+    <w:lvl w:ilvl="0">
+      <w:start w:val="1"/>
+      <w:numFmt w:val="decimal"/>
+      <w:lvlText w:val="%1."/>
+      <w:lvlJc w:val="left"/>
+      <w:pPr>
+        <w:ind w:left="720" w:hanging="360"/>
+      </w:pPr>
+      <w:rPr>
+        <w:rFonts w:hint="default"/>
+      </w:rPr>
+    </w:lvl>
+    <w:lvl w:ilvl="1">
+      <w:start w:val="1"/>
+      <w:numFmt w:val="decimal"/>
+      <w:isLgl/>
+      <w:lvlText w:val="%1.%2"/>
+      <w:lvlJc w:val="left"/>
+      <w:pPr>
+        <w:ind w:left="840" w:hanging="480"/>
+      </w:pPr>
+      <w:rPr>
+        <w:rFonts w:hint="default"/>
+      </w:rPr>
+    </w:lvl>
+    <w:lvl w:ilvl="2">
+      <w:start w:val="1"/>
+      <w:numFmt w:val="decimal"/>
+      <w:isLgl/>
+      <w:lvlText w:val="%1.%2.%3"/>
+      <w:lvlJc w:val="left"/>
+      <w:pPr>
+        <w:ind w:left="1080" w:hanging="720"/>
+      </w:pPr>
+      <w:rPr>
+        <w:rFonts w:hint="default"/>
+      </w:rPr>
+    </w:lvl>
+    <w:lvl w:ilvl="3">
+      <w:start w:val="1"/>
+      <w:numFmt w:val="decimal"/>
+      <w:isLgl/>
+      <w:lvlText w:val="%1.%2.%3.%4"/>
+      <w:lvlJc w:val="left"/>
+      <w:pPr>
+        <w:ind w:left="1440" w:hanging="1080"/>
+      </w:pPr>
+      <w:rPr>
+        <w:rFonts w:hint="default"/>
+      </w:rPr>
+    </w:lvl>
+    <w:lvl w:ilvl="4">
+      <w:start w:val="1"/>
+      <w:numFmt w:val="decimal"/>
+      <w:isLgl/>
+      <w:lvlText w:val="%1.%2.%3.%4.%5"/>
+      <w:lvlJc w:val="left"/>
+      <w:pPr>
+        <w:ind w:left="1440" w:hanging="1080"/>
+      </w:pPr>
+      <w:rPr>
+        <w:rFonts w:hint="default"/>
+      </w:rPr>
+    </w:lvl>
+    <w:lvl w:ilvl="5">
+      <w:start w:val="1"/>
+      <w:numFmt w:val="decimal"/>
+      <w:isLgl/>
+      <w:lvlText w:val="%1.%2.%3.%4.%5.%6"/>
+      <w:lvlJc w:val="left"/>
+      <w:pPr>
+        <w:ind w:left="1800" w:hanging="1440"/>
+      </w:pPr>
+      <w:rPr>
+        <w:rFonts w:hint="default"/>
+      </w:rPr>
+    </w:lvl>
+    <w:lvl w:ilvl="6">
+      <w:start w:val="1"/>
+      <w:numFmt w:val="decimal"/>
+      <w:isLgl/>
+      <w:lvlText w:val="%1.%2.%3.%4.%5.%6.%7"/>
+      <w:lvlJc w:val="left"/>
+      <w:pPr>
+        <w:ind w:left="1800" w:hanging="1440"/>
+      </w:pPr>
+      <w:rPr>
+        <w:rFonts w:hint="default"/>
+      </w:rPr>
+    </w:lvl>
+    <w:lvl w:ilvl="7">
+      <w:start w:val="1"/>
+      <w:numFmt w:val="decimal"/>
+      <w:isLgl/>
+      <w:lvlText w:val="%1.%2.%3.%4.%5.%6.%7.%8"/>
+      <w:lvlJc w:val="left"/>
+      <w:pPr>
+        <w:ind w:left="2160" w:hanging="1800"/>
+      </w:pPr>
+      <w:rPr>
+        <w:rFonts w:hint="default"/>
+      </w:rPr>
+    </w:lvl>
+    <w:lvl w:ilvl="8">
+      <w:start w:val="1"/>
+      <w:numFmt w:val="decimal"/>
+      <w:isLgl/>
+      <w:lvlText w:val="%1.%2.%3.%4.%5.%6.%7.%8.%9"/>
+      <w:lvlJc w:val="left"/>
+      <w:pPr>
+        <w:ind w:left="2160" w:hanging="1800"/>
+      </w:pPr>
+      <w:rPr>
+        <w:rFonts w:hint="default"/>
+      </w:rPr>
+    </w:lvl>
+  </w:abstractNum>
+  <w:abstractNum w:abstractNumId="11" w15:restartNumberingAfterBreak="0">
+    <w:nsid w:val="1FA8276A"/>
+    <w:multiLevelType w:val="multilevel"/>
+    <w:tmpl w:val="616871FE"/>
+    <w:lvl w:ilvl="0">
+      <w:start w:val="1"/>
+      <w:numFmt w:val="decimal"/>
+      <w:lvlText w:val="%1."/>
+      <w:lvlJc w:val="left"/>
+      <w:pPr>
+        <w:ind w:left="720" w:hanging="360"/>
+      </w:pPr>
+      <w:rPr>
+        <w:rFonts w:hint="default"/>
+      </w:rPr>
+    </w:lvl>
+    <w:lvl w:ilvl="1">
+      <w:start w:val="1"/>
+      <w:numFmt w:val="decimal"/>
+      <w:isLgl/>
+      <w:lvlText w:val="%1.%2"/>
+      <w:lvlJc w:val="left"/>
+      <w:pPr>
+        <w:ind w:left="840" w:hanging="480"/>
+      </w:pPr>
+      <w:rPr>
+        <w:rFonts w:hint="default"/>
+      </w:rPr>
+    </w:lvl>
+    <w:lvl w:ilvl="2">
+      <w:start w:val="1"/>
+      <w:numFmt w:val="decimal"/>
+      <w:isLgl/>
+      <w:lvlText w:val="%1.%2.%3"/>
+      <w:lvlJc w:val="left"/>
+      <w:pPr>
+        <w:ind w:left="1080" w:hanging="720"/>
+      </w:pPr>
+      <w:rPr>
+        <w:rFonts w:hint="default"/>
+      </w:rPr>
+    </w:lvl>
+    <w:lvl w:ilvl="3">
+      <w:start w:val="1"/>
+      <w:numFmt w:val="decimal"/>
+      <w:isLgl/>
+      <w:lvlText w:val="%1.%2.%3.%4"/>
+      <w:lvlJc w:val="left"/>
+      <w:pPr>
+        <w:ind w:left="1440" w:hanging="1080"/>
+      </w:pPr>
+      <w:rPr>
+        <w:rFonts w:hint="default"/>
+      </w:rPr>
+    </w:lvl>
+    <w:lvl w:ilvl="4">
+      <w:start w:val="1"/>
+      <w:numFmt w:val="decimal"/>
+      <w:isLgl/>
+      <w:lvlText w:val="%1.%2.%3.%4.%5"/>
+      <w:lvlJc w:val="left"/>
+      <w:pPr>
+        <w:ind w:left="1440" w:hanging="1080"/>
+      </w:pPr>
+      <w:rPr>
+        <w:rFonts w:hint="default"/>
+      </w:rPr>
+    </w:lvl>
+    <w:lvl w:ilvl="5">
+      <w:start w:val="1"/>
+      <w:numFmt w:val="decimal"/>
+      <w:isLgl/>
+      <w:lvlText w:val="%1.%2.%3.%4.%5.%6"/>
+      <w:lvlJc w:val="left"/>
+      <w:pPr>
+        <w:ind w:left="1800" w:hanging="1440"/>
+      </w:pPr>
+      <w:rPr>
+        <w:rFonts w:hint="default"/>
+      </w:rPr>
+    </w:lvl>
+    <w:lvl w:ilvl="6">
+      <w:start w:val="1"/>
+      <w:numFmt w:val="decimal"/>
+      <w:isLgl/>
+      <w:lvlText w:val="%1.%2.%3.%4.%5.%6.%7"/>
+      <w:lvlJc w:val="left"/>
+      <w:pPr>
+        <w:ind w:left="1800" w:hanging="1440"/>
+      </w:pPr>
+      <w:rPr>
+        <w:rFonts w:hint="default"/>
+      </w:rPr>
+    </w:lvl>
+    <w:lvl w:ilvl="7">
+      <w:start w:val="1"/>
+      <w:numFmt w:val="decimal"/>
+      <w:isLgl/>
+      <w:lvlText w:val="%1.%2.%3.%4.%5.%6.%7.%8"/>
+      <w:lvlJc w:val="left"/>
+      <w:pPr>
+        <w:ind w:left="2160" w:hanging="1800"/>
+      </w:pPr>
+      <w:rPr>
+        <w:rFonts w:hint="default"/>
+      </w:rPr>
+    </w:lvl>
+    <w:lvl w:ilvl="8">
+      <w:start w:val="1"/>
+      <w:numFmt w:val="decimal"/>
+      <w:isLgl/>
+      <w:lvlText w:val="%1.%2.%3.%4.%5.%6.%7.%8.%9"/>
+      <w:lvlJc w:val="left"/>
+      <w:pPr>
+        <w:ind w:left="2160" w:hanging="1800"/>
+      </w:pPr>
+      <w:rPr>
+        <w:rFonts w:hint="default"/>
+      </w:rPr>
+    </w:lvl>
+  </w:abstractNum>
+  <w:abstractNum w:abstractNumId="12" w15:restartNumberingAfterBreak="0">
+    <w:nsid w:val="25043678"/>
+    <w:multiLevelType w:val="multilevel"/>
+    <w:tmpl w:val="B4FEF058"/>
+    <w:lvl w:ilvl="0">
+      <w:start w:val="1"/>
+      <w:numFmt w:val="decimal"/>
+      <w:lvlText w:val="%1."/>
+      <w:lvlJc w:val="left"/>
+      <w:pPr>
+        <w:tabs>
+          <w:tab w:val="num" w:pos="720"/>
+        </w:tabs>
+        <w:ind w:left="720" w:hanging="360"/>
+      </w:pPr>
+    </w:lvl>
+    <w:lvl w:ilvl="1" w:tentative="1">
+      <w:start w:val="1"/>
+      <w:numFmt w:val="decimal"/>
+      <w:lvlText w:val="%2."/>
+      <w:lvlJc w:val="left"/>
+      <w:pPr>
+        <w:tabs>
+          <w:tab w:val="num" w:pos="1440"/>
+        </w:tabs>
+        <w:ind w:left="1440" w:hanging="360"/>
+      </w:pPr>
+    </w:lvl>
+    <w:lvl w:ilvl="2" w:tentative="1">
+      <w:start w:val="1"/>
+      <w:numFmt w:val="decimal"/>
+      <w:lvlText w:val="%3."/>
+      <w:lvlJc w:val="left"/>
+      <w:pPr>
+        <w:tabs>
+          <w:tab w:val="num" w:pos="2160"/>
+        </w:tabs>
+        <w:ind w:left="2160" w:hanging="360"/>
+      </w:pPr>
+    </w:lvl>
+    <w:lvl w:ilvl="3" w:tentative="1">
+      <w:start w:val="1"/>
+      <w:numFmt w:val="decimal"/>
+      <w:lvlText w:val="%4."/>
+      <w:lvlJc w:val="left"/>
+      <w:pPr>
+        <w:tabs>
+          <w:tab w:val="num" w:pos="2880"/>
+        </w:tabs>
+        <w:ind w:left="2880" w:hanging="360"/>
+      </w:pPr>
+    </w:lvl>
+    <w:lvl w:ilvl="4" w:tentative="1">
+      <w:start w:val="1"/>
+      <w:numFmt w:val="decimal"/>
+      <w:lvlText w:val="%5."/>
+      <w:lvlJc w:val="left"/>
+      <w:pPr>
+        <w:tabs>
+          <w:tab w:val="num" w:pos="3600"/>
+        </w:tabs>
+        <w:ind w:left="3600" w:hanging="360"/>
+      </w:pPr>
+    </w:lvl>
+    <w:lvl w:ilvl="5" w:tentative="1">
+      <w:start w:val="1"/>
+      <w:numFmt w:val="decimal"/>
+      <w:lvlText w:val="%6."/>
+      <w:lvlJc w:val="left"/>
+      <w:pPr>
+        <w:tabs>
+          <w:tab w:val="num" w:pos="4320"/>
+        </w:tabs>
+        <w:ind w:left="4320" w:hanging="360"/>
+      </w:pPr>
+    </w:lvl>
+    <w:lvl w:ilvl="6" w:tentative="1">
+      <w:start w:val="1"/>
+      <w:numFmt w:val="decimal"/>
+      <w:lvlText w:val="%7."/>
+      <w:lvlJc w:val="left"/>
+      <w:pPr>
+        <w:tabs>
+          <w:tab w:val="num" w:pos="5040"/>
+        </w:tabs>
+        <w:ind w:left="5040" w:hanging="360"/>
+      </w:pPr>
+    </w:lvl>
+    <w:lvl w:ilvl="7" w:tentative="1">
+      <w:start w:val="1"/>
+      <w:numFmt w:val="decimal"/>
+      <w:lvlText w:val="%8."/>
+      <w:lvlJc w:val="left"/>
+      <w:pPr>
+        <w:tabs>
+          <w:tab w:val="num" w:pos="5760"/>
+        </w:tabs>
+        <w:ind w:left="5760" w:hanging="360"/>
+      </w:pPr>
+    </w:lvl>
+    <w:lvl w:ilvl="8" w:tentative="1">
+      <w:start w:val="1"/>
+      <w:numFmt w:val="decimal"/>
+      <w:lvlText w:val="%9."/>
+      <w:lvlJc w:val="left"/>
+      <w:pPr>
+        <w:tabs>
+          <w:tab w:val="num" w:pos="6480"/>
+        </w:tabs>
+        <w:ind w:left="6480" w:hanging="360"/>
+      </w:pPr>
+    </w:lvl>
+  </w:abstractNum>
+  <w:abstractNum w:abstractNumId="13" w15:restartNumberingAfterBreak="0">
+    <w:nsid w:val="2CFF6AA8"/>
+    <w:multiLevelType w:val="hybridMultilevel"/>
+    <w:tmpl w:val="E104D1CE"/>
+    <w:lvl w:ilvl="0" w:tplc="0C0A0001">
+      <w:start w:val="1"/>
+      <w:numFmt w:val="bullet"/>
+      <w:lvlText w:val=""/>
+      <w:lvlJc w:val="left"/>
+      <w:pPr>
+        <w:ind w:left="720" w:hanging="360"/>
+      </w:pPr>
+      <w:rPr>
+        <w:rFonts w:ascii="Symbol" w:hAnsi="Symbol" w:hint="default"/>
+      </w:rPr>
+    </w:lvl>
+    <w:lvl w:ilvl="1" w:tplc="0C0A0003" w:tentative="1">
+      <w:start w:val="1"/>
+      <w:numFmt w:val="bullet"/>
+      <w:lvlText w:val="o"/>
+      <w:lvlJc w:val="left"/>
+      <w:pPr>
+        <w:ind w:left="1440" w:hanging="360"/>
+      </w:pPr>
+      <w:rPr>
+        <w:rFonts w:ascii="Courier New" w:hAnsi="Courier New" w:cs="Courier New" w:hint="default"/>
+      </w:rPr>
+    </w:lvl>
+    <w:lvl w:ilvl="2" w:tplc="0C0A0005" w:tentative="1">
+      <w:start w:val="1"/>
+      <w:numFmt w:val="bullet"/>
+      <w:lvlText w:val=""/>
+      <w:lvlJc w:val="left"/>
+      <w:pPr>
+        <w:ind w:left="2160" w:hanging="360"/>
+      </w:pPr>
+      <w:rPr>
+        <w:rFonts w:ascii="Wingdings" w:hAnsi="Wingdings" w:hint="default"/>
+      </w:rPr>
+    </w:lvl>
+    <w:lvl w:ilvl="3" w:tplc="0C0A0001" w:tentative="1">
+      <w:start w:val="1"/>
+      <w:numFmt w:val="bullet"/>
+      <w:lvlText w:val=""/>
+      <w:lvlJc w:val="left"/>
+      <w:pPr>
+        <w:ind w:left="2880" w:hanging="360"/>
+      </w:pPr>
+      <w:rPr>
+        <w:rFonts w:ascii="Symbol" w:hAnsi="Symbol" w:hint="default"/>
+      </w:rPr>
+    </w:lvl>
+    <w:lvl w:ilvl="4" w:tplc="0C0A0003" w:tentative="1">
+      <w:start w:val="1"/>
+      <w:numFmt w:val="bullet"/>
+      <w:lvlText w:val="o"/>
+      <w:lvlJc w:val="left"/>
+      <w:pPr>
+        <w:ind w:left="3600" w:hanging="360"/>
+      </w:pPr>
+      <w:rPr>
+        <w:rFonts w:ascii="Courier New" w:hAnsi="Courier New" w:cs="Courier New" w:hint="default"/>
+      </w:rPr>
+    </w:lvl>
+    <w:lvl w:ilvl="5" w:tplc="0C0A0005" w:tentative="1">
+      <w:start w:val="1"/>
+      <w:numFmt w:val="bullet"/>
+      <w:lvlText w:val=""/>
+      <w:lvlJc w:val="left"/>
+      <w:pPr>
+        <w:ind w:left="4320" w:hanging="360"/>
+      </w:pPr>
+      <w:rPr>
+        <w:rFonts w:ascii="Wingdings" w:hAnsi="Wingdings" w:hint="default"/>
+      </w:rPr>
+    </w:lvl>
+    <w:lvl w:ilvl="6" w:tplc="0C0A0001" w:tentative="1">
+      <w:start w:val="1"/>
+      <w:numFmt w:val="bullet"/>
+      <w:lvlText w:val=""/>
+      <w:lvlJc w:val="left"/>
+      <w:pPr>
+        <w:ind w:left="5040" w:hanging="360"/>
+      </w:pPr>
+      <w:rPr>
+        <w:rFonts w:ascii="Symbol" w:hAnsi="Symbol" w:hint="default"/>
+      </w:rPr>
+    </w:lvl>
+    <w:lvl w:ilvl="7" w:tplc="0C0A0003" w:tentative="1">
+      <w:start w:val="1"/>
+      <w:numFmt w:val="bullet"/>
+      <w:lvlText w:val="o"/>
+      <w:lvlJc w:val="left"/>
+      <w:pPr>
+        <w:ind w:left="5760" w:hanging="360"/>
+      </w:pPr>
+      <w:rPr>
+        <w:rFonts w:ascii="Courier New" w:hAnsi="Courier New" w:cs="Courier New" w:hint="default"/>
+      </w:rPr>
+    </w:lvl>
+    <w:lvl w:ilvl="8" w:tplc="0C0A0005" w:tentative="1">
+      <w:start w:val="1"/>
+      <w:numFmt w:val="bullet"/>
+      <w:lvlText w:val=""/>
+      <w:lvlJc w:val="left"/>
+      <w:pPr>
+        <w:ind w:left="6480" w:hanging="360"/>
+      </w:pPr>
+      <w:rPr>
+        <w:rFonts w:ascii="Wingdings" w:hAnsi="Wingdings" w:hint="default"/>
+      </w:rPr>
+    </w:lvl>
+  </w:abstractNum>
+  <w:abstractNum w:abstractNumId="14" w15:restartNumberingAfterBreak="0">
+    <w:nsid w:val="3076654A"/>
+    <w:multiLevelType w:val="multilevel"/>
+    <w:tmpl w:val="616871FE"/>
+    <w:lvl w:ilvl="0">
+      <w:start w:val="1"/>
+      <w:numFmt w:val="decimal"/>
+      <w:lvlText w:val="%1."/>
+      <w:lvlJc w:val="left"/>
+      <w:pPr>
+        <w:ind w:left="720" w:hanging="360"/>
+      </w:pPr>
+      <w:rPr>
+        <w:rFonts w:hint="default"/>
+      </w:rPr>
+    </w:lvl>
+    <w:lvl w:ilvl="1">
+      <w:start w:val="1"/>
+      <w:numFmt w:val="decimal"/>
+      <w:isLgl/>
+      <w:lvlText w:val="%1.%2"/>
+      <w:lvlJc w:val="left"/>
+      <w:pPr>
+        <w:ind w:left="840" w:hanging="480"/>
+      </w:pPr>
+      <w:rPr>
+        <w:rFonts w:hint="default"/>
+      </w:rPr>
+    </w:lvl>
+    <w:lvl w:ilvl="2">
+      <w:start w:val="1"/>
+      <w:numFmt w:val="decimal"/>
+      <w:isLgl/>
+      <w:lvlText w:val="%1.%2.%3"/>
+      <w:lvlJc w:val="left"/>
+      <w:pPr>
+        <w:ind w:left="1080" w:hanging="720"/>
+      </w:pPr>
+      <w:rPr>
+        <w:rFonts w:hint="default"/>
+      </w:rPr>
+    </w:lvl>
+    <w:lvl w:ilvl="3">
+      <w:start w:val="1"/>
+      <w:numFmt w:val="decimal"/>
+      <w:isLgl/>
+      <w:lvlText w:val="%1.%2.%3.%4"/>
+      <w:lvlJc w:val="left"/>
+      <w:pPr>
+        <w:ind w:left="1440" w:hanging="1080"/>
+      </w:pPr>
+      <w:rPr>
+        <w:rFonts w:hint="default"/>
+      </w:rPr>
+    </w:lvl>
+    <w:lvl w:ilvl="4">
+      <w:start w:val="1"/>
+      <w:numFmt w:val="decimal"/>
+      <w:isLgl/>
+      <w:lvlText w:val="%1.%2.%3.%4.%5"/>
+      <w:lvlJc w:val="left"/>
+      <w:pPr>
+        <w:ind w:left="1440" w:hanging="1080"/>
+      </w:pPr>
+      <w:rPr>
+        <w:rFonts w:hint="default"/>
+      </w:rPr>
+    </w:lvl>
+    <w:lvl w:ilvl="5">
+      <w:start w:val="1"/>
+      <w:numFmt w:val="decimal"/>
+      <w:isLgl/>
+      <w:lvlText w:val="%1.%2.%3.%4.%5.%6"/>
+      <w:lvlJc w:val="left"/>
+      <w:pPr>
+        <w:ind w:left="1800" w:hanging="1440"/>
+      </w:pPr>
+      <w:rPr>
+        <w:rFonts w:hint="default"/>
+      </w:rPr>
+    </w:lvl>
+    <w:lvl w:ilvl="6">
+      <w:start w:val="1"/>
+      <w:numFmt w:val="decimal"/>
+      <w:isLgl/>
+      <w:lvlText w:val="%1.%2.%3.%4.%5.%6.%7"/>
+      <w:lvlJc w:val="left"/>
+      <w:pPr>
+        <w:ind w:left="1800" w:hanging="1440"/>
+      </w:pPr>
+      <w:rPr>
+        <w:rFonts w:hint="default"/>
+      </w:rPr>
+    </w:lvl>
+    <w:lvl w:ilvl="7">
+      <w:start w:val="1"/>
+      <w:numFmt w:val="decimal"/>
+      <w:isLgl/>
+      <w:lvlText w:val="%1.%2.%3.%4.%5.%6.%7.%8"/>
+      <w:lvlJc w:val="left"/>
+      <w:pPr>
+        <w:ind w:left="2160" w:hanging="1800"/>
+      </w:pPr>
+      <w:rPr>
+        <w:rFonts w:hint="default"/>
+      </w:rPr>
+    </w:lvl>
+    <w:lvl w:ilvl="8">
+      <w:start w:val="1"/>
+      <w:numFmt w:val="decimal"/>
+      <w:isLgl/>
+      <w:lvlText w:val="%1.%2.%3.%4.%5.%6.%7.%8.%9"/>
+      <w:lvlJc w:val="left"/>
+      <w:pPr>
+        <w:ind w:left="2160" w:hanging="1800"/>
+      </w:pPr>
+      <w:rPr>
+        <w:rFonts w:hint="default"/>
+      </w:rPr>
+    </w:lvl>
+  </w:abstractNum>
+  <w:abstractNum w:abstractNumId="15" w15:restartNumberingAfterBreak="0">
+    <w:nsid w:val="31BE72D8"/>
+    <w:multiLevelType w:val="hybridMultilevel"/>
+    <w:tmpl w:val="11623A0A"/>
+    <w:lvl w:ilvl="0" w:tplc="0C0A0001">
+      <w:start w:val="1"/>
+      <w:numFmt w:val="bullet"/>
+      <w:lvlText w:val=""/>
+      <w:lvlJc w:val="left"/>
+      <w:pPr>
+        <w:ind w:left="720" w:hanging="360"/>
+      </w:pPr>
+      <w:rPr>
+        <w:rFonts w:ascii="Symbol" w:hAnsi="Symbol" w:hint="default"/>
+      </w:rPr>
+    </w:lvl>
+    <w:lvl w:ilvl="1" w:tplc="0C0A0003" w:tentative="1">
+      <w:start w:val="1"/>
+      <w:numFmt w:val="bullet"/>
+      <w:lvlText w:val="o"/>
+      <w:lvlJc w:val="left"/>
+      <w:pPr>
+        <w:ind w:left="1440" w:hanging="360"/>
+      </w:pPr>
+      <w:rPr>
+        <w:rFonts w:ascii="Courier New" w:hAnsi="Courier New" w:cs="Courier New" w:hint="default"/>
+      </w:rPr>
+    </w:lvl>
+    <w:lvl w:ilvl="2" w:tplc="0C0A0005" w:tentative="1">
+      <w:start w:val="1"/>
+      <w:numFmt w:val="bullet"/>
+      <w:lvlText w:val=""/>
+      <w:lvlJc w:val="left"/>
+      <w:pPr>
+        <w:ind w:left="2160" w:hanging="360"/>
+      </w:pPr>
+      <w:rPr>
+        <w:rFonts w:ascii="Wingdings" w:hAnsi="Wingdings" w:hint="default"/>
+      </w:rPr>
+    </w:lvl>
+    <w:lvl w:ilvl="3" w:tplc="0C0A0001" w:tentative="1">
+      <w:start w:val="1"/>
+      <w:numFmt w:val="bullet"/>
+      <w:lvlText w:val=""/>
+      <w:lvlJc w:val="left"/>
+      <w:pPr>
+        <w:ind w:left="2880" w:hanging="360"/>
+      </w:pPr>
+      <w:rPr>
+        <w:rFonts w:ascii="Symbol" w:hAnsi="Symbol" w:hint="default"/>
+      </w:rPr>
+    </w:lvl>
+    <w:lvl w:ilvl="4" w:tplc="0C0A0003" w:tentative="1">
+      <w:start w:val="1"/>
+      <w:numFmt w:val="bullet"/>
+      <w:lvlText w:val="o"/>
+      <w:lvlJc w:val="left"/>
+      <w:pPr>
+        <w:ind w:left="3600" w:hanging="360"/>
+      </w:pPr>
+      <w:rPr>
+        <w:rFonts w:ascii="Courier New" w:hAnsi="Courier New" w:cs="Courier New" w:hint="default"/>
+      </w:rPr>
+    </w:lvl>
+    <w:lvl w:ilvl="5" w:tplc="0C0A0005" w:tentative="1">
+      <w:start w:val="1"/>
+      <w:numFmt w:val="bullet"/>
+      <w:lvlText w:val=""/>
+      <w:lvlJc w:val="left"/>
+      <w:pPr>
+        <w:ind w:left="4320" w:hanging="360"/>
+      </w:pPr>
+      <w:rPr>
+        <w:rFonts w:ascii="Wingdings" w:hAnsi="Wingdings" w:hint="default"/>
+      </w:rPr>
+    </w:lvl>
+    <w:lvl w:ilvl="6" w:tplc="0C0A0001" w:tentative="1">
+      <w:start w:val="1"/>
+      <w:numFmt w:val="bullet"/>
+      <w:lvlText w:val=""/>
+      <w:lvlJc w:val="left"/>
+      <w:pPr>
+        <w:ind w:left="5040" w:hanging="360"/>
+      </w:pPr>
+      <w:rPr>
+        <w:rFonts w:ascii="Symbol" w:hAnsi="Symbol" w:hint="default"/>
+      </w:rPr>
+    </w:lvl>
+    <w:lvl w:ilvl="7" w:tplc="0C0A0003" w:tentative="1">
+      <w:start w:val="1"/>
+      <w:numFmt w:val="bullet"/>
+      <w:lvlText w:val="o"/>
+      <w:lvlJc w:val="left"/>
+      <w:pPr>
+        <w:ind w:left="5760" w:hanging="360"/>
+      </w:pPr>
+      <w:rPr>
+        <w:rFonts w:ascii="Courier New" w:hAnsi="Courier New" w:cs="Courier New" w:hint="default"/>
+      </w:rPr>
+    </w:lvl>
+    <w:lvl w:ilvl="8" w:tplc="0C0A0005" w:tentative="1">
+      <w:start w:val="1"/>
+      <w:numFmt w:val="bullet"/>
+      <w:lvlText w:val=""/>
+      <w:lvlJc w:val="left"/>
+      <w:pPr>
+        <w:ind w:left="6480" w:hanging="360"/>
+      </w:pPr>
+      <w:rPr>
+        <w:rFonts w:ascii="Wingdings" w:hAnsi="Wingdings" w:hint="default"/>
+      </w:rPr>
+    </w:lvl>
+  </w:abstractNum>
+  <w:abstractNum w:abstractNumId="16" w15:restartNumberingAfterBreak="0">
+    <w:nsid w:val="33ED42EF"/>
+    <w:multiLevelType w:val="hybridMultilevel"/>
+    <w:tmpl w:val="1E5C0746"/>
+    <w:lvl w:ilvl="0" w:tplc="0C0A0001">
+      <w:start w:val="1"/>
+      <w:numFmt w:val="bullet"/>
+      <w:lvlText w:val=""/>
+      <w:lvlJc w:val="left"/>
+      <w:pPr>
+        <w:ind w:left="720" w:hanging="360"/>
+      </w:pPr>
+      <w:rPr>
+        <w:rFonts w:ascii="Symbol" w:hAnsi="Symbol" w:hint="default"/>
+      </w:rPr>
+    </w:lvl>
+    <w:lvl w:ilvl="1" w:tplc="0C0A0003" w:tentative="1">
+      <w:start w:val="1"/>
+      <w:numFmt w:val="bullet"/>
+      <w:lvlText w:val="o"/>
+      <w:lvlJc w:val="left"/>
+      <w:pPr>
+        <w:ind w:left="1440" w:hanging="360"/>
+      </w:pPr>
+      <w:rPr>
+        <w:rFonts w:ascii="Courier New" w:hAnsi="Courier New" w:cs="Courier New" w:hint="default"/>
+      </w:rPr>
+    </w:lvl>
+    <w:lvl w:ilvl="2" w:tplc="0C0A0005" w:tentative="1">
+      <w:start w:val="1"/>
+      <w:numFmt w:val="bullet"/>
+      <w:lvlText w:val=""/>
+      <w:lvlJc w:val="left"/>
+      <w:pPr>
+        <w:ind w:left="2160" w:hanging="360"/>
+      </w:pPr>
+      <w:rPr>
+        <w:rFonts w:ascii="Wingdings" w:hAnsi="Wingdings" w:hint="default"/>
+      </w:rPr>
+    </w:lvl>
+    <w:lvl w:ilvl="3" w:tplc="0C0A0001" w:tentative="1">
+      <w:start w:val="1"/>
+      <w:numFmt w:val="bullet"/>
+      <w:lvlText w:val=""/>
+      <w:lvlJc w:val="left"/>
+      <w:pPr>
+        <w:ind w:left="2880" w:hanging="360"/>
+      </w:pPr>
+      <w:rPr>
+        <w:rFonts w:ascii="Symbol" w:hAnsi="Symbol" w:hint="default"/>
+      </w:rPr>
+    </w:lvl>
+    <w:lvl w:ilvl="4" w:tplc="0C0A0003" w:tentative="1">
+      <w:start w:val="1"/>
+      <w:numFmt w:val="bullet"/>
+      <w:lvlText w:val="o"/>
+      <w:lvlJc w:val="left"/>
+      <w:pPr>
+        <w:ind w:left="3600" w:hanging="360"/>
+      </w:pPr>
+      <w:rPr>
+        <w:rFonts w:ascii="Courier New" w:hAnsi="Courier New" w:cs="Courier New" w:hint="default"/>
+      </w:rPr>
+    </w:lvl>
+    <w:lvl w:ilvl="5" w:tplc="0C0A0005" w:tentative="1">
+      <w:start w:val="1"/>
+      <w:numFmt w:val="bullet"/>
+      <w:lvlText w:val=""/>
+      <w:lvlJc w:val="left"/>
+      <w:pPr>
+        <w:ind w:left="4320" w:hanging="360"/>
+      </w:pPr>
+      <w:rPr>
+        <w:rFonts w:ascii="Wingdings" w:hAnsi="Wingdings" w:hint="default"/>
+      </w:rPr>
+    </w:lvl>
+    <w:lvl w:ilvl="6" w:tplc="0C0A0001" w:tentative="1">
+      <w:start w:val="1"/>
+      <w:numFmt w:val="bullet"/>
+      <w:lvlText w:val=""/>
+      <w:lvlJc w:val="left"/>
+      <w:pPr>
+        <w:ind w:left="5040" w:hanging="360"/>
+      </w:pPr>
+      <w:rPr>
+        <w:rFonts w:ascii="Symbol" w:hAnsi="Symbol" w:hint="default"/>
+      </w:rPr>
+    </w:lvl>
+    <w:lvl w:ilvl="7" w:tplc="0C0A0003" w:tentative="1">
+      <w:start w:val="1"/>
+      <w:numFmt w:val="bullet"/>
+      <w:lvlText w:val="o"/>
+      <w:lvlJc w:val="left"/>
+      <w:pPr>
+        <w:ind w:left="5760" w:hanging="360"/>
+      </w:pPr>
+      <w:rPr>
+        <w:rFonts w:ascii="Courier New" w:hAnsi="Courier New" w:cs="Courier New" w:hint="default"/>
+      </w:rPr>
+    </w:lvl>
+    <w:lvl w:ilvl="8" w:tplc="0C0A0005" w:tentative="1">
+      <w:start w:val="1"/>
+      <w:numFmt w:val="bullet"/>
+      <w:lvlText w:val=""/>
+      <w:lvlJc w:val="left"/>
+      <w:pPr>
+        <w:ind w:left="6480" w:hanging="360"/>
+      </w:pPr>
+      <w:rPr>
+        <w:rFonts w:ascii="Wingdings" w:hAnsi="Wingdings" w:hint="default"/>
+      </w:rPr>
+    </w:lvl>
+  </w:abstractNum>
+  <w:abstractNum w:abstractNumId="17" w15:restartNumberingAfterBreak="0">
+    <w:nsid w:val="3A18792D"/>
+    <w:multiLevelType w:val="multilevel"/>
+    <w:tmpl w:val="616871FE"/>
+    <w:lvl w:ilvl="0">
+      <w:start w:val="1"/>
+      <w:numFmt w:val="decimal"/>
+      <w:lvlText w:val="%1."/>
+      <w:lvlJc w:val="left"/>
+      <w:pPr>
+        <w:ind w:left="720" w:hanging="360"/>
+      </w:pPr>
+      <w:rPr>
+        <w:rFonts w:hint="default"/>
+      </w:rPr>
+    </w:lvl>
+    <w:lvl w:ilvl="1">
+      <w:start w:val="1"/>
+      <w:numFmt w:val="decimal"/>
+      <w:isLgl/>
+      <w:lvlText w:val="%1.%2"/>
+      <w:lvlJc w:val="left"/>
+      <w:pPr>
+        <w:ind w:left="840" w:hanging="480"/>
+      </w:pPr>
+      <w:rPr>
+        <w:rFonts w:hint="default"/>
+      </w:rPr>
+    </w:lvl>
+    <w:lvl w:ilvl="2">
+      <w:start w:val="1"/>
+      <w:numFmt w:val="decimal"/>
+      <w:isLgl/>
+      <w:lvlText w:val="%1.%2.%3"/>
+      <w:lvlJc w:val="left"/>
+      <w:pPr>
+        <w:ind w:left="1080" w:hanging="720"/>
+      </w:pPr>
+      <w:rPr>
+        <w:rFonts w:hint="default"/>
+      </w:rPr>
+    </w:lvl>
+    <w:lvl w:ilvl="3">
+      <w:start w:val="1"/>
+      <w:numFmt w:val="decimal"/>
+      <w:isLgl/>
+      <w:lvlText w:val="%1.%2.%3.%4"/>
+      <w:lvlJc w:val="left"/>
+      <w:pPr>
+        <w:ind w:left="1440" w:hanging="1080"/>
+      </w:pPr>
+      <w:rPr>
+        <w:rFonts w:hint="default"/>
+      </w:rPr>
+    </w:lvl>
+    <w:lvl w:ilvl="4">
+      <w:start w:val="1"/>
+      <w:numFmt w:val="decimal"/>
+      <w:isLgl/>
+      <w:lvlText w:val="%1.%2.%3.%4.%5"/>
+      <w:lvlJc w:val="left"/>
+      <w:pPr>
+        <w:ind w:left="1440" w:hanging="1080"/>
+      </w:pPr>
+      <w:rPr>
+        <w:rFonts w:hint="default"/>
+      </w:rPr>
+    </w:lvl>
+    <w:lvl w:ilvl="5">
+      <w:start w:val="1"/>
+      <w:numFmt w:val="decimal"/>
+      <w:isLgl/>
+      <w:lvlText w:val="%1.%2.%3.%4.%5.%6"/>
+      <w:lvlJc w:val="left"/>
+      <w:pPr>
+        <w:ind w:left="1800" w:hanging="1440"/>
+      </w:pPr>
+      <w:rPr>
+        <w:rFonts w:hint="default"/>
+      </w:rPr>
+    </w:lvl>
+    <w:lvl w:ilvl="6">
+      <w:start w:val="1"/>
+      <w:numFmt w:val="decimal"/>
+      <w:isLgl/>
+      <w:lvlText w:val="%1.%2.%3.%4.%5.%6.%7"/>
+      <w:lvlJc w:val="left"/>
+      <w:pPr>
+        <w:ind w:left="1800" w:hanging="1440"/>
+      </w:pPr>
+      <w:rPr>
+        <w:rFonts w:hint="default"/>
+      </w:rPr>
+    </w:lvl>
+    <w:lvl w:ilvl="7">
+      <w:start w:val="1"/>
+      <w:numFmt w:val="decimal"/>
+      <w:isLgl/>
+      <w:lvlText w:val="%1.%2.%3.%4.%5.%6.%7.%8"/>
+      <w:lvlJc w:val="left"/>
+      <w:pPr>
+        <w:ind w:left="2160" w:hanging="1800"/>
+      </w:pPr>
+      <w:rPr>
+        <w:rFonts w:hint="default"/>
+      </w:rPr>
+    </w:lvl>
+    <w:lvl w:ilvl="8">
+      <w:start w:val="1"/>
+      <w:numFmt w:val="decimal"/>
+      <w:isLgl/>
+      <w:lvlText w:val="%1.%2.%3.%4.%5.%6.%7.%8.%9"/>
+      <w:lvlJc w:val="left"/>
+      <w:pPr>
+        <w:ind w:left="2160" w:hanging="1800"/>
+      </w:pPr>
+      <w:rPr>
+        <w:rFonts w:hint="default"/>
+      </w:rPr>
+    </w:lvl>
+  </w:abstractNum>
+  <w:abstractNum w:abstractNumId="18" w15:restartNumberingAfterBreak="0">
+    <w:nsid w:val="3D355F94"/>
+    <w:multiLevelType w:val="hybridMultilevel"/>
+    <w:tmpl w:val="C3F0402E"/>
+    <w:lvl w:ilvl="0" w:tplc="0C0A0001">
+      <w:start w:val="1"/>
+      <w:numFmt w:val="bullet"/>
+      <w:lvlText w:val=""/>
+      <w:lvlJc w:val="left"/>
+      <w:pPr>
+        <w:ind w:left="720" w:hanging="360"/>
+      </w:pPr>
+      <w:rPr>
+        <w:rFonts w:ascii="Symbol" w:hAnsi="Symbol" w:hint="default"/>
+      </w:rPr>
+    </w:lvl>
+    <w:lvl w:ilvl="1" w:tplc="0C0A0003" w:tentative="1">
+      <w:start w:val="1"/>
+      <w:numFmt w:val="bullet"/>
+      <w:lvlText w:val="o"/>
+      <w:lvlJc w:val="left"/>
+      <w:pPr>
+        <w:ind w:left="1440" w:hanging="360"/>
+      </w:pPr>
+      <w:rPr>
+        <w:rFonts w:ascii="Courier New" w:hAnsi="Courier New" w:cs="Courier New" w:hint="default"/>
+      </w:rPr>
+    </w:lvl>
+    <w:lvl w:ilvl="2" w:tplc="0C0A0005" w:tentative="1">
+      <w:start w:val="1"/>
+      <w:numFmt w:val="bullet"/>
+      <w:lvlText w:val=""/>
+      <w:lvlJc w:val="left"/>
+      <w:pPr>
+        <w:ind w:left="2160" w:hanging="360"/>
+      </w:pPr>
+      <w:rPr>
+        <w:rFonts w:ascii="Wingdings" w:hAnsi="Wingdings" w:hint="default"/>
+      </w:rPr>
+    </w:lvl>
+    <w:lvl w:ilvl="3" w:tplc="0C0A0001" w:tentative="1">
+      <w:start w:val="1"/>
+      <w:numFmt w:val="bullet"/>
+      <w:lvlText w:val=""/>
+      <w:lvlJc w:val="left"/>
+      <w:pPr>
+        <w:ind w:left="2880" w:hanging="360"/>
+      </w:pPr>
+      <w:rPr>
+        <w:rFonts w:ascii="Symbol" w:hAnsi="Symbol" w:hint="default"/>
+      </w:rPr>
+    </w:lvl>
+    <w:lvl w:ilvl="4" w:tplc="0C0A0003" w:tentative="1">
+      <w:start w:val="1"/>
+      <w:numFmt w:val="bullet"/>
+      <w:lvlText w:val="o"/>
+      <w:lvlJc w:val="left"/>
+      <w:pPr>
+        <w:ind w:left="3600" w:hanging="360"/>
+      </w:pPr>
+      <w:rPr>
+        <w:rFonts w:ascii="Courier New" w:hAnsi="Courier New" w:cs="Courier New" w:hint="default"/>
+      </w:rPr>
+    </w:lvl>
+    <w:lvl w:ilvl="5" w:tplc="0C0A0005" w:tentative="1">
+      <w:start w:val="1"/>
+      <w:numFmt w:val="bullet"/>
+      <w:lvlText w:val=""/>
+      <w:lvlJc w:val="left"/>
+      <w:pPr>
+        <w:ind w:left="4320" w:hanging="360"/>
+      </w:pPr>
+      <w:rPr>
+        <w:rFonts w:ascii="Wingdings" w:hAnsi="Wingdings" w:hint="default"/>
+      </w:rPr>
+    </w:lvl>
+    <w:lvl w:ilvl="6" w:tplc="0C0A0001" w:tentative="1">
+      <w:start w:val="1"/>
+      <w:numFmt w:val="bullet"/>
+      <w:lvlText w:val=""/>
+      <w:lvlJc w:val="left"/>
+      <w:pPr>
+        <w:ind w:left="5040" w:hanging="360"/>
+      </w:pPr>
+      <w:rPr>
+        <w:rFonts w:ascii="Symbol" w:hAnsi="Symbol" w:hint="default"/>
+      </w:rPr>
+    </w:lvl>
+    <w:lvl w:ilvl="7" w:tplc="0C0A0003" w:tentative="1">
+      <w:start w:val="1"/>
+      <w:numFmt w:val="bullet"/>
+      <w:lvlText w:val="o"/>
+      <w:lvlJc w:val="left"/>
+      <w:pPr>
+        <w:ind w:left="5760" w:hanging="360"/>
+      </w:pPr>
+      <w:rPr>
+        <w:rFonts w:ascii="Courier New" w:hAnsi="Courier New" w:cs="Courier New" w:hint="default"/>
+      </w:rPr>
+    </w:lvl>
+    <w:lvl w:ilvl="8" w:tplc="0C0A0005" w:tentative="1">
+      <w:start w:val="1"/>
+      <w:numFmt w:val="bullet"/>
+      <w:lvlText w:val=""/>
+      <w:lvlJc w:val="left"/>
+      <w:pPr>
+        <w:ind w:left="6480" w:hanging="360"/>
+      </w:pPr>
+      <w:rPr>
+        <w:rFonts w:ascii="Wingdings" w:hAnsi="Wingdings" w:hint="default"/>
+      </w:rPr>
+    </w:lvl>
+  </w:abstractNum>
+  <w:abstractNum w:abstractNumId="19" w15:restartNumberingAfterBreak="0">
+    <w:nsid w:val="3E532B22"/>
+    <w:multiLevelType w:val="hybridMultilevel"/>
+    <w:tmpl w:val="C56A10F8"/>
+    <w:lvl w:ilvl="0" w:tplc="0C0A0001">
+      <w:start w:val="1"/>
+      <w:numFmt w:val="bullet"/>
+      <w:lvlText w:val=""/>
+      <w:lvlJc w:val="left"/>
+      <w:pPr>
+        <w:ind w:left="720" w:hanging="360"/>
+      </w:pPr>
+      <w:rPr>
+        <w:rFonts w:ascii="Symbol" w:hAnsi="Symbol" w:hint="default"/>
+      </w:rPr>
+    </w:lvl>
+    <w:lvl w:ilvl="1" w:tplc="0C0A0003" w:tentative="1">
+      <w:start w:val="1"/>
+      <w:numFmt w:val="bullet"/>
+      <w:lvlText w:val="o"/>
+      <w:lvlJc w:val="left"/>
+      <w:pPr>
+        <w:ind w:left="1440" w:hanging="360"/>
+      </w:pPr>
+      <w:rPr>
+        <w:rFonts w:ascii="Courier New" w:hAnsi="Courier New" w:cs="Courier New" w:hint="default"/>
+      </w:rPr>
+    </w:lvl>
+    <w:lvl w:ilvl="2" w:tplc="0C0A0005" w:tentative="1">
+      <w:start w:val="1"/>
+      <w:numFmt w:val="bullet"/>
+      <w:lvlText w:val=""/>
+      <w:lvlJc w:val="left"/>
+      <w:pPr>
+        <w:ind w:left="2160" w:hanging="360"/>
+      </w:pPr>
+      <w:rPr>
+        <w:rFonts w:ascii="Wingdings" w:hAnsi="Wingdings" w:hint="default"/>
+      </w:rPr>
+    </w:lvl>
+    <w:lvl w:ilvl="3" w:tplc="0C0A0001" w:tentative="1">
+      <w:start w:val="1"/>
+      <w:numFmt w:val="bullet"/>
+      <w:lvlText w:val=""/>
+      <w:lvlJc w:val="left"/>
+      <w:pPr>
+        <w:ind w:left="2880" w:hanging="360"/>
+      </w:pPr>
+      <w:rPr>
+        <w:rFonts w:ascii="Symbol" w:hAnsi="Symbol" w:hint="default"/>
+      </w:rPr>
+    </w:lvl>
+    <w:lvl w:ilvl="4" w:tplc="0C0A0003" w:tentative="1">
+      <w:start w:val="1"/>
+      <w:numFmt w:val="bullet"/>
+      <w:lvlText w:val="o"/>
+      <w:lvlJc w:val="left"/>
+      <w:pPr>
+        <w:ind w:left="3600" w:hanging="360"/>
+      </w:pPr>
+      <w:rPr>
+        <w:rFonts w:ascii="Courier New" w:hAnsi="Courier New" w:cs="Courier New" w:hint="default"/>
+      </w:rPr>
+    </w:lvl>
+    <w:lvl w:ilvl="5" w:tplc="0C0A0005" w:tentative="1">
+      <w:start w:val="1"/>
+      <w:numFmt w:val="bullet"/>
+      <w:lvlText w:val=""/>
+      <w:lvlJc w:val="left"/>
+      <w:pPr>
+        <w:ind w:left="4320" w:hanging="360"/>
+      </w:pPr>
+      <w:rPr>
+        <w:rFonts w:ascii="Wingdings" w:hAnsi="Wingdings" w:hint="default"/>
+      </w:rPr>
+    </w:lvl>
+    <w:lvl w:ilvl="6" w:tplc="0C0A0001" w:tentative="1">
+      <w:start w:val="1"/>
+      <w:numFmt w:val="bullet"/>
+      <w:lvlText w:val=""/>
+      <w:lvlJc w:val="left"/>
+      <w:pPr>
+        <w:ind w:left="5040" w:hanging="360"/>
+      </w:pPr>
+      <w:rPr>
+        <w:rFonts w:ascii="Symbol" w:hAnsi="Symbol" w:hint="default"/>
+      </w:rPr>
+    </w:lvl>
+    <w:lvl w:ilvl="7" w:tplc="0C0A0003" w:tentative="1">
+      <w:start w:val="1"/>
+      <w:numFmt w:val="bullet"/>
+      <w:lvlText w:val="o"/>
+      <w:lvlJc w:val="left"/>
+      <w:pPr>
+        <w:ind w:left="5760" w:hanging="360"/>
+      </w:pPr>
+      <w:rPr>
+        <w:rFonts w:ascii="Courier New" w:hAnsi="Courier New" w:cs="Courier New" w:hint="default"/>
+      </w:rPr>
+    </w:lvl>
+    <w:lvl w:ilvl="8" w:tplc="0C0A0005" w:tentative="1">
+      <w:start w:val="1"/>
+      <w:numFmt w:val="bullet"/>
+      <w:lvlText w:val=""/>
+      <w:lvlJc w:val="left"/>
+      <w:pPr>
+        <w:ind w:left="6480" w:hanging="360"/>
+      </w:pPr>
+      <w:rPr>
+        <w:rFonts w:ascii="Wingdings" w:hAnsi="Wingdings" w:hint="default"/>
+      </w:rPr>
+    </w:lvl>
+  </w:abstractNum>
+  <w:abstractNum w:abstractNumId="20" w15:restartNumberingAfterBreak="0">
+    <w:nsid w:val="4BA4215F"/>
+    <w:multiLevelType w:val="multilevel"/>
+    <w:tmpl w:val="DE5A9C6A"/>
+    <w:lvl w:ilvl="0">
+      <w:start w:val="1"/>
+      <w:numFmt w:val="bullet"/>
+      <w:lvlText w:val=""/>
+      <w:lvlJc w:val="left"/>
+      <w:pPr>
+        <w:tabs>
+          <w:tab w:val="num" w:pos="720"/>
+        </w:tabs>
+        <w:ind w:left="720" w:hanging="360"/>
+      </w:pPr>
+      <w:rPr>
+        <w:rFonts w:ascii="Symbol" w:hAnsi="Symbol" w:hint="default"/>
+        <w:sz w:val="20"/>
+      </w:rPr>
+    </w:lvl>
+    <w:lvl w:ilvl="1" w:tentative="1">
+      <w:start w:val="1"/>
+      <w:numFmt w:val="bullet"/>
+      <w:lvlText w:val="o"/>
+      <w:lvlJc w:val="left"/>
+      <w:pPr>
+        <w:tabs>
+          <w:tab w:val="num" w:pos="1440"/>
+        </w:tabs>
+        <w:ind w:left="1440" w:hanging="360"/>
+      </w:pPr>
+      <w:rPr>
+        <w:rFonts w:ascii="Courier New" w:hAnsi="Courier New" w:hint="default"/>
+        <w:sz w:val="20"/>
+      </w:rPr>
+    </w:lvl>
+    <w:lvl w:ilvl="2" w:tentative="1">
+      <w:start w:val="1"/>
+      <w:numFmt w:val="bullet"/>
+      <w:lvlText w:val=""/>
+      <w:lvlJc w:val="left"/>
+      <w:pPr>
+        <w:tabs>
+          <w:tab w:val="num" w:pos="2160"/>
+        </w:tabs>
+        <w:ind w:left="2160" w:hanging="360"/>
+      </w:pPr>
+      <w:rPr>
+        <w:rFonts w:ascii="Wingdings" w:hAnsi="Wingdings" w:hint="default"/>
+        <w:sz w:val="20"/>
+      </w:rPr>
+    </w:lvl>
+    <w:lvl w:ilvl="3" w:tentative="1">
+      <w:start w:val="1"/>
+      <w:numFmt w:val="bullet"/>
+      <w:lvlText w:val=""/>
+      <w:lvlJc w:val="left"/>
+      <w:pPr>
+        <w:tabs>
+          <w:tab w:val="num" w:pos="2880"/>
+        </w:tabs>
+        <w:ind w:left="2880" w:hanging="360"/>
+      </w:pPr>
+      <w:rPr>
+        <w:rFonts w:ascii="Wingdings" w:hAnsi="Wingdings" w:hint="default"/>
+        <w:sz w:val="20"/>
+      </w:rPr>
+    </w:lvl>
+    <w:lvl w:ilvl="4" w:tentative="1">
+      <w:start w:val="1"/>
+      <w:numFmt w:val="bullet"/>
+      <w:lvlText w:val=""/>
+      <w:lvlJc w:val="left"/>
+      <w:pPr>
+        <w:tabs>
+          <w:tab w:val="num" w:pos="3600"/>
+        </w:tabs>
+        <w:ind w:left="3600" w:hanging="360"/>
+      </w:pPr>
+      <w:rPr>
+        <w:rFonts w:ascii="Wingdings" w:hAnsi="Wingdings" w:hint="default"/>
+        <w:sz w:val="20"/>
+      </w:rPr>
+    </w:lvl>
+    <w:lvl w:ilvl="5" w:tentative="1">
+      <w:start w:val="1"/>
+      <w:numFmt w:val="bullet"/>
+      <w:lvlText w:val=""/>
+      <w:lvlJc w:val="left"/>
+      <w:pPr>
+        <w:tabs>
+          <w:tab w:val="num" w:pos="4320"/>
+        </w:tabs>
+        <w:ind w:left="4320" w:hanging="360"/>
+      </w:pPr>
+      <w:rPr>
+        <w:rFonts w:ascii="Wingdings" w:hAnsi="Wingdings" w:hint="default"/>
+        <w:sz w:val="20"/>
+      </w:rPr>
+    </w:lvl>
+    <w:lvl w:ilvl="6" w:tentative="1">
+      <w:start w:val="1"/>
+      <w:numFmt w:val="bullet"/>
+      <w:lvlText w:val=""/>
+      <w:lvlJc w:val="left"/>
+      <w:pPr>
+        <w:tabs>
+          <w:tab w:val="num" w:pos="5040"/>
+        </w:tabs>
+        <w:ind w:left="5040" w:hanging="360"/>
+      </w:pPr>
+      <w:rPr>
+        <w:rFonts w:ascii="Wingdings" w:hAnsi="Wingdings" w:hint="default"/>
+        <w:sz w:val="20"/>
+      </w:rPr>
+    </w:lvl>
+    <w:lvl w:ilvl="7" w:tentative="1">
+      <w:start w:val="1"/>
+      <w:numFmt w:val="bullet"/>
+      <w:lvlText w:val=""/>
+      <w:lvlJc w:val="left"/>
+      <w:pPr>
+        <w:tabs>
+          <w:tab w:val="num" w:pos="5760"/>
+        </w:tabs>
+        <w:ind w:left="5760" w:hanging="360"/>
+      </w:pPr>
+      <w:rPr>
+        <w:rFonts w:ascii="Wingdings" w:hAnsi="Wingdings" w:hint="default"/>
+        <w:sz w:val="20"/>
+      </w:rPr>
+    </w:lvl>
+    <w:lvl w:ilvl="8" w:tentative="1">
+      <w:start w:val="1"/>
+      <w:numFmt w:val="bullet"/>
+      <w:lvlText w:val=""/>
+      <w:lvlJc w:val="left"/>
+      <w:pPr>
+        <w:tabs>
+          <w:tab w:val="num" w:pos="6480"/>
+        </w:tabs>
+        <w:ind w:left="6480" w:hanging="360"/>
+      </w:pPr>
+      <w:rPr>
+        <w:rFonts w:ascii="Wingdings" w:hAnsi="Wingdings" w:hint="default"/>
+        <w:sz w:val="20"/>
+      </w:rPr>
+    </w:lvl>
+  </w:abstractNum>
+  <w:abstractNum w:abstractNumId="21" w15:restartNumberingAfterBreak="0">
+    <w:nsid w:val="4D446FD3"/>
+    <w:multiLevelType w:val="hybridMultilevel"/>
+    <w:tmpl w:val="2138A96C"/>
+    <w:lvl w:ilvl="0" w:tplc="0C0A000F">
+      <w:numFmt w:val="decimal"/>
+      <w:lvlText w:val="%1."/>
+      <w:lvlJc w:val="left"/>
+      <w:pPr>
+        <w:ind w:left="720" w:hanging="360"/>
+      </w:pPr>
+      <w:rPr>
+        <w:rFonts w:hint="default"/>
+      </w:rPr>
+    </w:lvl>
+    <w:lvl w:ilvl="1" w:tplc="0C0A0019" w:tentative="1">
+      <w:start w:val="1"/>
+      <w:numFmt w:val="lowerLetter"/>
+      <w:lvlText w:val="%2."/>
+      <w:lvlJc w:val="left"/>
+      <w:pPr>
+        <w:ind w:left="1440" w:hanging="360"/>
+      </w:pPr>
+    </w:lvl>
+    <w:lvl w:ilvl="2" w:tplc="0C0A001B" w:tentative="1">
+      <w:start w:val="1"/>
+      <w:numFmt w:val="lowerRoman"/>
+      <w:lvlText w:val="%3."/>
+      <w:lvlJc w:val="right"/>
+      <w:pPr>
+        <w:ind w:left="2160" w:hanging="180"/>
+      </w:pPr>
+    </w:lvl>
+    <w:lvl w:ilvl="3" w:tplc="0C0A000F" w:tentative="1">
+      <w:start w:val="1"/>
+      <w:numFmt w:val="decimal"/>
+      <w:lvlText w:val="%4."/>
+      <w:lvlJc w:val="left"/>
+      <w:pPr>
+        <w:ind w:left="2880" w:hanging="360"/>
+      </w:pPr>
+    </w:lvl>
+    <w:lvl w:ilvl="4" w:tplc="0C0A0019" w:tentative="1">
+      <w:start w:val="1"/>
+      <w:numFmt w:val="lowerLetter"/>
+      <w:lvlText w:val="%5."/>
+      <w:lvlJc w:val="left"/>
+      <w:pPr>
+        <w:ind w:left="3600" w:hanging="360"/>
+      </w:pPr>
+    </w:lvl>
+    <w:lvl w:ilvl="5" w:tplc="0C0A001B" w:tentative="1">
+      <w:start w:val="1"/>
+      <w:numFmt w:val="lowerRoman"/>
+      <w:lvlText w:val="%6."/>
+      <w:lvlJc w:val="right"/>
+      <w:pPr>
+        <w:ind w:left="4320" w:hanging="180"/>
+      </w:pPr>
+    </w:lvl>
+    <w:lvl w:ilvl="6" w:tplc="0C0A000F" w:tentative="1">
+      <w:start w:val="1"/>
+      <w:numFmt w:val="decimal"/>
+      <w:lvlText w:val="%7."/>
+      <w:lvlJc w:val="left"/>
+      <w:pPr>
+        <w:ind w:left="5040" w:hanging="360"/>
+      </w:pPr>
+    </w:lvl>
+    <w:lvl w:ilvl="7" w:tplc="0C0A0019" w:tentative="1">
+      <w:start w:val="1"/>
+      <w:numFmt w:val="lowerLetter"/>
+      <w:lvlText w:val="%8."/>
+      <w:lvlJc w:val="left"/>
+      <w:pPr>
+        <w:ind w:left="5760" w:hanging="360"/>
+      </w:pPr>
+    </w:lvl>
+    <w:lvl w:ilvl="8" w:tplc="0C0A001B" w:tentative="1">
+      <w:start w:val="1"/>
+      <w:numFmt w:val="lowerRoman"/>
+      <w:lvlText w:val="%9."/>
+      <w:lvlJc w:val="right"/>
+      <w:pPr>
+        <w:ind w:left="6480" w:hanging="180"/>
+      </w:pPr>
+    </w:lvl>
+  </w:abstractNum>
+  <w:abstractNum w:abstractNumId="22" w15:restartNumberingAfterBreak="0">
+    <w:nsid w:val="56C63DE2"/>
+    <w:multiLevelType w:val="hybridMultilevel"/>
+    <w:tmpl w:val="921E21DA"/>
+    <w:lvl w:ilvl="0" w:tplc="0C0A0001">
+      <w:start w:val="1"/>
+      <w:numFmt w:val="bullet"/>
+      <w:lvlText w:val=""/>
+      <w:lvlJc w:val="left"/>
+      <w:pPr>
+        <w:ind w:left="720" w:hanging="360"/>
+      </w:pPr>
+      <w:rPr>
+        <w:rFonts w:ascii="Symbol" w:hAnsi="Symbol" w:hint="default"/>
+      </w:rPr>
+    </w:lvl>
+    <w:lvl w:ilvl="1" w:tplc="0C0A0003" w:tentative="1">
+      <w:start w:val="1"/>
+      <w:numFmt w:val="bullet"/>
+      <w:lvlText w:val="o"/>
+      <w:lvlJc w:val="left"/>
+      <w:pPr>
+        <w:ind w:left="1440" w:hanging="360"/>
+      </w:pPr>
+      <w:rPr>
+        <w:rFonts w:ascii="Courier New" w:hAnsi="Courier New" w:cs="Courier New" w:hint="default"/>
+      </w:rPr>
+    </w:lvl>
+    <w:lvl w:ilvl="2" w:tplc="0C0A0005" w:tentative="1">
+      <w:start w:val="1"/>
+      <w:numFmt w:val="bullet"/>
+      <w:lvlText w:val=""/>
+      <w:lvlJc w:val="left"/>
+      <w:pPr>
+        <w:ind w:left="2160" w:hanging="360"/>
+      </w:pPr>
+      <w:rPr>
+        <w:rFonts w:ascii="Wingdings" w:hAnsi="Wingdings" w:hint="default"/>
+      </w:rPr>
+    </w:lvl>
+    <w:lvl w:ilvl="3" w:tplc="0C0A0001" w:tentative="1">
+      <w:start w:val="1"/>
+      <w:numFmt w:val="bullet"/>
+      <w:lvlText w:val=""/>
+      <w:lvlJc w:val="left"/>
+      <w:pPr>
+        <w:ind w:left="2880" w:hanging="360"/>
+      </w:pPr>
+      <w:rPr>
+        <w:rFonts w:ascii="Symbol" w:hAnsi="Symbol" w:hint="default"/>
+      </w:rPr>
+    </w:lvl>
+    <w:lvl w:ilvl="4" w:tplc="0C0A0003" w:tentative="1">
+      <w:start w:val="1"/>
+      <w:numFmt w:val="bullet"/>
+      <w:lvlText w:val="o"/>
+      <w:lvlJc w:val="left"/>
+      <w:pPr>
+        <w:ind w:left="3600" w:hanging="360"/>
+      </w:pPr>
+      <w:rPr>
+        <w:rFonts w:ascii="Courier New" w:hAnsi="Courier New" w:cs="Courier New" w:hint="default"/>
+      </w:rPr>
+    </w:lvl>
+    <w:lvl w:ilvl="5" w:tplc="0C0A0005" w:tentative="1">
+      <w:start w:val="1"/>
+      <w:numFmt w:val="bullet"/>
+      <w:lvlText w:val=""/>
+      <w:lvlJc w:val="left"/>
+      <w:pPr>
+        <w:ind w:left="4320" w:hanging="360"/>
+      </w:pPr>
+      <w:rPr>
+        <w:rFonts w:ascii="Wingdings" w:hAnsi="Wingdings" w:hint="default"/>
+      </w:rPr>
+    </w:lvl>
+    <w:lvl w:ilvl="6" w:tplc="0C0A0001" w:tentative="1">
+      <w:start w:val="1"/>
+      <w:numFmt w:val="bullet"/>
+      <w:lvlText w:val=""/>
+      <w:lvlJc w:val="left"/>
+      <w:pPr>
+        <w:ind w:left="5040" w:hanging="360"/>
+      </w:pPr>
+      <w:rPr>
+        <w:rFonts w:ascii="Symbol" w:hAnsi="Symbol" w:hint="default"/>
+      </w:rPr>
+    </w:lvl>
+    <w:lvl w:ilvl="7" w:tplc="0C0A0003" w:tentative="1">
+      <w:start w:val="1"/>
+      <w:numFmt w:val="bullet"/>
+      <w:lvlText w:val="o"/>
+      <w:lvlJc w:val="left"/>
+      <w:pPr>
+        <w:ind w:left="5760" w:hanging="360"/>
+      </w:pPr>
+      <w:rPr>
+        <w:rFonts w:ascii="Courier New" w:hAnsi="Courier New" w:cs="Courier New" w:hint="default"/>
+      </w:rPr>
+    </w:lvl>
+    <w:lvl w:ilvl="8" w:tplc="0C0A0005" w:tentative="1">
+      <w:start w:val="1"/>
+      <w:numFmt w:val="bullet"/>
+      <w:lvlText w:val=""/>
+      <w:lvlJc w:val="left"/>
+      <w:pPr>
+        <w:ind w:left="6480" w:hanging="360"/>
+      </w:pPr>
+      <w:rPr>
+        <w:rFonts w:ascii="Wingdings" w:hAnsi="Wingdings" w:hint="default"/>
+      </w:rPr>
+    </w:lvl>
+  </w:abstractNum>
+  <w:abstractNum w:abstractNumId="23" w15:restartNumberingAfterBreak="0">
+    <w:nsid w:val="595D060A"/>
+    <w:multiLevelType w:val="multilevel"/>
+    <w:tmpl w:val="616871FE"/>
+    <w:lvl w:ilvl="0">
+      <w:start w:val="1"/>
+      <w:numFmt w:val="decimal"/>
+      <w:lvlText w:val="%1."/>
+      <w:lvlJc w:val="left"/>
+      <w:pPr>
+        <w:ind w:left="720" w:hanging="360"/>
+      </w:pPr>
+      <w:rPr>
+        <w:rFonts w:hint="default"/>
+      </w:rPr>
+    </w:lvl>
+    <w:lvl w:ilvl="1">
+      <w:start w:val="1"/>
+      <w:numFmt w:val="decimal"/>
+      <w:isLgl/>
+      <w:lvlText w:val="%1.%2"/>
+      <w:lvlJc w:val="left"/>
+      <w:pPr>
+        <w:ind w:left="840" w:hanging="480"/>
+      </w:pPr>
+      <w:rPr>
+        <w:rFonts w:hint="default"/>
+      </w:rPr>
+    </w:lvl>
+    <w:lvl w:ilvl="2">
+      <w:start w:val="1"/>
+      <w:numFmt w:val="decimal"/>
+      <w:isLgl/>
+      <w:lvlText w:val="%1.%2.%3"/>
+      <w:lvlJc w:val="left"/>
+      <w:pPr>
+        <w:ind w:left="1080" w:hanging="720"/>
+      </w:pPr>
+      <w:rPr>
+        <w:rFonts w:hint="default"/>
+      </w:rPr>
+    </w:lvl>
+    <w:lvl w:ilvl="3">
+      <w:start w:val="1"/>
+      <w:numFmt w:val="decimal"/>
+      <w:isLgl/>
+      <w:lvlText w:val="%1.%2.%3.%4"/>
+      <w:lvlJc w:val="left"/>
+      <w:pPr>
+        <w:ind w:left="1440" w:hanging="1080"/>
+      </w:pPr>
+      <w:rPr>
+        <w:rFonts w:hint="default"/>
+      </w:rPr>
+    </w:lvl>
+    <w:lvl w:ilvl="4">
+      <w:start w:val="1"/>
+      <w:numFmt w:val="decimal"/>
+      <w:isLgl/>
+      <w:lvlText w:val="%1.%2.%3.%4.%5"/>
+      <w:lvlJc w:val="left"/>
+      <w:pPr>
+        <w:ind w:left="1440" w:hanging="1080"/>
+      </w:pPr>
+      <w:rPr>
+        <w:rFonts w:hint="default"/>
+      </w:rPr>
+    </w:lvl>
+    <w:lvl w:ilvl="5">
+      <w:start w:val="1"/>
+      <w:numFmt w:val="decimal"/>
+      <w:isLgl/>
+      <w:lvlText w:val="%1.%2.%3.%4.%5.%6"/>
+      <w:lvlJc w:val="left"/>
+      <w:pPr>
+        <w:ind w:left="1800" w:hanging="1440"/>
+      </w:pPr>
+      <w:rPr>
+        <w:rFonts w:hint="default"/>
+      </w:rPr>
+    </w:lvl>
+    <w:lvl w:ilvl="6">
+      <w:start w:val="1"/>
+      <w:numFmt w:val="decimal"/>
+      <w:isLgl/>
+      <w:lvlText w:val="%1.%2.%3.%4.%5.%6.%7"/>
+      <w:lvlJc w:val="left"/>
+      <w:pPr>
+        <w:ind w:left="1800" w:hanging="1440"/>
+      </w:pPr>
+      <w:rPr>
+        <w:rFonts w:hint="default"/>
+      </w:rPr>
+    </w:lvl>
+    <w:lvl w:ilvl="7">
+      <w:start w:val="1"/>
+      <w:numFmt w:val="decimal"/>
+      <w:isLgl/>
+      <w:lvlText w:val="%1.%2.%3.%4.%5.%6.%7.%8"/>
+      <w:lvlJc w:val="left"/>
+      <w:pPr>
+        <w:ind w:left="2160" w:hanging="1800"/>
+      </w:pPr>
+      <w:rPr>
+        <w:rFonts w:hint="default"/>
+      </w:rPr>
+    </w:lvl>
+    <w:lvl w:ilvl="8">
+      <w:start w:val="1"/>
+      <w:numFmt w:val="decimal"/>
+      <w:isLgl/>
+      <w:lvlText w:val="%1.%2.%3.%4.%5.%6.%7.%8.%9"/>
+      <w:lvlJc w:val="left"/>
+      <w:pPr>
+        <w:ind w:left="2160" w:hanging="1800"/>
+      </w:pPr>
+      <w:rPr>
+        <w:rFonts w:hint="default"/>
+      </w:rPr>
+    </w:lvl>
+  </w:abstractNum>
+  <w:abstractNum w:abstractNumId="24" w15:restartNumberingAfterBreak="0">
+    <w:nsid w:val="5D26465D"/>
+    <w:multiLevelType w:val="multilevel"/>
+    <w:tmpl w:val="616871FE"/>
+    <w:lvl w:ilvl="0">
+      <w:start w:val="1"/>
+      <w:numFmt w:val="decimal"/>
+      <w:lvlText w:val="%1."/>
+      <w:lvlJc w:val="left"/>
+      <w:pPr>
+        <w:ind w:left="720" w:hanging="360"/>
+      </w:pPr>
+      <w:rPr>
+        <w:rFonts w:hint="default"/>
+      </w:rPr>
+    </w:lvl>
+    <w:lvl w:ilvl="1">
+      <w:start w:val="1"/>
+      <w:numFmt w:val="decimal"/>
+      <w:isLgl/>
+      <w:lvlText w:val="%1.%2"/>
+      <w:lvlJc w:val="left"/>
+      <w:pPr>
+        <w:ind w:left="840" w:hanging="480"/>
+      </w:pPr>
+      <w:rPr>
+        <w:rFonts w:hint="default"/>
+      </w:rPr>
+    </w:lvl>
+    <w:lvl w:ilvl="2">
+      <w:start w:val="1"/>
+      <w:numFmt w:val="decimal"/>
+      <w:isLgl/>
+      <w:lvlText w:val="%1.%2.%3"/>
+      <w:lvlJc w:val="left"/>
+      <w:pPr>
+        <w:ind w:left="1080" w:hanging="720"/>
+      </w:pPr>
+      <w:rPr>
+        <w:rFonts w:hint="default"/>
+      </w:rPr>
+    </w:lvl>
+    <w:lvl w:ilvl="3">
+      <w:start w:val="1"/>
+      <w:numFmt w:val="decimal"/>
+      <w:isLgl/>
+      <w:lvlText w:val="%1.%2.%3.%4"/>
+      <w:lvlJc w:val="left"/>
+      <w:pPr>
+        <w:ind w:left="1440" w:hanging="1080"/>
+      </w:pPr>
+      <w:rPr>
+        <w:rFonts w:hint="default"/>
+      </w:rPr>
+    </w:lvl>
+    <w:lvl w:ilvl="4">
+      <w:start w:val="1"/>
+      <w:numFmt w:val="decimal"/>
+      <w:isLgl/>
+      <w:lvlText w:val="%1.%2.%3.%4.%5"/>
+      <w:lvlJc w:val="left"/>
+      <w:pPr>
+        <w:ind w:left="1440" w:hanging="1080"/>
+      </w:pPr>
+      <w:rPr>
+        <w:rFonts w:hint="default"/>
+      </w:rPr>
+    </w:lvl>
+    <w:lvl w:ilvl="5">
+      <w:start w:val="1"/>
+      <w:numFmt w:val="decimal"/>
+      <w:isLgl/>
+      <w:lvlText w:val="%1.%2.%3.%4.%5.%6"/>
+      <w:lvlJc w:val="left"/>
+      <w:pPr>
+        <w:ind w:left="1800" w:hanging="1440"/>
+      </w:pPr>
+      <w:rPr>
+        <w:rFonts w:hint="default"/>
+      </w:rPr>
+    </w:lvl>
+    <w:lvl w:ilvl="6">
+      <w:start w:val="1"/>
+      <w:numFmt w:val="decimal"/>
+      <w:isLgl/>
+      <w:lvlText w:val="%1.%2.%3.%4.%5.%6.%7"/>
+      <w:lvlJc w:val="left"/>
+      <w:pPr>
+        <w:ind w:left="1800" w:hanging="1440"/>
+      </w:pPr>
+      <w:rPr>
+        <w:rFonts w:hint="default"/>
+      </w:rPr>
+    </w:lvl>
+    <w:lvl w:ilvl="7">
+      <w:start w:val="1"/>
+      <w:numFmt w:val="decimal"/>
+      <w:isLgl/>
+      <w:lvlText w:val="%1.%2.%3.%4.%5.%6.%7.%8"/>
+      <w:lvlJc w:val="left"/>
+      <w:pPr>
+        <w:ind w:left="2160" w:hanging="1800"/>
+      </w:pPr>
+      <w:rPr>
+        <w:rFonts w:hint="default"/>
+      </w:rPr>
+    </w:lvl>
+    <w:lvl w:ilvl="8">
+      <w:start w:val="1"/>
+      <w:numFmt w:val="decimal"/>
+      <w:isLgl/>
+      <w:lvlText w:val="%1.%2.%3.%4.%5.%6.%7.%8.%9"/>
+      <w:lvlJc w:val="left"/>
+      <w:pPr>
+        <w:ind w:left="2160" w:hanging="1800"/>
+      </w:pPr>
+      <w:rPr>
+        <w:rFonts w:hint="default"/>
+      </w:rPr>
+    </w:lvl>
+  </w:abstractNum>
+  <w:abstractNum w:abstractNumId="25" w15:restartNumberingAfterBreak="0">
+    <w:nsid w:val="5D7518BC"/>
+    <w:multiLevelType w:val="hybridMultilevel"/>
+    <w:tmpl w:val="4176A31A"/>
+    <w:lvl w:ilvl="0" w:tplc="0C0A000F">
+      <w:start w:val="1"/>
+      <w:numFmt w:val="decimal"/>
+      <w:lvlText w:val="%1."/>
+      <w:lvlJc w:val="left"/>
+      <w:pPr>
+        <w:ind w:left="720" w:hanging="360"/>
+      </w:pPr>
+      <w:rPr>
+        <w:rFonts w:hint="default"/>
+      </w:rPr>
+    </w:lvl>
+    <w:lvl w:ilvl="1" w:tplc="0C0A0019" w:tentative="1">
+      <w:start w:val="1"/>
+      <w:numFmt w:val="lowerLetter"/>
+      <w:lvlText w:val="%2."/>
+      <w:lvlJc w:val="left"/>
+      <w:pPr>
+        <w:ind w:left="1440" w:hanging="360"/>
+      </w:pPr>
+    </w:lvl>
+    <w:lvl w:ilvl="2" w:tplc="0C0A001B" w:tentative="1">
+      <w:start w:val="1"/>
+      <w:numFmt w:val="lowerRoman"/>
+      <w:lvlText w:val="%3."/>
+      <w:lvlJc w:val="right"/>
+      <w:pPr>
+        <w:ind w:left="2160" w:hanging="180"/>
+      </w:pPr>
+    </w:lvl>
+    <w:lvl w:ilvl="3" w:tplc="0C0A000F" w:tentative="1">
+      <w:start w:val="1"/>
+      <w:numFmt w:val="decimal"/>
+      <w:lvlText w:val="%4."/>
+      <w:lvlJc w:val="left"/>
+      <w:pPr>
+        <w:ind w:left="2880" w:hanging="360"/>
+      </w:pPr>
+    </w:lvl>
+    <w:lvl w:ilvl="4" w:tplc="0C0A0019" w:tentative="1">
+      <w:start w:val="1"/>
+      <w:numFmt w:val="lowerLetter"/>
+      <w:lvlText w:val="%5."/>
+      <w:lvlJc w:val="left"/>
+      <w:pPr>
+        <w:ind w:left="3600" w:hanging="360"/>
+      </w:pPr>
+    </w:lvl>
+    <w:lvl w:ilvl="5" w:tplc="0C0A001B" w:tentative="1">
+      <w:start w:val="1"/>
+      <w:numFmt w:val="lowerRoman"/>
+      <w:lvlText w:val="%6."/>
+      <w:lvlJc w:val="right"/>
+      <w:pPr>
+        <w:ind w:left="4320" w:hanging="180"/>
+      </w:pPr>
+    </w:lvl>
+    <w:lvl w:ilvl="6" w:tplc="0C0A000F" w:tentative="1">
+      <w:start w:val="1"/>
+      <w:numFmt w:val="decimal"/>
+      <w:lvlText w:val="%7."/>
+      <w:lvlJc w:val="left"/>
+      <w:pPr>
+        <w:ind w:left="5040" w:hanging="360"/>
+      </w:pPr>
+    </w:lvl>
+    <w:lvl w:ilvl="7" w:tplc="0C0A0019" w:tentative="1">
+      <w:start w:val="1"/>
+      <w:numFmt w:val="lowerLetter"/>
+      <w:lvlText w:val="%8."/>
+      <w:lvlJc w:val="left"/>
+      <w:pPr>
+        <w:ind w:left="5760" w:hanging="360"/>
+      </w:pPr>
+    </w:lvl>
+    <w:lvl w:ilvl="8" w:tplc="0C0A001B" w:tentative="1">
+      <w:start w:val="1"/>
+      <w:numFmt w:val="lowerRoman"/>
+      <w:lvlText w:val="%9."/>
+      <w:lvlJc w:val="right"/>
+      <w:pPr>
+        <w:ind w:left="6480" w:hanging="180"/>
+      </w:pPr>
+    </w:lvl>
+  </w:abstractNum>
+  <w:abstractNum w:abstractNumId="26" w15:restartNumberingAfterBreak="0">
+    <w:nsid w:val="5EC27785"/>
+    <w:multiLevelType w:val="hybridMultilevel"/>
+    <w:tmpl w:val="1F240BE2"/>
+    <w:lvl w:ilvl="0" w:tplc="0C0A0001">
+      <w:start w:val="1"/>
+      <w:numFmt w:val="bullet"/>
+      <w:lvlText w:val=""/>
+      <w:lvlJc w:val="left"/>
+      <w:pPr>
+        <w:ind w:left="720" w:hanging="360"/>
+      </w:pPr>
+      <w:rPr>
+        <w:rFonts w:ascii="Symbol" w:hAnsi="Symbol" w:hint="default"/>
+      </w:rPr>
+    </w:lvl>
+    <w:lvl w:ilvl="1" w:tplc="0C0A0003">
+      <w:start w:val="1"/>
+      <w:numFmt w:val="bullet"/>
+      <w:lvlText w:val="o"/>
+      <w:lvlJc w:val="left"/>
+      <w:pPr>
+        <w:ind w:left="1440" w:hanging="360"/>
+      </w:pPr>
+      <w:rPr>
+        <w:rFonts w:ascii="Courier New" w:hAnsi="Courier New" w:cs="Courier New" w:hint="default"/>
+      </w:rPr>
+    </w:lvl>
+    <w:lvl w:ilvl="2" w:tplc="0C0A0005" w:tentative="1">
+      <w:start w:val="1"/>
+      <w:numFmt w:val="bullet"/>
+      <w:lvlText w:val=""/>
+      <w:lvlJc w:val="left"/>
+      <w:pPr>
+        <w:ind w:left="2160" w:hanging="360"/>
+      </w:pPr>
+      <w:rPr>
+        <w:rFonts w:ascii="Wingdings" w:hAnsi="Wingdings" w:hint="default"/>
+      </w:rPr>
+    </w:lvl>
+    <w:lvl w:ilvl="3" w:tplc="0C0A0001" w:tentative="1">
+      <w:start w:val="1"/>
+      <w:numFmt w:val="bullet"/>
+      <w:lvlText w:val=""/>
+      <w:lvlJc w:val="left"/>
+      <w:pPr>
+        <w:ind w:left="2880" w:hanging="360"/>
+      </w:pPr>
+      <w:rPr>
+        <w:rFonts w:ascii="Symbol" w:hAnsi="Symbol" w:hint="default"/>
+      </w:rPr>
+    </w:lvl>
+    <w:lvl w:ilvl="4" w:tplc="0C0A0003" w:tentative="1">
+      <w:start w:val="1"/>
+      <w:numFmt w:val="bullet"/>
+      <w:lvlText w:val="o"/>
+      <w:lvlJc w:val="left"/>
+      <w:pPr>
+        <w:ind w:left="3600" w:hanging="360"/>
+      </w:pPr>
+      <w:rPr>
+        <w:rFonts w:ascii="Courier New" w:hAnsi="Courier New" w:cs="Courier New" w:hint="default"/>
+      </w:rPr>
+    </w:lvl>
+    <w:lvl w:ilvl="5" w:tplc="0C0A0005" w:tentative="1">
+      <w:start w:val="1"/>
+      <w:numFmt w:val="bullet"/>
+      <w:lvlText w:val=""/>
+      <w:lvlJc w:val="left"/>
+      <w:pPr>
+        <w:ind w:left="4320" w:hanging="360"/>
+      </w:pPr>
+      <w:rPr>
+        <w:rFonts w:ascii="Wingdings" w:hAnsi="Wingdings" w:hint="default"/>
+      </w:rPr>
+    </w:lvl>
+    <w:lvl w:ilvl="6" w:tplc="0C0A0001" w:tentative="1">
+      <w:start w:val="1"/>
+      <w:numFmt w:val="bullet"/>
+      <w:lvlText w:val=""/>
+      <w:lvlJc w:val="left"/>
+      <w:pPr>
+        <w:ind w:left="5040" w:hanging="360"/>
+      </w:pPr>
+      <w:rPr>
+        <w:rFonts w:ascii="Symbol" w:hAnsi="Symbol" w:hint="default"/>
+      </w:rPr>
+    </w:lvl>
+    <w:lvl w:ilvl="7" w:tplc="0C0A0003" w:tentative="1">
+      <w:start w:val="1"/>
+      <w:numFmt w:val="bullet"/>
+      <w:lvlText w:val="o"/>
+      <w:lvlJc w:val="left"/>
+      <w:pPr>
+        <w:ind w:left="5760" w:hanging="360"/>
+      </w:pPr>
+      <w:rPr>
+        <w:rFonts w:ascii="Courier New" w:hAnsi="Courier New" w:cs="Courier New" w:hint="default"/>
+      </w:rPr>
+    </w:lvl>
+    <w:lvl w:ilvl="8" w:tplc="0C0A0005" w:tentative="1">
+      <w:start w:val="1"/>
+      <w:numFmt w:val="bullet"/>
+      <w:lvlText w:val=""/>
+      <w:lvlJc w:val="left"/>
+      <w:pPr>
+        <w:ind w:left="6480" w:hanging="360"/>
+      </w:pPr>
+      <w:rPr>
+        <w:rFonts w:ascii="Wingdings" w:hAnsi="Wingdings" w:hint="default"/>
+      </w:rPr>
+    </w:lvl>
+  </w:abstractNum>
+  <w:abstractNum w:abstractNumId="27" w15:restartNumberingAfterBreak="0">
+    <w:nsid w:val="66687175"/>
+    <w:multiLevelType w:val="hybridMultilevel"/>
+    <w:tmpl w:val="2EB66ECE"/>
+    <w:lvl w:ilvl="0" w:tplc="CF241BE2">
+      <w:start w:val="1"/>
+      <w:numFmt w:val="decimal"/>
+      <w:lvlText w:val="%1."/>
+      <w:lvlJc w:val="left"/>
+      <w:pPr>
+        <w:ind w:left="1080" w:hanging="360"/>
+      </w:pPr>
+      <w:rPr>
+        <w:rFonts w:hint="default"/>
+      </w:rPr>
+    </w:lvl>
+    <w:lvl w:ilvl="1" w:tplc="0C0A0019" w:tentative="1">
+      <w:start w:val="1"/>
+      <w:numFmt w:val="lowerLetter"/>
+      <w:lvlText w:val="%2."/>
+      <w:lvlJc w:val="left"/>
+      <w:pPr>
+        <w:ind w:left="1800" w:hanging="360"/>
+      </w:pPr>
+    </w:lvl>
+    <w:lvl w:ilvl="2" w:tplc="0C0A001B" w:tentative="1">
+      <w:start w:val="1"/>
+      <w:numFmt w:val="lowerRoman"/>
+      <w:lvlText w:val="%3."/>
+      <w:lvlJc w:val="right"/>
+      <w:pPr>
+        <w:ind w:left="2520" w:hanging="180"/>
+      </w:pPr>
+    </w:lvl>
+    <w:lvl w:ilvl="3" w:tplc="0C0A000F" w:tentative="1">
+      <w:start w:val="1"/>
+      <w:numFmt w:val="decimal"/>
+      <w:lvlText w:val="%4."/>
+      <w:lvlJc w:val="left"/>
+      <w:pPr>
+        <w:ind w:left="3240" w:hanging="360"/>
+      </w:pPr>
+    </w:lvl>
+    <w:lvl w:ilvl="4" w:tplc="0C0A0019" w:tentative="1">
+      <w:start w:val="1"/>
+      <w:numFmt w:val="lowerLetter"/>
+      <w:lvlText w:val="%5."/>
+      <w:lvlJc w:val="left"/>
+      <w:pPr>
+        <w:ind w:left="3960" w:hanging="360"/>
+      </w:pPr>
+    </w:lvl>
+    <w:lvl w:ilvl="5" w:tplc="0C0A001B" w:tentative="1">
+      <w:start w:val="1"/>
+      <w:numFmt w:val="lowerRoman"/>
+      <w:lvlText w:val="%6."/>
+      <w:lvlJc w:val="right"/>
+      <w:pPr>
+        <w:ind w:left="4680" w:hanging="180"/>
+      </w:pPr>
+    </w:lvl>
+    <w:lvl w:ilvl="6" w:tplc="0C0A000F" w:tentative="1">
+      <w:start w:val="1"/>
+      <w:numFmt w:val="decimal"/>
+      <w:lvlText w:val="%7."/>
+      <w:lvlJc w:val="left"/>
+      <w:pPr>
+        <w:ind w:left="5400" w:hanging="360"/>
+      </w:pPr>
+    </w:lvl>
+    <w:lvl w:ilvl="7" w:tplc="0C0A0019" w:tentative="1">
+      <w:start w:val="1"/>
+      <w:numFmt w:val="lowerLetter"/>
+      <w:lvlText w:val="%8."/>
+      <w:lvlJc w:val="left"/>
+      <w:pPr>
+        <w:ind w:left="6120" w:hanging="360"/>
+      </w:pPr>
+    </w:lvl>
+    <w:lvl w:ilvl="8" w:tplc="0C0A001B" w:tentative="1">
+      <w:start w:val="1"/>
+      <w:numFmt w:val="lowerRoman"/>
+      <w:lvlText w:val="%9."/>
+      <w:lvlJc w:val="right"/>
+      <w:pPr>
+        <w:ind w:left="6840" w:hanging="180"/>
+      </w:pPr>
+    </w:lvl>
+  </w:abstractNum>
+  <w:abstractNum w:abstractNumId="28" w15:restartNumberingAfterBreak="0">
+    <w:nsid w:val="6A256425"/>
+    <w:multiLevelType w:val="multilevel"/>
+    <w:tmpl w:val="616871FE"/>
+    <w:lvl w:ilvl="0">
+      <w:start w:val="1"/>
+      <w:numFmt w:val="decimal"/>
+      <w:lvlText w:val="%1."/>
+      <w:lvlJc w:val="left"/>
+      <w:pPr>
+        <w:ind w:left="720" w:hanging="360"/>
+      </w:pPr>
+      <w:rPr>
+        <w:rFonts w:hint="default"/>
+      </w:rPr>
+    </w:lvl>
+    <w:lvl w:ilvl="1">
+      <w:start w:val="1"/>
+      <w:numFmt w:val="decimal"/>
+      <w:isLgl/>
+      <w:lvlText w:val="%1.%2"/>
+      <w:lvlJc w:val="left"/>
+      <w:pPr>
+        <w:ind w:left="840" w:hanging="480"/>
+      </w:pPr>
+      <w:rPr>
+        <w:rFonts w:hint="default"/>
+      </w:rPr>
+    </w:lvl>
+    <w:lvl w:ilvl="2">
+      <w:start w:val="1"/>
+      <w:numFmt w:val="decimal"/>
+      <w:isLgl/>
+      <w:lvlText w:val="%1.%2.%3"/>
+      <w:lvlJc w:val="left"/>
+      <w:pPr>
+        <w:ind w:left="1080" w:hanging="720"/>
+      </w:pPr>
+      <w:rPr>
+        <w:rFonts w:hint="default"/>
+      </w:rPr>
+    </w:lvl>
+    <w:lvl w:ilvl="3">
+      <w:start w:val="1"/>
+      <w:numFmt w:val="decimal"/>
+      <w:isLgl/>
+      <w:lvlText w:val="%1.%2.%3.%4"/>
+      <w:lvlJc w:val="left"/>
+      <w:pPr>
+        <w:ind w:left="1440" w:hanging="1080"/>
+      </w:pPr>
+      <w:rPr>
+        <w:rFonts w:hint="default"/>
+      </w:rPr>
+    </w:lvl>
+    <w:lvl w:ilvl="4">
+      <w:start w:val="1"/>
+      <w:numFmt w:val="decimal"/>
+      <w:isLgl/>
+      <w:lvlText w:val="%1.%2.%3.%4.%5"/>
+      <w:lvlJc w:val="left"/>
+      <w:pPr>
+        <w:ind w:left="1440" w:hanging="1080"/>
+      </w:pPr>
+      <w:rPr>
+        <w:rFonts w:hint="default"/>
+      </w:rPr>
+    </w:lvl>
+    <w:lvl w:ilvl="5">
+      <w:start w:val="1"/>
+      <w:numFmt w:val="decimal"/>
+      <w:isLgl/>
+      <w:lvlText w:val="%1.%2.%3.%4.%5.%6"/>
+      <w:lvlJc w:val="left"/>
+      <w:pPr>
+        <w:ind w:left="1800" w:hanging="1440"/>
+      </w:pPr>
+      <w:rPr>
+        <w:rFonts w:hint="default"/>
+      </w:rPr>
+    </w:lvl>
+    <w:lvl w:ilvl="6">
+      <w:start w:val="1"/>
+      <w:numFmt w:val="decimal"/>
+      <w:isLgl/>
+      <w:lvlText w:val="%1.%2.%3.%4.%5.%6.%7"/>
+      <w:lvlJc w:val="left"/>
+      <w:pPr>
+        <w:ind w:left="1800" w:hanging="1440"/>
+      </w:pPr>
+      <w:rPr>
+        <w:rFonts w:hint="default"/>
+      </w:rPr>
+    </w:lvl>
+    <w:lvl w:ilvl="7">
+      <w:start w:val="1"/>
+      <w:numFmt w:val="decimal"/>
+      <w:isLgl/>
+      <w:lvlText w:val="%1.%2.%3.%4.%5.%6.%7.%8"/>
+      <w:lvlJc w:val="left"/>
+      <w:pPr>
+        <w:ind w:left="2160" w:hanging="1800"/>
+      </w:pPr>
+      <w:rPr>
+        <w:rFonts w:hint="default"/>
+      </w:rPr>
+    </w:lvl>
+    <w:lvl w:ilvl="8">
+      <w:start w:val="1"/>
+      <w:numFmt w:val="decimal"/>
+      <w:isLgl/>
+      <w:lvlText w:val="%1.%2.%3.%4.%5.%6.%7.%8.%9"/>
+      <w:lvlJc w:val="left"/>
+      <w:pPr>
+        <w:ind w:left="2160" w:hanging="1800"/>
+      </w:pPr>
+      <w:rPr>
+        <w:rFonts w:hint="default"/>
+      </w:rPr>
+    </w:lvl>
+  </w:abstractNum>
+  <w:abstractNum w:abstractNumId="29" w15:restartNumberingAfterBreak="0">
+    <w:nsid w:val="6A935BDE"/>
+    <w:multiLevelType w:val="multilevel"/>
+    <w:tmpl w:val="616871FE"/>
+    <w:lvl w:ilvl="0">
+      <w:start w:val="1"/>
+      <w:numFmt w:val="decimal"/>
+      <w:lvlText w:val="%1."/>
+      <w:lvlJc w:val="left"/>
+      <w:pPr>
+        <w:ind w:left="720" w:hanging="360"/>
+      </w:pPr>
+      <w:rPr>
+        <w:rFonts w:hint="default"/>
+      </w:rPr>
+    </w:lvl>
+    <w:lvl w:ilvl="1">
+      <w:start w:val="1"/>
+      <w:numFmt w:val="decimal"/>
+      <w:isLgl/>
+      <w:lvlText w:val="%1.%2"/>
+      <w:lvlJc w:val="left"/>
+      <w:pPr>
+        <w:ind w:left="840" w:hanging="480"/>
+      </w:pPr>
+      <w:rPr>
+        <w:rFonts w:hint="default"/>
+      </w:rPr>
+    </w:lvl>
+    <w:lvl w:ilvl="2">
+      <w:start w:val="1"/>
+      <w:numFmt w:val="decimal"/>
+      <w:isLgl/>
+      <w:lvlText w:val="%1.%2.%3"/>
+      <w:lvlJc w:val="left"/>
+      <w:pPr>
+        <w:ind w:left="1080" w:hanging="720"/>
+      </w:pPr>
+      <w:rPr>
+        <w:rFonts w:hint="default"/>
+      </w:rPr>
+    </w:lvl>
+    <w:lvl w:ilvl="3">
+      <w:start w:val="1"/>
+      <w:numFmt w:val="decimal"/>
+      <w:isLgl/>
+      <w:lvlText w:val="%1.%2.%3.%4"/>
+      <w:lvlJc w:val="left"/>
+      <w:pPr>
+        <w:ind w:left="1440" w:hanging="1080"/>
+      </w:pPr>
+      <w:rPr>
+        <w:rFonts w:hint="default"/>
+      </w:rPr>
+    </w:lvl>
+    <w:lvl w:ilvl="4">
+      <w:start w:val="1"/>
+      <w:numFmt w:val="decimal"/>
+      <w:isLgl/>
+      <w:lvlText w:val="%1.%2.%3.%4.%5"/>
+      <w:lvlJc w:val="left"/>
+      <w:pPr>
+        <w:ind w:left="1440" w:hanging="1080"/>
+      </w:pPr>
+      <w:rPr>
+        <w:rFonts w:hint="default"/>
+      </w:rPr>
+    </w:lvl>
+    <w:lvl w:ilvl="5">
+      <w:start w:val="1"/>
+      <w:numFmt w:val="decimal"/>
+      <w:isLgl/>
+      <w:lvlText w:val="%1.%2.%3.%4.%5.%6"/>
+      <w:lvlJc w:val="left"/>
+      <w:pPr>
+        <w:ind w:left="1800" w:hanging="1440"/>
+      </w:pPr>
+      <w:rPr>
+        <w:rFonts w:hint="default"/>
+      </w:rPr>
+    </w:lvl>
+    <w:lvl w:ilvl="6">
+      <w:start w:val="1"/>
+      <w:numFmt w:val="decimal"/>
+      <w:isLgl/>
+      <w:lvlText w:val="%1.%2.%3.%4.%5.%6.%7"/>
+      <w:lvlJc w:val="left"/>
+      <w:pPr>
+        <w:ind w:left="1800" w:hanging="1440"/>
+      </w:pPr>
+      <w:rPr>
+        <w:rFonts w:hint="default"/>
+      </w:rPr>
+    </w:lvl>
+    <w:lvl w:ilvl="7">
+      <w:start w:val="1"/>
+      <w:numFmt w:val="decimal"/>
+      <w:isLgl/>
+      <w:lvlText w:val="%1.%2.%3.%4.%5.%6.%7.%8"/>
+      <w:lvlJc w:val="left"/>
+      <w:pPr>
+        <w:ind w:left="2160" w:hanging="1800"/>
+      </w:pPr>
+      <w:rPr>
+        <w:rFonts w:hint="default"/>
+      </w:rPr>
+    </w:lvl>
+    <w:lvl w:ilvl="8">
+      <w:start w:val="1"/>
+      <w:numFmt w:val="decimal"/>
+      <w:isLgl/>
+      <w:lvlText w:val="%1.%2.%3.%4.%5.%6.%7.%8.%9"/>
+      <w:lvlJc w:val="left"/>
+      <w:pPr>
+        <w:ind w:left="2160" w:hanging="1800"/>
+      </w:pPr>
+      <w:rPr>
+        <w:rFonts w:hint="default"/>
+      </w:rPr>
+    </w:lvl>
+  </w:abstractNum>
+  <w:abstractNum w:abstractNumId="30" w15:restartNumberingAfterBreak="0">
+    <w:nsid w:val="6B126ED8"/>
+    <w:multiLevelType w:val="hybridMultilevel"/>
+    <w:tmpl w:val="9B58273E"/>
+    <w:lvl w:ilvl="0" w:tplc="0C0A0001">
+      <w:start w:val="1"/>
+      <w:numFmt w:val="bullet"/>
+      <w:lvlText w:val=""/>
+      <w:lvlJc w:val="left"/>
+      <w:pPr>
+        <w:ind w:left="720" w:hanging="360"/>
+      </w:pPr>
+      <w:rPr>
+        <w:rFonts w:ascii="Symbol" w:hAnsi="Symbol" w:hint="default"/>
+      </w:rPr>
+    </w:lvl>
+    <w:lvl w:ilvl="1" w:tplc="0C0A0003">
+      <w:start w:val="1"/>
+      <w:numFmt w:val="bullet"/>
+      <w:lvlText w:val="o"/>
+      <w:lvlJc w:val="left"/>
+      <w:pPr>
+        <w:ind w:left="1440" w:hanging="360"/>
+      </w:pPr>
+      <w:rPr>
+        <w:rFonts w:ascii="Courier New" w:hAnsi="Courier New" w:cs="Courier New" w:hint="default"/>
+      </w:rPr>
+    </w:lvl>
+    <w:lvl w:ilvl="2" w:tplc="0C0A0005" w:tentative="1">
+      <w:start w:val="1"/>
+      <w:numFmt w:val="bullet"/>
+      <w:lvlText w:val=""/>
+      <w:lvlJc w:val="left"/>
+      <w:pPr>
+        <w:ind w:left="2160" w:hanging="360"/>
+      </w:pPr>
+      <w:rPr>
+        <w:rFonts w:ascii="Wingdings" w:hAnsi="Wingdings" w:hint="default"/>
+      </w:rPr>
+    </w:lvl>
+    <w:lvl w:ilvl="3" w:tplc="0C0A0001" w:tentative="1">
+      <w:start w:val="1"/>
+      <w:numFmt w:val="bullet"/>
+      <w:lvlText w:val=""/>
+      <w:lvlJc w:val="left"/>
+      <w:pPr>
+        <w:ind w:left="2880" w:hanging="360"/>
+      </w:pPr>
+      <w:rPr>
+        <w:rFonts w:ascii="Symbol" w:hAnsi="Symbol" w:hint="default"/>
+      </w:rPr>
+    </w:lvl>
+    <w:lvl w:ilvl="4" w:tplc="0C0A0003" w:tentative="1">
+      <w:start w:val="1"/>
+      <w:numFmt w:val="bullet"/>
+      <w:lvlText w:val="o"/>
+      <w:lvlJc w:val="left"/>
+      <w:pPr>
+        <w:ind w:left="3600" w:hanging="360"/>
+      </w:pPr>
+      <w:rPr>
+        <w:rFonts w:ascii="Courier New" w:hAnsi="Courier New" w:cs="Courier New" w:hint="default"/>
+      </w:rPr>
+    </w:lvl>
+    <w:lvl w:ilvl="5" w:tplc="0C0A0005" w:tentative="1">
+      <w:start w:val="1"/>
+      <w:numFmt w:val="bullet"/>
+      <w:lvlText w:val=""/>
+      <w:lvlJc w:val="left"/>
+      <w:pPr>
+        <w:ind w:left="4320" w:hanging="360"/>
+      </w:pPr>
+      <w:rPr>
+        <w:rFonts w:ascii="Wingdings" w:hAnsi="Wingdings" w:hint="default"/>
+      </w:rPr>
+    </w:lvl>
+    <w:lvl w:ilvl="6" w:tplc="0C0A0001" w:tentative="1">
+      <w:start w:val="1"/>
+      <w:numFmt w:val="bullet"/>
+      <w:lvlText w:val=""/>
+      <w:lvlJc w:val="left"/>
+      <w:pPr>
+        <w:ind w:left="5040" w:hanging="360"/>
+      </w:pPr>
+      <w:rPr>
+        <w:rFonts w:ascii="Symbol" w:hAnsi="Symbol" w:hint="default"/>
+      </w:rPr>
+    </w:lvl>
+    <w:lvl w:ilvl="7" w:tplc="0C0A0003" w:tentative="1">
+      <w:start w:val="1"/>
+      <w:numFmt w:val="bullet"/>
+      <w:lvlText w:val="o"/>
+      <w:lvlJc w:val="left"/>
+      <w:pPr>
+        <w:ind w:left="5760" w:hanging="360"/>
+      </w:pPr>
+      <w:rPr>
+        <w:rFonts w:ascii="Courier New" w:hAnsi="Courier New" w:cs="Courier New" w:hint="default"/>
+      </w:rPr>
+    </w:lvl>
+    <w:lvl w:ilvl="8" w:tplc="0C0A0005" w:tentative="1">
+      <w:start w:val="1"/>
+      <w:numFmt w:val="bullet"/>
+      <w:lvlText w:val=""/>
+      <w:lvlJc w:val="left"/>
+      <w:pPr>
+        <w:ind w:left="6480" w:hanging="360"/>
+      </w:pPr>
+      <w:rPr>
+        <w:rFonts w:ascii="Wingdings" w:hAnsi="Wingdings" w:hint="default"/>
+      </w:rPr>
+    </w:lvl>
+  </w:abstractNum>
+  <w:abstractNum w:abstractNumId="31" w15:restartNumberingAfterBreak="0">
+    <w:nsid w:val="6EA74052"/>
+    <w:multiLevelType w:val="multilevel"/>
+    <w:tmpl w:val="83A6F570"/>
+    <w:lvl w:ilvl="0">
+      <w:start w:val="1"/>
+      <w:numFmt w:val="bullet"/>
+      <w:lvlText w:val=""/>
+      <w:lvlJc w:val="left"/>
+      <w:pPr>
+        <w:tabs>
+          <w:tab w:val="num" w:pos="720"/>
+        </w:tabs>
+        <w:ind w:left="720" w:hanging="360"/>
+      </w:pPr>
+      <w:rPr>
+        <w:rFonts w:ascii="Symbol" w:hAnsi="Symbol" w:hint="default"/>
+        <w:sz w:val="20"/>
+      </w:rPr>
+    </w:lvl>
+    <w:lvl w:ilvl="1" w:tentative="1">
+      <w:start w:val="1"/>
+      <w:numFmt w:val="bullet"/>
+      <w:lvlText w:val="o"/>
+      <w:lvlJc w:val="left"/>
+      <w:pPr>
+        <w:tabs>
+          <w:tab w:val="num" w:pos="1440"/>
+        </w:tabs>
+        <w:ind w:left="1440" w:hanging="360"/>
+      </w:pPr>
+      <w:rPr>
+        <w:rFonts w:ascii="Courier New" w:hAnsi="Courier New" w:hint="default"/>
+        <w:sz w:val="20"/>
+      </w:rPr>
+    </w:lvl>
+    <w:lvl w:ilvl="2" w:tentative="1">
+      <w:start w:val="1"/>
+      <w:numFmt w:val="bullet"/>
+      <w:lvlText w:val=""/>
+      <w:lvlJc w:val="left"/>
+      <w:pPr>
+        <w:tabs>
+          <w:tab w:val="num" w:pos="2160"/>
+        </w:tabs>
+        <w:ind w:left="2160" w:hanging="360"/>
+      </w:pPr>
+      <w:rPr>
+        <w:rFonts w:ascii="Wingdings" w:hAnsi="Wingdings" w:hint="default"/>
+        <w:sz w:val="20"/>
+      </w:rPr>
+    </w:lvl>
+    <w:lvl w:ilvl="3" w:tentative="1">
+      <w:start w:val="1"/>
+      <w:numFmt w:val="bullet"/>
+      <w:lvlText w:val=""/>
+      <w:lvlJc w:val="left"/>
+      <w:pPr>
+        <w:tabs>
+          <w:tab w:val="num" w:pos="2880"/>
+        </w:tabs>
+        <w:ind w:left="2880" w:hanging="360"/>
+      </w:pPr>
+      <w:rPr>
+        <w:rFonts w:ascii="Wingdings" w:hAnsi="Wingdings" w:hint="default"/>
+        <w:sz w:val="20"/>
+      </w:rPr>
+    </w:lvl>
+    <w:lvl w:ilvl="4" w:tentative="1">
+      <w:start w:val="1"/>
+      <w:numFmt w:val="bullet"/>
+      <w:lvlText w:val=""/>
+      <w:lvlJc w:val="left"/>
+      <w:pPr>
+        <w:tabs>
+          <w:tab w:val="num" w:pos="3600"/>
+        </w:tabs>
+        <w:ind w:left="3600" w:hanging="360"/>
+      </w:pPr>
+      <w:rPr>
+        <w:rFonts w:ascii="Wingdings" w:hAnsi="Wingdings" w:hint="default"/>
+        <w:sz w:val="20"/>
+      </w:rPr>
+    </w:lvl>
+    <w:lvl w:ilvl="5" w:tentative="1">
+      <w:start w:val="1"/>
+      <w:numFmt w:val="bullet"/>
+      <w:lvlText w:val=""/>
+      <w:lvlJc w:val="left"/>
+      <w:pPr>
+        <w:tabs>
+          <w:tab w:val="num" w:pos="4320"/>
+        </w:tabs>
+        <w:ind w:left="4320" w:hanging="360"/>
+      </w:pPr>
+      <w:rPr>
+        <w:rFonts w:ascii="Wingdings" w:hAnsi="Wingdings" w:hint="default"/>
+        <w:sz w:val="20"/>
+      </w:rPr>
+    </w:lvl>
+    <w:lvl w:ilvl="6" w:tentative="1">
+      <w:start w:val="1"/>
+      <w:numFmt w:val="bullet"/>
+      <w:lvlText w:val=""/>
+      <w:lvlJc w:val="left"/>
+      <w:pPr>
+        <w:tabs>
+          <w:tab w:val="num" w:pos="5040"/>
+        </w:tabs>
+        <w:ind w:left="5040" w:hanging="360"/>
+      </w:pPr>
+      <w:rPr>
+        <w:rFonts w:ascii="Wingdings" w:hAnsi="Wingdings" w:hint="default"/>
+        <w:sz w:val="20"/>
+      </w:rPr>
+    </w:lvl>
+    <w:lvl w:ilvl="7" w:tentative="1">
+      <w:start w:val="1"/>
+      <w:numFmt w:val="bullet"/>
+      <w:lvlText w:val=""/>
+      <w:lvlJc w:val="left"/>
+      <w:pPr>
+        <w:tabs>
+          <w:tab w:val="num" w:pos="5760"/>
+        </w:tabs>
+        <w:ind w:left="5760" w:hanging="360"/>
+      </w:pPr>
+      <w:rPr>
+        <w:rFonts w:ascii="Wingdings" w:hAnsi="Wingdings" w:hint="default"/>
+        <w:sz w:val="20"/>
+      </w:rPr>
+    </w:lvl>
+    <w:lvl w:ilvl="8" w:tentative="1">
+      <w:start w:val="1"/>
+      <w:numFmt w:val="bullet"/>
+      <w:lvlText w:val=""/>
+      <w:lvlJc w:val="left"/>
+      <w:pPr>
+        <w:tabs>
+          <w:tab w:val="num" w:pos="6480"/>
+        </w:tabs>
+        <w:ind w:left="6480" w:hanging="360"/>
+      </w:pPr>
+      <w:rPr>
+        <w:rFonts w:ascii="Wingdings" w:hAnsi="Wingdings" w:hint="default"/>
+        <w:sz w:val="20"/>
+      </w:rPr>
+    </w:lvl>
+  </w:abstractNum>
+  <w:abstractNum w:abstractNumId="32" w15:restartNumberingAfterBreak="0">
+    <w:nsid w:val="72087262"/>
+    <w:multiLevelType w:val="multilevel"/>
+    <w:tmpl w:val="616871FE"/>
+    <w:lvl w:ilvl="0">
+      <w:start w:val="1"/>
+      <w:numFmt w:val="decimal"/>
+      <w:lvlText w:val="%1."/>
+      <w:lvlJc w:val="left"/>
+      <w:pPr>
+        <w:ind w:left="720" w:hanging="360"/>
+      </w:pPr>
+      <w:rPr>
+        <w:rFonts w:hint="default"/>
+      </w:rPr>
+    </w:lvl>
+    <w:lvl w:ilvl="1">
+      <w:start w:val="1"/>
+      <w:numFmt w:val="decimal"/>
+      <w:isLgl/>
+      <w:lvlText w:val="%1.%2"/>
+      <w:lvlJc w:val="left"/>
+      <w:pPr>
+        <w:ind w:left="840" w:hanging="480"/>
+      </w:pPr>
+      <w:rPr>
+        <w:rFonts w:hint="default"/>
+      </w:rPr>
+    </w:lvl>
+    <w:lvl w:ilvl="2">
+      <w:start w:val="1"/>
+      <w:numFmt w:val="decimal"/>
+      <w:isLgl/>
+      <w:lvlText w:val="%1.%2.%3"/>
+      <w:lvlJc w:val="left"/>
+      <w:pPr>
+        <w:ind w:left="1080" w:hanging="720"/>
+      </w:pPr>
+      <w:rPr>
+        <w:rFonts w:hint="default"/>
+      </w:rPr>
+    </w:lvl>
+    <w:lvl w:ilvl="3">
+      <w:start w:val="1"/>
+      <w:numFmt w:val="decimal"/>
+      <w:isLgl/>
+      <w:lvlText w:val="%1.%2.%3.%4"/>
+      <w:lvlJc w:val="left"/>
+      <w:pPr>
+        <w:ind w:left="1440" w:hanging="1080"/>
+      </w:pPr>
+      <w:rPr>
+        <w:rFonts w:hint="default"/>
+      </w:rPr>
+    </w:lvl>
+    <w:lvl w:ilvl="4">
+      <w:start w:val="1"/>
+      <w:numFmt w:val="decimal"/>
+      <w:isLgl/>
+      <w:lvlText w:val="%1.%2.%3.%4.%5"/>
+      <w:lvlJc w:val="left"/>
+      <w:pPr>
+        <w:ind w:left="1440" w:hanging="1080"/>
+      </w:pPr>
+      <w:rPr>
+        <w:rFonts w:hint="default"/>
+      </w:rPr>
+    </w:lvl>
+    <w:lvl w:ilvl="5">
+      <w:start w:val="1"/>
+      <w:numFmt w:val="decimal"/>
+      <w:isLgl/>
+      <w:lvlText w:val="%1.%2.%3.%4.%5.%6"/>
+      <w:lvlJc w:val="left"/>
+      <w:pPr>
+        <w:ind w:left="1800" w:hanging="1440"/>
+      </w:pPr>
+      <w:rPr>
+        <w:rFonts w:hint="default"/>
+      </w:rPr>
+    </w:lvl>
+    <w:lvl w:ilvl="6">
+      <w:start w:val="1"/>
+      <w:numFmt w:val="decimal"/>
+      <w:isLgl/>
+      <w:lvlText w:val="%1.%2.%3.%4.%5.%6.%7"/>
+      <w:lvlJc w:val="left"/>
+      <w:pPr>
+        <w:ind w:left="1800" w:hanging="1440"/>
+      </w:pPr>
+      <w:rPr>
+        <w:rFonts w:hint="default"/>
+      </w:rPr>
+    </w:lvl>
+    <w:lvl w:ilvl="7">
+      <w:start w:val="1"/>
+      <w:numFmt w:val="decimal"/>
+      <w:isLgl/>
+      <w:lvlText w:val="%1.%2.%3.%4.%5.%6.%7.%8"/>
+      <w:lvlJc w:val="left"/>
+      <w:pPr>
+        <w:ind w:left="2160" w:hanging="1800"/>
+      </w:pPr>
+      <w:rPr>
+        <w:rFonts w:hint="default"/>
+      </w:rPr>
+    </w:lvl>
+    <w:lvl w:ilvl="8">
+      <w:start w:val="1"/>
+      <w:numFmt w:val="decimal"/>
+      <w:isLgl/>
+      <w:lvlText w:val="%1.%2.%3.%4.%5.%6.%7.%8.%9"/>
+      <w:lvlJc w:val="left"/>
+      <w:pPr>
+        <w:ind w:left="2160" w:hanging="1800"/>
+      </w:pPr>
+      <w:rPr>
+        <w:rFonts w:hint="default"/>
+      </w:rPr>
+    </w:lvl>
+  </w:abstractNum>
+  <w:abstractNum w:abstractNumId="33" w15:restartNumberingAfterBreak="0">
+    <w:nsid w:val="743319BA"/>
+    <w:multiLevelType w:val="hybridMultilevel"/>
+    <w:tmpl w:val="5D6428F2"/>
+    <w:lvl w:ilvl="0" w:tplc="0C0A0001">
+      <w:start w:val="1"/>
+      <w:numFmt w:val="bullet"/>
+      <w:lvlText w:val=""/>
+      <w:lvlJc w:val="left"/>
+      <w:pPr>
+        <w:ind w:left="720" w:hanging="360"/>
+      </w:pPr>
+      <w:rPr>
+        <w:rFonts w:ascii="Symbol" w:hAnsi="Symbol" w:hint="default"/>
+      </w:rPr>
+    </w:lvl>
+    <w:lvl w:ilvl="1" w:tplc="0C0A0003" w:tentative="1">
+      <w:start w:val="1"/>
+      <w:numFmt w:val="bullet"/>
+      <w:lvlText w:val="o"/>
+      <w:lvlJc w:val="left"/>
+      <w:pPr>
+        <w:ind w:left="1440" w:hanging="360"/>
+      </w:pPr>
+      <w:rPr>
+        <w:rFonts w:ascii="Courier New" w:hAnsi="Courier New" w:cs="Courier New" w:hint="default"/>
+      </w:rPr>
+    </w:lvl>
+    <w:lvl w:ilvl="2" w:tplc="0C0A0005" w:tentative="1">
+      <w:start w:val="1"/>
+      <w:numFmt w:val="bullet"/>
+      <w:lvlText w:val=""/>
+      <w:lvlJc w:val="left"/>
+      <w:pPr>
+        <w:ind w:left="2160" w:hanging="360"/>
+      </w:pPr>
+      <w:rPr>
+        <w:rFonts w:ascii="Wingdings" w:hAnsi="Wingdings" w:hint="default"/>
+      </w:rPr>
+    </w:lvl>
+    <w:lvl w:ilvl="3" w:tplc="0C0A0001" w:tentative="1">
+      <w:start w:val="1"/>
+      <w:numFmt w:val="bullet"/>
+      <w:lvlText w:val=""/>
+      <w:lvlJc w:val="left"/>
+      <w:pPr>
+        <w:ind w:left="2880" w:hanging="360"/>
+      </w:pPr>
+      <w:rPr>
+        <w:rFonts w:ascii="Symbol" w:hAnsi="Symbol" w:hint="default"/>
+      </w:rPr>
+    </w:lvl>
+    <w:lvl w:ilvl="4" w:tplc="0C0A0003" w:tentative="1">
+      <w:start w:val="1"/>
+      <w:numFmt w:val="bullet"/>
+      <w:lvlText w:val="o"/>
+      <w:lvlJc w:val="left"/>
+      <w:pPr>
+        <w:ind w:left="3600" w:hanging="360"/>
+      </w:pPr>
+      <w:rPr>
+        <w:rFonts w:ascii="Courier New" w:hAnsi="Courier New" w:cs="Courier New" w:hint="default"/>
+      </w:rPr>
+    </w:lvl>
+    <w:lvl w:ilvl="5" w:tplc="0C0A0005" w:tentative="1">
+      <w:start w:val="1"/>
+      <w:numFmt w:val="bullet"/>
+      <w:lvlText w:val=""/>
+      <w:lvlJc w:val="left"/>
+      <w:pPr>
+        <w:ind w:left="4320" w:hanging="360"/>
+      </w:pPr>
+      <w:rPr>
+        <w:rFonts w:ascii="Wingdings" w:hAnsi="Wingdings" w:hint="default"/>
+      </w:rPr>
+    </w:lvl>
+    <w:lvl w:ilvl="6" w:tplc="0C0A0001" w:tentative="1">
+      <w:start w:val="1"/>
+      <w:numFmt w:val="bullet"/>
+      <w:lvlText w:val=""/>
+      <w:lvlJc w:val="left"/>
+      <w:pPr>
+        <w:ind w:left="5040" w:hanging="360"/>
+      </w:pPr>
+      <w:rPr>
+        <w:rFonts w:ascii="Symbol" w:hAnsi="Symbol" w:hint="default"/>
+      </w:rPr>
+    </w:lvl>
+    <w:lvl w:ilvl="7" w:tplc="0C0A0003" w:tentative="1">
+      <w:start w:val="1"/>
+      <w:numFmt w:val="bullet"/>
+      <w:lvlText w:val="o"/>
+      <w:lvlJc w:val="left"/>
+      <w:pPr>
+        <w:ind w:left="5760" w:hanging="360"/>
+      </w:pPr>
+      <w:rPr>
+        <w:rFonts w:ascii="Courier New" w:hAnsi="Courier New" w:cs="Courier New" w:hint="default"/>
+      </w:rPr>
+    </w:lvl>
+    <w:lvl w:ilvl="8" w:tplc="0C0A0005" w:tentative="1">
+      <w:start w:val="1"/>
+      <w:numFmt w:val="bullet"/>
+      <w:lvlText w:val=""/>
+      <w:lvlJc w:val="left"/>
+      <w:pPr>
+        <w:ind w:left="6480" w:hanging="360"/>
+      </w:pPr>
+      <w:rPr>
+        <w:rFonts w:ascii="Wingdings" w:hAnsi="Wingdings" w:hint="default"/>
+      </w:rPr>
+    </w:lvl>
+  </w:abstractNum>
+  <w:abstractNum w:abstractNumId="34" w15:restartNumberingAfterBreak="0">
+    <w:nsid w:val="7472784F"/>
+    <w:multiLevelType w:val="hybridMultilevel"/>
+    <w:tmpl w:val="C54A455E"/>
+    <w:lvl w:ilvl="0" w:tplc="0C0A000F">
+      <w:numFmt w:val="decimal"/>
+      <w:lvlText w:val="%1."/>
+      <w:lvlJc w:val="left"/>
+      <w:pPr>
+        <w:ind w:left="720" w:hanging="360"/>
+      </w:pPr>
+      <w:rPr>
+        <w:rFonts w:hint="default"/>
+      </w:rPr>
+    </w:lvl>
+    <w:lvl w:ilvl="1" w:tplc="0C0A0019" w:tentative="1">
+      <w:start w:val="1"/>
+      <w:numFmt w:val="lowerLetter"/>
+      <w:lvlText w:val="%2."/>
+      <w:lvlJc w:val="left"/>
+      <w:pPr>
+        <w:ind w:left="1440" w:hanging="360"/>
+      </w:pPr>
+    </w:lvl>
+    <w:lvl w:ilvl="2" w:tplc="0C0A001B" w:tentative="1">
+      <w:start w:val="1"/>
+      <w:numFmt w:val="lowerRoman"/>
+      <w:lvlText w:val="%3."/>
+      <w:lvlJc w:val="right"/>
+      <w:pPr>
+        <w:ind w:left="2160" w:hanging="180"/>
+      </w:pPr>
+    </w:lvl>
+    <w:lvl w:ilvl="3" w:tplc="0C0A000F" w:tentative="1">
+      <w:start w:val="1"/>
+      <w:numFmt w:val="decimal"/>
+      <w:lvlText w:val="%4."/>
+      <w:lvlJc w:val="left"/>
+      <w:pPr>
+        <w:ind w:left="2880" w:hanging="360"/>
+      </w:pPr>
+    </w:lvl>
+    <w:lvl w:ilvl="4" w:tplc="0C0A0019" w:tentative="1">
+      <w:start w:val="1"/>
+      <w:numFmt w:val="lowerLetter"/>
+      <w:lvlText w:val="%5."/>
+      <w:lvlJc w:val="left"/>
+      <w:pPr>
+        <w:ind w:left="3600" w:hanging="360"/>
+      </w:pPr>
+    </w:lvl>
+    <w:lvl w:ilvl="5" w:tplc="0C0A001B" w:tentative="1">
+      <w:start w:val="1"/>
+      <w:numFmt w:val="lowerRoman"/>
+      <w:lvlText w:val="%6."/>
+      <w:lvlJc w:val="right"/>
+      <w:pPr>
+        <w:ind w:left="4320" w:hanging="180"/>
+      </w:pPr>
+    </w:lvl>
+    <w:lvl w:ilvl="6" w:tplc="0C0A000F" w:tentative="1">
+      <w:start w:val="1"/>
+      <w:numFmt w:val="decimal"/>
+      <w:lvlText w:val="%7."/>
+      <w:lvlJc w:val="left"/>
+      <w:pPr>
+        <w:ind w:left="5040" w:hanging="360"/>
+      </w:pPr>
+    </w:lvl>
+    <w:lvl w:ilvl="7" w:tplc="0C0A0019" w:tentative="1">
+      <w:start w:val="1"/>
+      <w:numFmt w:val="lowerLetter"/>
+      <w:lvlText w:val="%8."/>
+      <w:lvlJc w:val="left"/>
+      <w:pPr>
+        <w:ind w:left="5760" w:hanging="360"/>
+      </w:pPr>
+    </w:lvl>
+    <w:lvl w:ilvl="8" w:tplc="0C0A001B" w:tentative="1">
+      <w:start w:val="1"/>
+      <w:numFmt w:val="lowerRoman"/>
+      <w:lvlText w:val="%9."/>
+      <w:lvlJc w:val="right"/>
+      <w:pPr>
+        <w:ind w:left="6480" w:hanging="180"/>
+      </w:pPr>
+    </w:lvl>
+  </w:abstractNum>
+  <w:abstractNum w:abstractNumId="35" w15:restartNumberingAfterBreak="0">
+    <w:nsid w:val="7A6B3893"/>
+    <w:multiLevelType w:val="hybridMultilevel"/>
+    <w:tmpl w:val="5FAE1D1A"/>
+    <w:lvl w:ilvl="0" w:tplc="0C0A0001">
+      <w:start w:val="1"/>
+      <w:numFmt w:val="bullet"/>
+      <w:lvlText w:val=""/>
+      <w:lvlJc w:val="left"/>
+      <w:pPr>
+        <w:ind w:left="720" w:hanging="360"/>
+      </w:pPr>
+      <w:rPr>
+        <w:rFonts w:ascii="Symbol" w:hAnsi="Symbol" w:hint="default"/>
+      </w:rPr>
+    </w:lvl>
+    <w:lvl w:ilvl="1" w:tplc="0C0A0003" w:tentative="1">
+      <w:start w:val="1"/>
+      <w:numFmt w:val="bullet"/>
+      <w:lvlText w:val="o"/>
+      <w:lvlJc w:val="left"/>
+      <w:pPr>
+        <w:ind w:left="1440" w:hanging="360"/>
+      </w:pPr>
+      <w:rPr>
+        <w:rFonts w:ascii="Courier New" w:hAnsi="Courier New" w:cs="Courier New" w:hint="default"/>
+      </w:rPr>
+    </w:lvl>
+    <w:lvl w:ilvl="2" w:tplc="0C0A0005" w:tentative="1">
+      <w:start w:val="1"/>
+      <w:numFmt w:val="bullet"/>
+      <w:lvlText w:val=""/>
+      <w:lvlJc w:val="left"/>
+      <w:pPr>
+        <w:ind w:left="2160" w:hanging="360"/>
+      </w:pPr>
+      <w:rPr>
+        <w:rFonts w:ascii="Wingdings" w:hAnsi="Wingdings" w:hint="default"/>
+      </w:rPr>
+    </w:lvl>
+    <w:lvl w:ilvl="3" w:tplc="0C0A0001" w:tentative="1">
+      <w:start w:val="1"/>
+      <w:numFmt w:val="bullet"/>
+      <w:lvlText w:val=""/>
+      <w:lvlJc w:val="left"/>
+      <w:pPr>
+        <w:ind w:left="2880" w:hanging="360"/>
+      </w:pPr>
+      <w:rPr>
+        <w:rFonts w:ascii="Symbol" w:hAnsi="Symbol" w:hint="default"/>
+      </w:rPr>
+    </w:lvl>
+    <w:lvl w:ilvl="4" w:tplc="0C0A0003" w:tentative="1">
+      <w:start w:val="1"/>
+      <w:numFmt w:val="bullet"/>
+      <w:lvlText w:val="o"/>
+      <w:lvlJc w:val="left"/>
+      <w:pPr>
+        <w:ind w:left="3600" w:hanging="360"/>
+      </w:pPr>
+      <w:rPr>
+        <w:rFonts w:ascii="Courier New" w:hAnsi="Courier New" w:cs="Courier New" w:hint="default"/>
+      </w:rPr>
+    </w:lvl>
+    <w:lvl w:ilvl="5" w:tplc="0C0A0005" w:tentative="1">
+      <w:start w:val="1"/>
+      <w:numFmt w:val="bullet"/>
+      <w:lvlText w:val=""/>
+      <w:lvlJc w:val="left"/>
+      <w:pPr>
+        <w:ind w:left="4320" w:hanging="360"/>
+      </w:pPr>
+      <w:rPr>
+        <w:rFonts w:ascii="Wingdings" w:hAnsi="Wingdings" w:hint="default"/>
+      </w:rPr>
+    </w:lvl>
+    <w:lvl w:ilvl="6" w:tplc="0C0A0001" w:tentative="1">
+      <w:start w:val="1"/>
+      <w:numFmt w:val="bullet"/>
+      <w:lvlText w:val=""/>
+      <w:lvlJc w:val="left"/>
+      <w:pPr>
+        <w:ind w:left="5040" w:hanging="360"/>
+      </w:pPr>
+      <w:rPr>
+        <w:rFonts w:ascii="Symbol" w:hAnsi="Symbol" w:hint="default"/>
+      </w:rPr>
+    </w:lvl>
+    <w:lvl w:ilvl="7" w:tplc="0C0A0003" w:tentative="1">
+      <w:start w:val="1"/>
+      <w:numFmt w:val="bullet"/>
+      <w:lvlText w:val="o"/>
+      <w:lvlJc w:val="left"/>
+      <w:pPr>
+        <w:ind w:left="5760" w:hanging="360"/>
+      </w:pPr>
+      <w:rPr>
+        <w:rFonts w:ascii="Courier New" w:hAnsi="Courier New" w:cs="Courier New" w:hint="default"/>
+      </w:rPr>
+    </w:lvl>
+    <w:lvl w:ilvl="8" w:tplc="0C0A0005" w:tentative="1">
+      <w:start w:val="1"/>
+      <w:numFmt w:val="bullet"/>
+      <w:lvlText w:val=""/>
+      <w:lvlJc w:val="left"/>
+      <w:pPr>
+        <w:ind w:left="6480" w:hanging="360"/>
+      </w:pPr>
+      <w:rPr>
+        <w:rFonts w:ascii="Wingdings" w:hAnsi="Wingdings" w:hint="default"/>
+      </w:rPr>
+    </w:lvl>
+  </w:abstractNum>
+  <w:abstractNum w:abstractNumId="36" w15:restartNumberingAfterBreak="0">
+    <w:nsid w:val="7C120CE7"/>
+    <w:multiLevelType w:val="hybridMultilevel"/>
+    <w:tmpl w:val="109C8E42"/>
+    <w:lvl w:ilvl="0" w:tplc="0C0A000F">
+      <w:start w:val="1"/>
+      <w:numFmt w:val="decimal"/>
+      <w:lvlText w:val="%1."/>
+      <w:lvlJc w:val="left"/>
+      <w:pPr>
+        <w:ind w:left="360" w:hanging="360"/>
+      </w:pPr>
+      <w:rPr>
+        <w:rFonts w:hint="default"/>
+      </w:rPr>
+    </w:lvl>
+    <w:lvl w:ilvl="1" w:tplc="0C0A0019" w:tentative="1">
+      <w:start w:val="1"/>
+      <w:numFmt w:val="lowerLetter"/>
+      <w:lvlText w:val="%2."/>
+      <w:lvlJc w:val="left"/>
+      <w:pPr>
+        <w:ind w:left="1080" w:hanging="360"/>
+      </w:pPr>
+    </w:lvl>
+    <w:lvl w:ilvl="2" w:tplc="0C0A001B" w:tentative="1">
+      <w:start w:val="1"/>
+      <w:numFmt w:val="lowerRoman"/>
+      <w:lvlText w:val="%3."/>
+      <w:lvlJc w:val="right"/>
+      <w:pPr>
+        <w:ind w:left="1800" w:hanging="180"/>
+      </w:pPr>
+    </w:lvl>
+    <w:lvl w:ilvl="3" w:tplc="0C0A000F" w:tentative="1">
+      <w:start w:val="1"/>
+      <w:numFmt w:val="decimal"/>
+      <w:lvlText w:val="%4."/>
+      <w:lvlJc w:val="left"/>
+      <w:pPr>
+        <w:ind w:left="2520" w:hanging="360"/>
+      </w:pPr>
+    </w:lvl>
+    <w:lvl w:ilvl="4" w:tplc="0C0A0019" w:tentative="1">
+      <w:start w:val="1"/>
+      <w:numFmt w:val="lowerLetter"/>
+      <w:lvlText w:val="%5."/>
+      <w:lvlJc w:val="left"/>
+      <w:pPr>
+        <w:ind w:left="3240" w:hanging="360"/>
+      </w:pPr>
+    </w:lvl>
+    <w:lvl w:ilvl="5" w:tplc="0C0A001B" w:tentative="1">
+      <w:start w:val="1"/>
+      <w:numFmt w:val="lowerRoman"/>
+      <w:lvlText w:val="%6."/>
+      <w:lvlJc w:val="right"/>
+      <w:pPr>
+        <w:ind w:left="3960" w:hanging="180"/>
+      </w:pPr>
+    </w:lvl>
+    <w:lvl w:ilvl="6" w:tplc="0C0A000F" w:tentative="1">
+      <w:start w:val="1"/>
+      <w:numFmt w:val="decimal"/>
+      <w:lvlText w:val="%7."/>
+      <w:lvlJc w:val="left"/>
+      <w:pPr>
+        <w:ind w:left="4680" w:hanging="360"/>
+      </w:pPr>
+    </w:lvl>
+    <w:lvl w:ilvl="7" w:tplc="0C0A0019" w:tentative="1">
+      <w:start w:val="1"/>
+      <w:numFmt w:val="lowerLetter"/>
+      <w:lvlText w:val="%8."/>
+      <w:lvlJc w:val="left"/>
+      <w:pPr>
+        <w:ind w:left="5400" w:hanging="360"/>
+      </w:pPr>
+    </w:lvl>
+    <w:lvl w:ilvl="8" w:tplc="0C0A001B" w:tentative="1">
+      <w:start w:val="1"/>
+      <w:numFmt w:val="lowerRoman"/>
+      <w:lvlText w:val="%9."/>
+      <w:lvlJc w:val="right"/>
+      <w:pPr>
+        <w:ind w:left="6120" w:hanging="180"/>
+      </w:pPr>
+    </w:lvl>
+  </w:abstractNum>
+  <w:abstractNum w:abstractNumId="37" w15:restartNumberingAfterBreak="0">
+    <w:nsid w:val="7C3968BC"/>
+    <w:multiLevelType w:val="multilevel"/>
+    <w:tmpl w:val="616871FE"/>
+    <w:lvl w:ilvl="0">
+      <w:start w:val="1"/>
+      <w:numFmt w:val="decimal"/>
+      <w:lvlText w:val="%1."/>
+      <w:lvlJc w:val="left"/>
+      <w:pPr>
+        <w:ind w:left="720" w:hanging="360"/>
+      </w:pPr>
+      <w:rPr>
+        <w:rFonts w:hint="default"/>
+      </w:rPr>
+    </w:lvl>
+    <w:lvl w:ilvl="1">
+      <w:start w:val="1"/>
+      <w:numFmt w:val="decimal"/>
+      <w:isLgl/>
+      <w:lvlText w:val="%1.%2"/>
+      <w:lvlJc w:val="left"/>
+      <w:pPr>
+        <w:ind w:left="840" w:hanging="480"/>
+      </w:pPr>
+      <w:rPr>
+        <w:rFonts w:hint="default"/>
+      </w:rPr>
+    </w:lvl>
+    <w:lvl w:ilvl="2">
+      <w:start w:val="1"/>
+      <w:numFmt w:val="decimal"/>
+      <w:isLgl/>
+      <w:lvlText w:val="%1.%2.%3"/>
+      <w:lvlJc w:val="left"/>
+      <w:pPr>
+        <w:ind w:left="1080" w:hanging="720"/>
+      </w:pPr>
+      <w:rPr>
+        <w:rFonts w:hint="default"/>
+      </w:rPr>
+    </w:lvl>
+    <w:lvl w:ilvl="3">
+      <w:start w:val="1"/>
+      <w:numFmt w:val="decimal"/>
+      <w:isLgl/>
+      <w:lvlText w:val="%1.%2.%3.%4"/>
+      <w:lvlJc w:val="left"/>
+      <w:pPr>
+        <w:ind w:left="1440" w:hanging="1080"/>
+      </w:pPr>
+      <w:rPr>
+        <w:rFonts w:hint="default"/>
+      </w:rPr>
+    </w:lvl>
+    <w:lvl w:ilvl="4">
+      <w:start w:val="1"/>
+      <w:numFmt w:val="decimal"/>
+      <w:isLgl/>
+      <w:lvlText w:val="%1.%2.%3.%4.%5"/>
+      <w:lvlJc w:val="left"/>
+      <w:pPr>
+        <w:ind w:left="1440" w:hanging="1080"/>
+      </w:pPr>
+      <w:rPr>
+        <w:rFonts w:hint="default"/>
+      </w:rPr>
+    </w:lvl>
+    <w:lvl w:ilvl="5">
+      <w:start w:val="1"/>
+      <w:numFmt w:val="decimal"/>
+      <w:isLgl/>
+      <w:lvlText w:val="%1.%2.%3.%4.%5.%6"/>
+      <w:lvlJc w:val="left"/>
+      <w:pPr>
+        <w:ind w:left="1800" w:hanging="1440"/>
+      </w:pPr>
+      <w:rPr>
+        <w:rFonts w:hint="default"/>
+      </w:rPr>
+    </w:lvl>
+    <w:lvl w:ilvl="6">
+      <w:start w:val="1"/>
+      <w:numFmt w:val="decimal"/>
+      <w:isLgl/>
+      <w:lvlText w:val="%1.%2.%3.%4.%5.%6.%7"/>
+      <w:lvlJc w:val="left"/>
+      <w:pPr>
+        <w:ind w:left="1800" w:hanging="1440"/>
+      </w:pPr>
+      <w:rPr>
+        <w:rFonts w:hint="default"/>
+      </w:rPr>
+    </w:lvl>
+    <w:lvl w:ilvl="7">
+      <w:start w:val="1"/>
+      <w:numFmt w:val="decimal"/>
+      <w:isLgl/>
+      <w:lvlText w:val="%1.%2.%3.%4.%5.%6.%7.%8"/>
+      <w:lvlJc w:val="left"/>
+      <w:pPr>
+        <w:ind w:left="2160" w:hanging="1800"/>
+      </w:pPr>
+      <w:rPr>
+        <w:rFonts w:hint="default"/>
+      </w:rPr>
+    </w:lvl>
+    <w:lvl w:ilvl="8">
+      <w:start w:val="1"/>
+      <w:numFmt w:val="decimal"/>
+      <w:isLgl/>
+      <w:lvlText w:val="%1.%2.%3.%4.%5.%6.%7.%8.%9"/>
+      <w:lvlJc w:val="left"/>
+      <w:pPr>
+        <w:ind w:left="2160" w:hanging="1800"/>
+      </w:pPr>
+      <w:rPr>
+        <w:rFonts w:hint="default"/>
+      </w:rPr>
+    </w:lvl>
+  </w:abstractNum>
+  <w:abstractNum w:abstractNumId="38" w15:restartNumberingAfterBreak="0">
+    <w:nsid w:val="7CAD5C99"/>
+    <w:multiLevelType w:val="multilevel"/>
+    <w:tmpl w:val="22A44A34"/>
+    <w:lvl w:ilvl="0">
+      <w:numFmt w:val="decimal"/>
+      <w:lvlText w:val="%1."/>
+      <w:lvlJc w:val="left"/>
+      <w:pPr>
+        <w:ind w:left="720" w:hanging="360"/>
+      </w:pPr>
+      <w:rPr>
+        <w:rFonts w:hint="default"/>
+      </w:rPr>
+    </w:lvl>
+    <w:lvl w:ilvl="1">
+      <w:start w:val="1"/>
+      <w:numFmt w:val="decimal"/>
+      <w:isLgl/>
+      <w:lvlText w:val="%1.%2"/>
+      <w:lvlJc w:val="left"/>
+      <w:pPr>
+        <w:ind w:left="720" w:hanging="360"/>
+      </w:pPr>
+      <w:rPr>
+        <w:rFonts w:hint="default"/>
+      </w:rPr>
+    </w:lvl>
+    <w:lvl w:ilvl="2">
+      <w:start w:val="1"/>
+      <w:numFmt w:val="decimal"/>
+      <w:isLgl/>
+      <w:lvlText w:val="%1.%2.%3"/>
+      <w:lvlJc w:val="left"/>
+      <w:pPr>
+        <w:ind w:left="1080" w:hanging="720"/>
+      </w:pPr>
+      <w:rPr>
+        <w:rFonts w:hint="default"/>
+      </w:rPr>
+    </w:lvl>
+    <w:lvl w:ilvl="3">
+      <w:start w:val="1"/>
+      <w:numFmt w:val="decimal"/>
+      <w:isLgl/>
+      <w:lvlText w:val="%1.%2.%3.%4"/>
+      <w:lvlJc w:val="left"/>
+      <w:pPr>
+        <w:ind w:left="1440" w:hanging="1080"/>
+      </w:pPr>
+      <w:rPr>
+        <w:rFonts w:hint="default"/>
+      </w:rPr>
+    </w:lvl>
+    <w:lvl w:ilvl="4">
+      <w:start w:val="1"/>
+      <w:numFmt w:val="decimal"/>
+      <w:isLgl/>
+      <w:lvlText w:val="%1.%2.%3.%4.%5"/>
+      <w:lvlJc w:val="left"/>
+      <w:pPr>
+        <w:ind w:left="1440" w:hanging="1080"/>
+      </w:pPr>
+      <w:rPr>
+        <w:rFonts w:hint="default"/>
+      </w:rPr>
+    </w:lvl>
+    <w:lvl w:ilvl="5">
+      <w:start w:val="1"/>
+      <w:numFmt w:val="decimal"/>
+      <w:isLgl/>
+      <w:lvlText w:val="%1.%2.%3.%4.%5.%6"/>
+      <w:lvlJc w:val="left"/>
+      <w:pPr>
+        <w:ind w:left="1800" w:hanging="1440"/>
+      </w:pPr>
+      <w:rPr>
+        <w:rFonts w:hint="default"/>
+      </w:rPr>
+    </w:lvl>
+    <w:lvl w:ilvl="6">
+      <w:start w:val="1"/>
+      <w:numFmt w:val="decimal"/>
+      <w:isLgl/>
+      <w:lvlText w:val="%1.%2.%3.%4.%5.%6.%7"/>
+      <w:lvlJc w:val="left"/>
+      <w:pPr>
+        <w:ind w:left="1800" w:hanging="1440"/>
+      </w:pPr>
+      <w:rPr>
+        <w:rFonts w:hint="default"/>
+      </w:rPr>
+    </w:lvl>
+    <w:lvl w:ilvl="7">
+      <w:start w:val="1"/>
+      <w:numFmt w:val="decimal"/>
+      <w:isLgl/>
+      <w:lvlText w:val="%1.%2.%3.%4.%5.%6.%7.%8"/>
+      <w:lvlJc w:val="left"/>
+      <w:pPr>
+        <w:ind w:left="2160" w:hanging="1800"/>
+      </w:pPr>
+      <w:rPr>
+        <w:rFonts w:hint="default"/>
+      </w:rPr>
+    </w:lvl>
+    <w:lvl w:ilvl="8">
+      <w:start w:val="1"/>
+      <w:numFmt w:val="decimal"/>
+      <w:isLgl/>
+      <w:lvlText w:val="%1.%2.%3.%4.%5.%6.%7.%8.%9"/>
+      <w:lvlJc w:val="left"/>
+      <w:pPr>
+        <w:ind w:left="2160" w:hanging="1800"/>
+      </w:pPr>
+      <w:rPr>
+        <w:rFonts w:hint="default"/>
+      </w:rPr>
+    </w:lvl>
+  </w:abstractNum>
+  <w:abstractNum w:abstractNumId="39" w15:restartNumberingAfterBreak="0">
+    <w:nsid w:val="7DAC1368"/>
+    <w:multiLevelType w:val="multilevel"/>
+    <w:tmpl w:val="616871FE"/>
+    <w:lvl w:ilvl="0">
+      <w:start w:val="1"/>
+      <w:numFmt w:val="decimal"/>
+      <w:lvlText w:val="%1."/>
+      <w:lvlJc w:val="left"/>
+      <w:pPr>
+        <w:ind w:left="720" w:hanging="360"/>
+      </w:pPr>
+      <w:rPr>
+        <w:rFonts w:hint="default"/>
+      </w:rPr>
+    </w:lvl>
+    <w:lvl w:ilvl="1">
+      <w:start w:val="1"/>
+      <w:numFmt w:val="decimal"/>
+      <w:isLgl/>
+      <w:lvlText w:val="%1.%2"/>
+      <w:lvlJc w:val="left"/>
+      <w:pPr>
+        <w:ind w:left="840" w:hanging="480"/>
+      </w:pPr>
+      <w:rPr>
+        <w:rFonts w:hint="default"/>
+      </w:rPr>
+    </w:lvl>
+    <w:lvl w:ilvl="2">
+      <w:start w:val="1"/>
+      <w:numFmt w:val="decimal"/>
+      <w:isLgl/>
+      <w:lvlText w:val="%1.%2.%3"/>
+      <w:lvlJc w:val="left"/>
+      <w:pPr>
+        <w:ind w:left="1080" w:hanging="720"/>
+      </w:pPr>
+      <w:rPr>
+        <w:rFonts w:hint="default"/>
+      </w:rPr>
+    </w:lvl>
+    <w:lvl w:ilvl="3">
+      <w:start w:val="1"/>
+      <w:numFmt w:val="decimal"/>
+      <w:isLgl/>
+      <w:lvlText w:val="%1.%2.%3.%4"/>
+      <w:lvlJc w:val="left"/>
+      <w:pPr>
+        <w:ind w:left="1440" w:hanging="1080"/>
+      </w:pPr>
+      <w:rPr>
+        <w:rFonts w:hint="default"/>
+      </w:rPr>
+    </w:lvl>
+    <w:lvl w:ilvl="4">
+      <w:start w:val="1"/>
+      <w:numFmt w:val="decimal"/>
+      <w:isLgl/>
+      <w:lvlText w:val="%1.%2.%3.%4.%5"/>
+      <w:lvlJc w:val="left"/>
+      <w:pPr>
+        <w:ind w:left="1440" w:hanging="1080"/>
+      </w:pPr>
+      <w:rPr>
+        <w:rFonts w:hint="default"/>
+      </w:rPr>
+    </w:lvl>
+    <w:lvl w:ilvl="5">
+      <w:start w:val="1"/>
+      <w:numFmt w:val="decimal"/>
+      <w:isLgl/>
+      <w:lvlText w:val="%1.%2.%3.%4.%5.%6"/>
+      <w:lvlJc w:val="left"/>
+      <w:pPr>
+        <w:ind w:left="1800" w:hanging="1440"/>
+      </w:pPr>
+      <w:rPr>
+        <w:rFonts w:hint="default"/>
+      </w:rPr>
+    </w:lvl>
+    <w:lvl w:ilvl="6">
+      <w:start w:val="1"/>
+      <w:numFmt w:val="decimal"/>
+      <w:isLgl/>
+      <w:lvlText w:val="%1.%2.%3.%4.%5.%6.%7"/>
+      <w:lvlJc w:val="left"/>
+      <w:pPr>
+        <w:ind w:left="1800" w:hanging="1440"/>
+      </w:pPr>
+      <w:rPr>
+        <w:rFonts w:hint="default"/>
+      </w:rPr>
+    </w:lvl>
+    <w:lvl w:ilvl="7">
+      <w:start w:val="1"/>
+      <w:numFmt w:val="decimal"/>
+      <w:isLgl/>
+      <w:lvlText w:val="%1.%2.%3.%4.%5.%6.%7.%8"/>
+      <w:lvlJc w:val="left"/>
+      <w:pPr>
+        <w:ind w:left="2160" w:hanging="1800"/>
+      </w:pPr>
+      <w:rPr>
+        <w:rFonts w:hint="default"/>
+      </w:rPr>
+    </w:lvl>
+    <w:lvl w:ilvl="8">
+      <w:start w:val="1"/>
+      <w:numFmt w:val="decimal"/>
+      <w:isLgl/>
+      <w:lvlText w:val="%1.%2.%3.%4.%5.%6.%7.%8.%9"/>
+      <w:lvlJc w:val="left"/>
+      <w:pPr>
+        <w:ind w:left="2160" w:hanging="1800"/>
+      </w:pPr>
+      <w:rPr>
+        <w:rFonts w:hint="default"/>
+      </w:rPr>
+    </w:lvl>
+  </w:abstractNum>
+  <w:abstractNum w:abstractNumId="40" w15:restartNumberingAfterBreak="0">
+    <w:nsid w:val="7EA43C3A"/>
+    <w:multiLevelType w:val="multilevel"/>
+    <w:tmpl w:val="616871FE"/>
+    <w:lvl w:ilvl="0">
+      <w:start w:val="1"/>
+      <w:numFmt w:val="decimal"/>
+      <w:lvlText w:val="%1."/>
+      <w:lvlJc w:val="left"/>
+      <w:pPr>
+        <w:ind w:left="720" w:hanging="360"/>
+      </w:pPr>
+      <w:rPr>
+        <w:rFonts w:hint="default"/>
+      </w:rPr>
+    </w:lvl>
+    <w:lvl w:ilvl="1">
+      <w:start w:val="1"/>
+      <w:numFmt w:val="decimal"/>
+      <w:isLgl/>
+      <w:lvlText w:val="%1.%2"/>
+      <w:lvlJc w:val="left"/>
+      <w:pPr>
+        <w:ind w:left="840" w:hanging="480"/>
+      </w:pPr>
+      <w:rPr>
+        <w:rFonts w:hint="default"/>
+      </w:rPr>
+    </w:lvl>
+    <w:lvl w:ilvl="2">
+      <w:start w:val="1"/>
+      <w:numFmt w:val="decimal"/>
+      <w:isLgl/>
+      <w:lvlText w:val="%1.%2.%3"/>
+      <w:lvlJc w:val="left"/>
+      <w:pPr>
+        <w:ind w:left="1080" w:hanging="720"/>
+      </w:pPr>
+      <w:rPr>
+        <w:rFonts w:hint="default"/>
+      </w:rPr>
+    </w:lvl>
+    <w:lvl w:ilvl="3">
+      <w:start w:val="1"/>
+      <w:numFmt w:val="decimal"/>
+      <w:isLgl/>
+      <w:lvlText w:val="%1.%2.%3.%4"/>
+      <w:lvlJc w:val="left"/>
+      <w:pPr>
+        <w:ind w:left="1440" w:hanging="1080"/>
+      </w:pPr>
+      <w:rPr>
+        <w:rFonts w:hint="default"/>
+      </w:rPr>
+    </w:lvl>
+    <w:lvl w:ilvl="4">
+      <w:start w:val="1"/>
+      <w:numFmt w:val="decimal"/>
+      <w:isLgl/>
+      <w:lvlText w:val="%1.%2.%3.%4.%5"/>
+      <w:lvlJc w:val="left"/>
+      <w:pPr>
+        <w:ind w:left="1440" w:hanging="1080"/>
+      </w:pPr>
+      <w:rPr>
+        <w:rFonts w:hint="default"/>
+      </w:rPr>
+    </w:lvl>
+    <w:lvl w:ilvl="5">
+      <w:start w:val="1"/>
+      <w:numFmt w:val="decimal"/>
+      <w:isLgl/>
+      <w:lvlText w:val="%1.%2.%3.%4.%5.%6"/>
+      <w:lvlJc w:val="left"/>
+      <w:pPr>
+        <w:ind w:left="1800" w:hanging="1440"/>
+      </w:pPr>
+      <w:rPr>
+        <w:rFonts w:hint="default"/>
+      </w:rPr>
+    </w:lvl>
+    <w:lvl w:ilvl="6">
+      <w:start w:val="1"/>
+      <w:numFmt w:val="decimal"/>
+      <w:isLgl/>
+      <w:lvlText w:val="%1.%2.%3.%4.%5.%6.%7"/>
+      <w:lvlJc w:val="left"/>
+      <w:pPr>
+        <w:ind w:left="1800" w:hanging="1440"/>
+      </w:pPr>
+      <w:rPr>
+        <w:rFonts w:hint="default"/>
+      </w:rPr>
+    </w:lvl>
+    <w:lvl w:ilvl="7">
+      <w:start w:val="1"/>
+      <w:numFmt w:val="decimal"/>
+      <w:isLgl/>
+      <w:lvlText w:val="%1.%2.%3.%4.%5.%6.%7.%8"/>
+      <w:lvlJc w:val="left"/>
+      <w:pPr>
+        <w:ind w:left="2160" w:hanging="1800"/>
+      </w:pPr>
+      <w:rPr>
+        <w:rFonts w:hint="default"/>
+      </w:rPr>
+    </w:lvl>
+    <w:lvl w:ilvl="8">
+      <w:start w:val="1"/>
+      <w:numFmt w:val="decimal"/>
+      <w:isLgl/>
+      <w:lvlText w:val="%1.%2.%3.%4.%5.%6.%7.%8.%9"/>
+      <w:lvlJc w:val="left"/>
+      <w:pPr>
+        <w:ind w:left="2160" w:hanging="1800"/>
+      </w:pPr>
+      <w:rPr>
+        <w:rFonts w:hint="default"/>
+      </w:rPr>
+    </w:lvl>
+  </w:abstractNum>
+  <w:abstractNum w:abstractNumId="41" w15:restartNumberingAfterBreak="0">
+    <w:nsid w:val="7FCB61FC"/>
+    <w:multiLevelType w:val="multilevel"/>
+    <w:tmpl w:val="616871FE"/>
+    <w:lvl w:ilvl="0">
+      <w:start w:val="1"/>
+      <w:numFmt w:val="decimal"/>
+      <w:lvlText w:val="%1."/>
+      <w:lvlJc w:val="left"/>
+      <w:pPr>
+        <w:ind w:left="720" w:hanging="360"/>
+      </w:pPr>
+      <w:rPr>
+        <w:rFonts w:hint="default"/>
+      </w:rPr>
+    </w:lvl>
+    <w:lvl w:ilvl="1">
+      <w:start w:val="1"/>
+      <w:numFmt w:val="decimal"/>
+      <w:isLgl/>
+      <w:lvlText w:val="%1.%2"/>
+      <w:lvlJc w:val="left"/>
+      <w:pPr>
+        <w:ind w:left="840" w:hanging="480"/>
+      </w:pPr>
+      <w:rPr>
+        <w:rFonts w:hint="default"/>
+      </w:rPr>
+    </w:lvl>
+    <w:lvl w:ilvl="2">
+      <w:start w:val="1"/>
+      <w:numFmt w:val="decimal"/>
+      <w:isLgl/>
+      <w:lvlText w:val="%1.%2.%3"/>
+      <w:lvlJc w:val="left"/>
+      <w:pPr>
+        <w:ind w:left="1080" w:hanging="720"/>
+      </w:pPr>
+      <w:rPr>
+        <w:rFonts w:hint="default"/>
+      </w:rPr>
+    </w:lvl>
+    <w:lvl w:ilvl="3">
+      <w:start w:val="1"/>
+      <w:numFmt w:val="decimal"/>
+      <w:isLgl/>
+      <w:lvlText w:val="%1.%2.%3.%4"/>
+      <w:lvlJc w:val="left"/>
+      <w:pPr>
+        <w:ind w:left="1440" w:hanging="1080"/>
+      </w:pPr>
+      <w:rPr>
+        <w:rFonts w:hint="default"/>
+      </w:rPr>
+    </w:lvl>
+    <w:lvl w:ilvl="4">
+      <w:start w:val="1"/>
+      <w:numFmt w:val="decimal"/>
+      <w:isLgl/>
+      <w:lvlText w:val="%1.%2.%3.%4.%5"/>
+      <w:lvlJc w:val="left"/>
+      <w:pPr>
+        <w:ind w:left="1440" w:hanging="1080"/>
+      </w:pPr>
+      <w:rPr>
+        <w:rFonts w:hint="default"/>
+      </w:rPr>
+    </w:lvl>
+    <w:lvl w:ilvl="5">
+      <w:start w:val="1"/>
+      <w:numFmt w:val="decimal"/>
+      <w:isLgl/>
+      <w:lvlText w:val="%1.%2.%3.%4.%5.%6"/>
+      <w:lvlJc w:val="left"/>
+      <w:pPr>
+        <w:ind w:left="1800" w:hanging="1440"/>
+      </w:pPr>
+      <w:rPr>
+        <w:rFonts w:hint="default"/>
+      </w:rPr>
+    </w:lvl>
+    <w:lvl w:ilvl="6">
+      <w:start w:val="1"/>
+      <w:numFmt w:val="decimal"/>
+      <w:isLgl/>
+      <w:lvlText w:val="%1.%2.%3.%4.%5.%6.%7"/>
+      <w:lvlJc w:val="left"/>
+      <w:pPr>
+        <w:ind w:left="1800" w:hanging="1440"/>
+      </w:pPr>
+      <w:rPr>
+        <w:rFonts w:hint="default"/>
+      </w:rPr>
+    </w:lvl>
+    <w:lvl w:ilvl="7">
+      <w:start w:val="1"/>
+      <w:numFmt w:val="decimal"/>
+      <w:isLgl/>
+      <w:lvlText w:val="%1.%2.%3.%4.%5.%6.%7.%8"/>
+      <w:lvlJc w:val="left"/>
+      <w:pPr>
+        <w:ind w:left="2160" w:hanging="1800"/>
+      </w:pPr>
+      <w:rPr>
+        <w:rFonts w:hint="default"/>
+      </w:rPr>
+    </w:lvl>
+    <w:lvl w:ilvl="8">
+      <w:start w:val="1"/>
+      <w:numFmt w:val="decimal"/>
+      <w:isLgl/>
+      <w:lvlText w:val="%1.%2.%3.%4.%5.%6.%7.%8.%9"/>
+      <w:lvlJc w:val="left"/>
+      <w:pPr>
+        <w:ind w:left="2160" w:hanging="1800"/>
+      </w:pPr>
+      <w:rPr>
+        <w:rFonts w:hint="default"/>
+      </w:rPr>
+    </w:lvl>
+  </w:abstractNum>
+  <w:num w:numId="1" w16cid:durableId="1271471921">
+    <w:abstractNumId w:val="41"/>
+  </w:num>
+  <w:num w:numId="2" w16cid:durableId="1815179332">
+    <w:abstractNumId w:val="25"/>
+  </w:num>
+  <w:num w:numId="3" w16cid:durableId="1842818403">
+    <w:abstractNumId w:val="27"/>
+  </w:num>
+  <w:num w:numId="4" w16cid:durableId="45643440">
+    <w:abstractNumId w:val="36"/>
+  </w:num>
+  <w:num w:numId="5" w16cid:durableId="1614822858">
+    <w:abstractNumId w:val="8"/>
+  </w:num>
+  <w:num w:numId="6" w16cid:durableId="1415660050">
+    <w:abstractNumId w:val="33"/>
+  </w:num>
+  <w:num w:numId="7" w16cid:durableId="1227373009">
+    <w:abstractNumId w:val="0"/>
+  </w:num>
+  <w:num w:numId="8" w16cid:durableId="473983111">
+    <w:abstractNumId w:val="20"/>
+  </w:num>
+  <w:num w:numId="9" w16cid:durableId="1032463250">
+    <w:abstractNumId w:val="31"/>
+  </w:num>
+  <w:num w:numId="10" w16cid:durableId="1141649543">
+    <w:abstractNumId w:val="34"/>
+  </w:num>
+  <w:num w:numId="11" w16cid:durableId="588848072">
+    <w:abstractNumId w:val="21"/>
+  </w:num>
+  <w:num w:numId="12" w16cid:durableId="758480631">
+    <w:abstractNumId w:val="38"/>
+  </w:num>
+  <w:num w:numId="13" w16cid:durableId="2047095648">
+    <w:abstractNumId w:val="15"/>
+  </w:num>
+  <w:num w:numId="14" w16cid:durableId="688604191">
+    <w:abstractNumId w:val="24"/>
+  </w:num>
+  <w:num w:numId="15" w16cid:durableId="1783184958">
+    <w:abstractNumId w:val="3"/>
+  </w:num>
+  <w:num w:numId="16" w16cid:durableId="722876433">
+    <w:abstractNumId w:val="39"/>
+  </w:num>
+  <w:num w:numId="17" w16cid:durableId="619654256">
+    <w:abstractNumId w:val="6"/>
+  </w:num>
+  <w:num w:numId="18" w16cid:durableId="217211713">
+    <w:abstractNumId w:val="10"/>
+  </w:num>
+  <w:num w:numId="19" w16cid:durableId="2067138921">
+    <w:abstractNumId w:val="19"/>
+  </w:num>
+  <w:num w:numId="20" w16cid:durableId="999192683">
+    <w:abstractNumId w:val="28"/>
+  </w:num>
+  <w:num w:numId="21" w16cid:durableId="327942855">
+    <w:abstractNumId w:val="5"/>
+  </w:num>
+  <w:num w:numId="22" w16cid:durableId="1509638578">
+    <w:abstractNumId w:val="1"/>
+  </w:num>
+  <w:num w:numId="23" w16cid:durableId="262618225">
+    <w:abstractNumId w:val="29"/>
+  </w:num>
+  <w:num w:numId="24" w16cid:durableId="1398940470">
+    <w:abstractNumId w:val="11"/>
+  </w:num>
+  <w:num w:numId="25" w16cid:durableId="984118983">
+    <w:abstractNumId w:val="32"/>
+  </w:num>
+  <w:num w:numId="26" w16cid:durableId="1288002482">
+    <w:abstractNumId w:val="35"/>
+  </w:num>
+  <w:num w:numId="27" w16cid:durableId="1290279422">
+    <w:abstractNumId w:val="30"/>
+  </w:num>
+  <w:num w:numId="28" w16cid:durableId="1404833187">
+    <w:abstractNumId w:val="26"/>
+  </w:num>
+  <w:num w:numId="29" w16cid:durableId="1505586518">
+    <w:abstractNumId w:val="23"/>
+  </w:num>
+  <w:num w:numId="30" w16cid:durableId="1027409641">
+    <w:abstractNumId w:val="40"/>
+  </w:num>
+  <w:num w:numId="31" w16cid:durableId="364403812">
+    <w:abstractNumId w:val="14"/>
+  </w:num>
+  <w:num w:numId="32" w16cid:durableId="249967601">
+    <w:abstractNumId w:val="12"/>
+  </w:num>
+  <w:num w:numId="33" w16cid:durableId="859587812">
+    <w:abstractNumId w:val="37"/>
+  </w:num>
+  <w:num w:numId="34" w16cid:durableId="409499357">
+    <w:abstractNumId w:val="22"/>
+  </w:num>
+  <w:num w:numId="35" w16cid:durableId="556093356">
+    <w:abstractNumId w:val="13"/>
+  </w:num>
+  <w:num w:numId="36" w16cid:durableId="150567131">
+    <w:abstractNumId w:val="17"/>
+  </w:num>
+  <w:num w:numId="37" w16cid:durableId="63115081">
+    <w:abstractNumId w:val="9"/>
+  </w:num>
+  <w:num w:numId="38" w16cid:durableId="15079995">
+    <w:abstractNumId w:val="2"/>
+  </w:num>
+  <w:num w:numId="39" w16cid:durableId="1137529624">
+    <w:abstractNumId w:val="7"/>
+  </w:num>
+  <w:num w:numId="40" w16cid:durableId="339088555">
+    <w:abstractNumId w:val="4"/>
+  </w:num>
+  <w:num w:numId="41" w16cid:durableId="436676131">
+    <w:abstractNumId w:val="18"/>
+  </w:num>
+  <w:num w:numId="42" w16cid:durableId="1699086630">
+    <w:abstractNumId w:val="16"/>
+  </w:num>
+</w:numbering>
+</file>
 
 <file path=word/styles.xml><?xml version="1.0" encoding="utf-8"?>
 <w:styles xmlns:mc="http://schemas.openxmlformats.org/markup-compatibility/2006" xmlns:r="http://schemas.openxmlformats.org/officeDocument/2006/relationships" xmlns:w="http://schemas.openxmlformats.org/wordprocessingml/2006/main" xmlns:w14="http://schemas.microsoft.com/office/word/2010/wordml" xmlns:w15="http://schemas.microsoft.com/office/word/2012/wordml" xmlns:w16cex="http://schemas.microsoft.com/office/word/2018/wordml/cex" xmlns:w16cid="http://schemas.microsoft.com/office/word/2016/wordml/cid" xmlns:w16="http://schemas.microsoft.com/office/word/2018/wordml" xmlns:w16du="http://schemas.microsoft.com/office/word/2023/wordml/word16du" xmlns:w16sdtdh="http://schemas.microsoft.com/office/word/2020/wordml/sdtdatahash" xmlns:w16sdtfl="http://schemas.microsoft.com/office/word/2024/wordml/sdtformatlock" xmlns:w16se="http://schemas.microsoft.com/office/word/2015/wordml/symex" mc:Ignorable="w14 w15 w16se w16cid w16 w16cex w16sdtdh w16sdtfl w16du">
@@ -599,6 +5545,7 @@
   <w:style w:type="character" w:default="1" w:styleId="Fuentedeprrafopredeter">
     <w:name w:val="Default Paragraph Font"/>
     <w:uiPriority w:val="1"/>
+    <w:semiHidden/>
     <w:unhideWhenUsed/>
   </w:style>
   <w:style w:type="table" w:default="1" w:styleId="Tablanormal">
@@ -1936,4 +6883,35 @@
     </w:rPr>
   </w:style>
 </w:styles>
+</file>
+
+<file path=customXml/item1.xml><?xml version="1.0" encoding="utf-8"?>
+<CoverPageProperties xmlns="http://schemas.microsoft.com/office/2006/coverPageProps">
+  <PublishDate>2026</PublishDate>
+  <Abstract/>
+  <CompanyAddress/>
+  <CompanyPhone/>
+  <CompanyFax/>
+  <CompanyEmail/>
+</CoverPageProperties>
+</file>
+
+<file path=customXml/item2.xml><?xml version="1.0" encoding="utf-8"?>
+<b:Sources xmlns:b="http://schemas.openxmlformats.org/officeDocument/2006/bibliography" xmlns="http://schemas.openxmlformats.org/officeDocument/2006/bibliography" SelectedStyle="\APASixthEditionOfficeOnline.xsl" StyleName="APA" Version="6"/>
+</file>
+
+<file path=customXml/itemProps1.xml><?xml version="1.0" encoding="utf-8"?>
+<ds:datastoreItem xmlns:ds="http://schemas.openxmlformats.org/officeDocument/2006/customXml" ds:itemID="{55AF091B-3C7A-41E3-B477-F2FDAA23CFDA}">
+  <ds:schemaRefs>
+    <ds:schemaRef ds:uri="http://schemas.microsoft.com/office/2006/coverPageProps"/>
+  </ds:schemaRefs>
+</ds:datastoreItem>
+</file>
+
+<file path=customXml/itemProps2.xml><?xml version="1.0" encoding="utf-8"?>
+<ds:datastoreItem xmlns:ds="http://schemas.openxmlformats.org/officeDocument/2006/customXml" ds:itemID="{6AB7F1AB-376E-495F-8CEF-704337E3C2FD}">
+  <ds:schemaRefs>
+    <ds:schemaRef ds:uri="http://schemas.openxmlformats.org/officeDocument/2006/bibliography"/>
+  </ds:schemaRefs>
+</ds:datastoreItem>
 </file>
--- a/Memoria_ProyectoV2.docx
+++ b/Memoria_ProyectoV2.docx
@@ -1382,6 +1382,92 @@
     </w:lvl>
   </w:abstractNum>
   <w:abstractNum w:abstractNumId="12" w15:restartNumberingAfterBreak="0">
+    <w:nsid w:val="218C37B6"/>
+    <w:multiLevelType w:val="hybridMultilevel"/>
+    <w:tmpl w:val="E146BF5A"/>
+    <w:lvl w:ilvl="0" w:tplc="0C0A000F">
+      <w:start w:val="1"/>
+      <w:numFmt w:val="decimal"/>
+      <w:lvlText w:val="%1."/>
+      <w:lvlJc w:val="left"/>
+      <w:pPr>
+        <w:ind w:left="720" w:hanging="360"/>
+      </w:pPr>
+    </w:lvl>
+    <w:lvl w:ilvl="1" w:tplc="0C0A0019" w:tentative="1">
+      <w:start w:val="1"/>
+      <w:numFmt w:val="lowerLetter"/>
+      <w:lvlText w:val="%2."/>
+      <w:lvlJc w:val="left"/>
+      <w:pPr>
+        <w:ind w:left="1440" w:hanging="360"/>
+      </w:pPr>
+    </w:lvl>
+    <w:lvl w:ilvl="2" w:tplc="0C0A001B" w:tentative="1">
+      <w:start w:val="1"/>
+      <w:numFmt w:val="lowerRoman"/>
+      <w:lvlText w:val="%3."/>
+      <w:lvlJc w:val="right"/>
+      <w:pPr>
+        <w:ind w:left="2160" w:hanging="180"/>
+      </w:pPr>
+    </w:lvl>
+    <w:lvl w:ilvl="3" w:tplc="0C0A000F" w:tentative="1">
+      <w:start w:val="1"/>
+      <w:numFmt w:val="decimal"/>
+      <w:lvlText w:val="%4."/>
+      <w:lvlJc w:val="left"/>
+      <w:pPr>
+        <w:ind w:left="2880" w:hanging="360"/>
+      </w:pPr>
+    </w:lvl>
+    <w:lvl w:ilvl="4" w:tplc="0C0A0019" w:tentative="1">
+      <w:start w:val="1"/>
+      <w:numFmt w:val="lowerLetter"/>
+      <w:lvlText w:val="%5."/>
+      <w:lvlJc w:val="left"/>
+      <w:pPr>
+        <w:ind w:left="3600" w:hanging="360"/>
+      </w:pPr>
+    </w:lvl>
+    <w:lvl w:ilvl="5" w:tplc="0C0A001B" w:tentative="1">
+      <w:start w:val="1"/>
+      <w:numFmt w:val="lowerRoman"/>
+      <w:lvlText w:val="%6."/>
+      <w:lvlJc w:val="right"/>
+      <w:pPr>
+        <w:ind w:left="4320" w:hanging="180"/>
+      </w:pPr>
+    </w:lvl>
+    <w:lvl w:ilvl="6" w:tplc="0C0A000F" w:tentative="1">
+      <w:start w:val="1"/>
+      <w:numFmt w:val="decimal"/>
+      <w:lvlText w:val="%7."/>
+      <w:lvlJc w:val="left"/>
+      <w:pPr>
+        <w:ind w:left="5040" w:hanging="360"/>
+      </w:pPr>
+    </w:lvl>
+    <w:lvl w:ilvl="7" w:tplc="0C0A0019" w:tentative="1">
+      <w:start w:val="1"/>
+      <w:numFmt w:val="lowerLetter"/>
+      <w:lvlText w:val="%8."/>
+      <w:lvlJc w:val="left"/>
+      <w:pPr>
+        <w:ind w:left="5760" w:hanging="360"/>
+      </w:pPr>
+    </w:lvl>
+    <w:lvl w:ilvl="8" w:tplc="0C0A001B" w:tentative="1">
+      <w:start w:val="1"/>
+      <w:numFmt w:val="lowerRoman"/>
+      <w:lvlText w:val="%9."/>
+      <w:lvlJc w:val="right"/>
+      <w:pPr>
+        <w:ind w:left="6480" w:hanging="180"/>
+      </w:pPr>
+    </w:lvl>
+  </w:abstractNum>
+  <w:abstractNum w:abstractNumId="13" w15:restartNumberingAfterBreak="0">
     <w:nsid w:val="25043678"/>
     <w:multiLevelType w:val="multilevel"/>
     <w:tmpl w:val="B4FEF058"/>
@@ -1494,7 +1580,7 @@
       </w:pPr>
     </w:lvl>
   </w:abstractNum>
-  <w:abstractNum w:abstractNumId="13" w15:restartNumberingAfterBreak="0">
+  <w:abstractNum w:abstractNumId="14" w15:restartNumberingAfterBreak="0">
     <w:nsid w:val="2CFF6AA8"/>
     <w:multiLevelType w:val="hybridMultilevel"/>
     <w:tmpl w:val="E104D1CE"/>
@@ -1607,7 +1693,7 @@
       </w:rPr>
     </w:lvl>
   </w:abstractNum>
-  <w:abstractNum w:abstractNumId="14" w15:restartNumberingAfterBreak="0">
+  <w:abstractNum w:abstractNumId="15" w15:restartNumberingAfterBreak="0">
     <w:nsid w:val="3076654A"/>
     <w:multiLevelType w:val="multilevel"/>
     <w:tmpl w:val="616871FE"/>
@@ -1728,7 +1814,7 @@
       </w:rPr>
     </w:lvl>
   </w:abstractNum>
-  <w:abstractNum w:abstractNumId="15" w15:restartNumberingAfterBreak="0">
+  <w:abstractNum w:abstractNumId="16" w15:restartNumberingAfterBreak="0">
     <w:nsid w:val="31BE72D8"/>
     <w:multiLevelType w:val="hybridMultilevel"/>
     <w:tmpl w:val="11623A0A"/>
@@ -1841,7 +1927,7 @@
       </w:rPr>
     </w:lvl>
   </w:abstractNum>
-  <w:abstractNum w:abstractNumId="16" w15:restartNumberingAfterBreak="0">
+  <w:abstractNum w:abstractNumId="17" w15:restartNumberingAfterBreak="0">
     <w:nsid w:val="33ED42EF"/>
     <w:multiLevelType w:val="hybridMultilevel"/>
     <w:tmpl w:val="1E5C0746"/>
@@ -1954,7 +2040,7 @@
       </w:rPr>
     </w:lvl>
   </w:abstractNum>
-  <w:abstractNum w:abstractNumId="17" w15:restartNumberingAfterBreak="0">
+  <w:abstractNum w:abstractNumId="18" w15:restartNumberingAfterBreak="0">
     <w:nsid w:val="3A18792D"/>
     <w:multiLevelType w:val="multilevel"/>
     <w:tmpl w:val="616871FE"/>
@@ -2075,7 +2161,7 @@
       </w:rPr>
     </w:lvl>
   </w:abstractNum>
-  <w:abstractNum w:abstractNumId="18" w15:restartNumberingAfterBreak="0">
+  <w:abstractNum w:abstractNumId="19" w15:restartNumberingAfterBreak="0">
     <w:nsid w:val="3D355F94"/>
     <w:multiLevelType w:val="hybridMultilevel"/>
     <w:tmpl w:val="C3F0402E"/>
@@ -2188,7 +2274,7 @@
       </w:rPr>
     </w:lvl>
   </w:abstractNum>
-  <w:abstractNum w:abstractNumId="19" w15:restartNumberingAfterBreak="0">
+  <w:abstractNum w:abstractNumId="20" w15:restartNumberingAfterBreak="0">
     <w:nsid w:val="3E532B22"/>
     <w:multiLevelType w:val="hybridMultilevel"/>
     <w:tmpl w:val="C56A10F8"/>
@@ -2301,7 +2387,7 @@
       </w:rPr>
     </w:lvl>
   </w:abstractNum>
-  <w:abstractNum w:abstractNumId="20" w15:restartNumberingAfterBreak="0">
+  <w:abstractNum w:abstractNumId="21" w15:restartNumberingAfterBreak="0">
     <w:nsid w:val="4BA4215F"/>
     <w:multiLevelType w:val="multilevel"/>
     <w:tmpl w:val="DE5A9C6A"/>
@@ -2450,7 +2536,7 @@
       </w:rPr>
     </w:lvl>
   </w:abstractNum>
-  <w:abstractNum w:abstractNumId="21" w15:restartNumberingAfterBreak="0">
+  <w:abstractNum w:abstractNumId="22" w15:restartNumberingAfterBreak="0">
     <w:nsid w:val="4D446FD3"/>
     <w:multiLevelType w:val="hybridMultilevel"/>
     <w:tmpl w:val="2138A96C"/>
@@ -2538,7 +2624,7 @@
       </w:pPr>
     </w:lvl>
   </w:abstractNum>
-  <w:abstractNum w:abstractNumId="22" w15:restartNumberingAfterBreak="0">
+  <w:abstractNum w:abstractNumId="23" w15:restartNumberingAfterBreak="0">
     <w:nsid w:val="56C63DE2"/>
     <w:multiLevelType w:val="hybridMultilevel"/>
     <w:tmpl w:val="921E21DA"/>
@@ -2651,7 +2737,7 @@
       </w:rPr>
     </w:lvl>
   </w:abstractNum>
-  <w:abstractNum w:abstractNumId="23" w15:restartNumberingAfterBreak="0">
+  <w:abstractNum w:abstractNumId="24" w15:restartNumberingAfterBreak="0">
     <w:nsid w:val="595D060A"/>
     <w:multiLevelType w:val="multilevel"/>
     <w:tmpl w:val="616871FE"/>
@@ -2772,7 +2858,7 @@
       </w:rPr>
     </w:lvl>
   </w:abstractNum>
-  <w:abstractNum w:abstractNumId="24" w15:restartNumberingAfterBreak="0">
+  <w:abstractNum w:abstractNumId="25" w15:restartNumberingAfterBreak="0">
     <w:nsid w:val="5D26465D"/>
     <w:multiLevelType w:val="multilevel"/>
     <w:tmpl w:val="616871FE"/>
@@ -2893,7 +2979,7 @@
       </w:rPr>
     </w:lvl>
   </w:abstractNum>
-  <w:abstractNum w:abstractNumId="25" w15:restartNumberingAfterBreak="0">
+  <w:abstractNum w:abstractNumId="26" w15:restartNumberingAfterBreak="0">
     <w:nsid w:val="5D7518BC"/>
     <w:multiLevelType w:val="hybridMultilevel"/>
     <w:tmpl w:val="4176A31A"/>
@@ -2982,7 +3068,7 @@
       </w:pPr>
     </w:lvl>
   </w:abstractNum>
-  <w:abstractNum w:abstractNumId="26" w15:restartNumberingAfterBreak="0">
+  <w:abstractNum w:abstractNumId="27" w15:restartNumberingAfterBreak="0">
     <w:nsid w:val="5EC27785"/>
     <w:multiLevelType w:val="hybridMultilevel"/>
     <w:tmpl w:val="1F240BE2"/>
@@ -3095,7 +3181,7 @@
       </w:rPr>
     </w:lvl>
   </w:abstractNum>
-  <w:abstractNum w:abstractNumId="27" w15:restartNumberingAfterBreak="0">
+  <w:abstractNum w:abstractNumId="28" w15:restartNumberingAfterBreak="0">
     <w:nsid w:val="66687175"/>
     <w:multiLevelType w:val="hybridMultilevel"/>
     <w:tmpl w:val="2EB66ECE"/>
@@ -3184,7 +3270,7 @@
       </w:pPr>
     </w:lvl>
   </w:abstractNum>
-  <w:abstractNum w:abstractNumId="28" w15:restartNumberingAfterBreak="0">
+  <w:abstractNum w:abstractNumId="29" w15:restartNumberingAfterBreak="0">
     <w:nsid w:val="6A256425"/>
     <w:multiLevelType w:val="multilevel"/>
     <w:tmpl w:val="616871FE"/>
@@ -3305,7 +3391,7 @@
       </w:rPr>
     </w:lvl>
   </w:abstractNum>
-  <w:abstractNum w:abstractNumId="29" w15:restartNumberingAfterBreak="0">
+  <w:abstractNum w:abstractNumId="30" w15:restartNumberingAfterBreak="0">
     <w:nsid w:val="6A935BDE"/>
     <w:multiLevelType w:val="multilevel"/>
     <w:tmpl w:val="616871FE"/>
@@ -3426,7 +3512,7 @@
       </w:rPr>
     </w:lvl>
   </w:abstractNum>
-  <w:abstractNum w:abstractNumId="30" w15:restartNumberingAfterBreak="0">
+  <w:abstractNum w:abstractNumId="31" w15:restartNumberingAfterBreak="0">
     <w:nsid w:val="6B126ED8"/>
     <w:multiLevelType w:val="hybridMultilevel"/>
     <w:tmpl w:val="9B58273E"/>
@@ -3539,7 +3625,7 @@
       </w:rPr>
     </w:lvl>
   </w:abstractNum>
-  <w:abstractNum w:abstractNumId="31" w15:restartNumberingAfterBreak="0">
+  <w:abstractNum w:abstractNumId="32" w15:restartNumberingAfterBreak="0">
     <w:nsid w:val="6EA74052"/>
     <w:multiLevelType w:val="multilevel"/>
     <w:tmpl w:val="83A6F570"/>
@@ -3688,7 +3774,7 @@
       </w:rPr>
     </w:lvl>
   </w:abstractNum>
-  <w:abstractNum w:abstractNumId="32" w15:restartNumberingAfterBreak="0">
+  <w:abstractNum w:abstractNumId="33" w15:restartNumberingAfterBreak="0">
     <w:nsid w:val="72087262"/>
     <w:multiLevelType w:val="multilevel"/>
     <w:tmpl w:val="616871FE"/>
@@ -3809,7 +3895,7 @@
       </w:rPr>
     </w:lvl>
   </w:abstractNum>
-  <w:abstractNum w:abstractNumId="33" w15:restartNumberingAfterBreak="0">
+  <w:abstractNum w:abstractNumId="34" w15:restartNumberingAfterBreak="0">
     <w:nsid w:val="743319BA"/>
     <w:multiLevelType w:val="hybridMultilevel"/>
     <w:tmpl w:val="5D6428F2"/>
@@ -3922,7 +4008,7 @@
       </w:rPr>
     </w:lvl>
   </w:abstractNum>
-  <w:abstractNum w:abstractNumId="34" w15:restartNumberingAfterBreak="0">
+  <w:abstractNum w:abstractNumId="35" w15:restartNumberingAfterBreak="0">
     <w:nsid w:val="7472784F"/>
     <w:multiLevelType w:val="hybridMultilevel"/>
     <w:tmpl w:val="C54A455E"/>
@@ -4010,7 +4096,127 @@
       </w:pPr>
     </w:lvl>
   </w:abstractNum>
-  <w:abstractNum w:abstractNumId="35" w15:restartNumberingAfterBreak="0">
+  <w:abstractNum w:abstractNumId="36" w15:restartNumberingAfterBreak="0">
+    <w:nsid w:val="76EB728F"/>
+    <w:multiLevelType w:val="multilevel"/>
+    <w:tmpl w:val="22A44A34"/>
+    <w:lvl w:ilvl="0">
+      <w:numFmt w:val="decimal"/>
+      <w:lvlText w:val="%1."/>
+      <w:lvlJc w:val="left"/>
+      <w:pPr>
+        <w:ind w:left="720" w:hanging="360"/>
+      </w:pPr>
+      <w:rPr>
+        <w:rFonts w:hint="default"/>
+      </w:rPr>
+    </w:lvl>
+    <w:lvl w:ilvl="1">
+      <w:start w:val="1"/>
+      <w:numFmt w:val="decimal"/>
+      <w:isLgl/>
+      <w:lvlText w:val="%1.%2"/>
+      <w:lvlJc w:val="left"/>
+      <w:pPr>
+        <w:ind w:left="720" w:hanging="360"/>
+      </w:pPr>
+      <w:rPr>
+        <w:rFonts w:hint="default"/>
+      </w:rPr>
+    </w:lvl>
+    <w:lvl w:ilvl="2">
+      <w:start w:val="1"/>
+      <w:numFmt w:val="decimal"/>
+      <w:isLgl/>
+      <w:lvlText w:val="%1.%2.%3"/>
+      <w:lvlJc w:val="left"/>
+      <w:pPr>
+        <w:ind w:left="1080" w:hanging="720"/>
+      </w:pPr>
+      <w:rPr>
+        <w:rFonts w:hint="default"/>
+      </w:rPr>
+    </w:lvl>
+    <w:lvl w:ilvl="3">
+      <w:start w:val="1"/>
+      <w:numFmt w:val="decimal"/>
+      <w:isLgl/>
+      <w:lvlText w:val="%1.%2.%3.%4"/>
+      <w:lvlJc w:val="left"/>
+      <w:pPr>
+        <w:ind w:left="1440" w:hanging="1080"/>
+      </w:pPr>
+      <w:rPr>
+        <w:rFonts w:hint="default"/>
+      </w:rPr>
+    </w:lvl>
+    <w:lvl w:ilvl="4">
+      <w:start w:val="1"/>
+      <w:numFmt w:val="decimal"/>
+      <w:isLgl/>
+      <w:lvlText w:val="%1.%2.%3.%4.%5"/>
+      <w:lvlJc w:val="left"/>
+      <w:pPr>
+        <w:ind w:left="1440" w:hanging="1080"/>
+      </w:pPr>
+      <w:rPr>
+        <w:rFonts w:hint="default"/>
+      </w:rPr>
+    </w:lvl>
+    <w:lvl w:ilvl="5">
+      <w:start w:val="1"/>
+      <w:numFmt w:val="decimal"/>
+      <w:isLgl/>
+      <w:lvlText w:val="%1.%2.%3.%4.%5.%6"/>
+      <w:lvlJc w:val="left"/>
+      <w:pPr>
+        <w:ind w:left="1800" w:hanging="1440"/>
+      </w:pPr>
+      <w:rPr>
+        <w:rFonts w:hint="default"/>
+      </w:rPr>
+    </w:lvl>
+    <w:lvl w:ilvl="6">
+      <w:start w:val="1"/>
+      <w:numFmt w:val="decimal"/>
+      <w:isLgl/>
+      <w:lvlText w:val="%1.%2.%3.%4.%5.%6.%7"/>
+      <w:lvlJc w:val="left"/>
+      <w:pPr>
+        <w:ind w:left="1800" w:hanging="1440"/>
+      </w:pPr>
+      <w:rPr>
+        <w:rFonts w:hint="default"/>
+      </w:rPr>
+    </w:lvl>
+    <w:lvl w:ilvl="7">
+      <w:start w:val="1"/>
+      <w:numFmt w:val="decimal"/>
+      <w:isLgl/>
+      <w:lvlText w:val="%1.%2.%3.%4.%5.%6.%7.%8"/>
+      <w:lvlJc w:val="left"/>
+      <w:pPr>
+        <w:ind w:left="2160" w:hanging="1800"/>
+      </w:pPr>
+      <w:rPr>
+        <w:rFonts w:hint="default"/>
+      </w:rPr>
+    </w:lvl>
+    <w:lvl w:ilvl="8">
+      <w:start w:val="1"/>
+      <w:numFmt w:val="decimal"/>
+      <w:isLgl/>
+      <w:lvlText w:val="%1.%2.%3.%4.%5.%6.%7.%8.%9"/>
+      <w:lvlJc w:val="left"/>
+      <w:pPr>
+        <w:ind w:left="2160" w:hanging="1800"/>
+      </w:pPr>
+      <w:rPr>
+        <w:rFonts w:hint="default"/>
+      </w:rPr>
+    </w:lvl>
+  </w:abstractNum>
+  <w:abstractNum w:abstractNumId="37" w15:restartNumberingAfterBreak="0">
     <w:nsid w:val="7A6B3893"/>
     <w:multiLevelType w:val="hybridMultilevel"/>
     <w:tmpl w:val="5FAE1D1A"/>
@@ -4123,7 +4329,7 @@
       </w:rPr>
     </w:lvl>
   </w:abstractNum>
-  <w:abstractNum w:abstractNumId="36" w15:restartNumberingAfterBreak="0">
+  <w:abstractNum w:abstractNumId="38" w15:restartNumberingAfterBreak="0">
     <w:nsid w:val="7C120CE7"/>
     <w:multiLevelType w:val="hybridMultilevel"/>
     <w:tmpl w:val="109C8E42"/>
@@ -4212,7 +4418,7 @@
       </w:pPr>
     </w:lvl>
   </w:abstractNum>
-  <w:abstractNum w:abstractNumId="37" w15:restartNumberingAfterBreak="0">
+  <w:abstractNum w:abstractNumId="39" w15:restartNumberingAfterBreak="0">
     <w:nsid w:val="7C3968BC"/>
     <w:multiLevelType w:val="multilevel"/>
     <w:tmpl w:val="616871FE"/>
@@ -4333,7 +4539,7 @@
       </w:rPr>
     </w:lvl>
   </w:abstractNum>
-  <w:abstractNum w:abstractNumId="38" w15:restartNumberingAfterBreak="0">
+  <w:abstractNum w:abstractNumId="40" w15:restartNumberingAfterBreak="0">
     <w:nsid w:val="7CAD5C99"/>
     <w:multiLevelType w:val="multilevel"/>
     <w:tmpl w:val="22A44A34"/>
@@ -4453,7 +4659,7 @@
       </w:rPr>
     </w:lvl>
   </w:abstractNum>
-  <w:abstractNum w:abstractNumId="39" w15:restartNumberingAfterBreak="0">
+  <w:abstractNum w:abstractNumId="41" w15:restartNumberingAfterBreak="0">
     <w:nsid w:val="7DAC1368"/>
     <w:multiLevelType w:val="multilevel"/>
     <w:tmpl w:val="616871FE"/>
@@ -4574,7 +4780,7 @@
       </w:rPr>
     </w:lvl>
   </w:abstractNum>
-  <w:abstractNum w:abstractNumId="40" w15:restartNumberingAfterBreak="0">
+  <w:abstractNum w:abstractNumId="42" w15:restartNumberingAfterBreak="0">
     <w:nsid w:val="7EA43C3A"/>
     <w:multiLevelType w:val="multilevel"/>
     <w:tmpl w:val="616871FE"/>
@@ -4695,7 +4901,7 @@
       </w:rPr>
     </w:lvl>
   </w:abstractNum>
-  <w:abstractNum w:abstractNumId="41" w15:restartNumberingAfterBreak="0">
+  <w:abstractNum w:abstractNumId="43" w15:restartNumberingAfterBreak="0">
     <w:nsid w:val="7FCB61FC"/>
     <w:multiLevelType w:val="multilevel"/>
     <w:tmpl w:val="616871FE"/>
@@ -4817,52 +5023,52 @@
     </w:lvl>
   </w:abstractNum>
   <w:num w:numId="1" w16cid:durableId="1271471921">
-    <w:abstractNumId w:val="41"/>
+    <w:abstractNumId w:val="43"/>
   </w:num>
   <w:num w:numId="2" w16cid:durableId="1815179332">
-    <w:abstractNumId w:val="25"/>
+    <w:abstractNumId w:val="26"/>
   </w:num>
   <w:num w:numId="3" w16cid:durableId="1842818403">
-    <w:abstractNumId w:val="27"/>
+    <w:abstractNumId w:val="28"/>
   </w:num>
   <w:num w:numId="4" w16cid:durableId="45643440">
-    <w:abstractNumId w:val="36"/>
+    <w:abstractNumId w:val="38"/>
   </w:num>
   <w:num w:numId="5" w16cid:durableId="1614822858">
     <w:abstractNumId w:val="8"/>
   </w:num>
   <w:num w:numId="6" w16cid:durableId="1415660050">
-    <w:abstractNumId w:val="33"/>
+    <w:abstractNumId w:val="34"/>
   </w:num>
   <w:num w:numId="7" w16cid:durableId="1227373009">
     <w:abstractNumId w:val="0"/>
   </w:num>
   <w:num w:numId="8" w16cid:durableId="473983111">
-    <w:abstractNumId w:val="20"/>
+    <w:abstractNumId w:val="21"/>
   </w:num>
   <w:num w:numId="9" w16cid:durableId="1032463250">
-    <w:abstractNumId w:val="31"/>
+    <w:abstractNumId w:val="32"/>
   </w:num>
   <w:num w:numId="10" w16cid:durableId="1141649543">
-    <w:abstractNumId w:val="34"/>
+    <w:abstractNumId w:val="35"/>
   </w:num>
   <w:num w:numId="11" w16cid:durableId="588848072">
-    <w:abstractNumId w:val="21"/>
+    <w:abstractNumId w:val="22"/>
   </w:num>
   <w:num w:numId="12" w16cid:durableId="758480631">
-    <w:abstractNumId w:val="38"/>
+    <w:abstractNumId w:val="40"/>
   </w:num>
   <w:num w:numId="13" w16cid:durableId="2047095648">
-    <w:abstractNumId w:val="15"/>
+    <w:abstractNumId w:val="16"/>
   </w:num>
   <w:num w:numId="14" w16cid:durableId="688604191">
-    <w:abstractNumId w:val="24"/>
+    <w:abstractNumId w:val="25"/>
   </w:num>
   <w:num w:numId="15" w16cid:durableId="1783184958">
     <w:abstractNumId w:val="3"/>
   </w:num>
   <w:num w:numId="16" w16cid:durableId="722876433">
-    <w:abstractNumId w:val="39"/>
+    <w:abstractNumId w:val="41"/>
   </w:num>
   <w:num w:numId="17" w16cid:durableId="619654256">
     <w:abstractNumId w:val="6"/>
@@ -4871,10 +5077,10 @@
     <w:abstractNumId w:val="10"/>
   </w:num>
   <w:num w:numId="19" w16cid:durableId="2067138921">
-    <w:abstractNumId w:val="19"/>
+    <w:abstractNumId w:val="20"/>
   </w:num>
   <w:num w:numId="20" w16cid:durableId="999192683">
-    <w:abstractNumId w:val="28"/>
+    <w:abstractNumId w:val="29"/>
   </w:num>
   <w:num w:numId="21" w16cid:durableId="327942855">
     <w:abstractNumId w:val="5"/>
@@ -4883,46 +5089,46 @@
     <w:abstractNumId w:val="1"/>
   </w:num>
   <w:num w:numId="23" w16cid:durableId="262618225">
-    <w:abstractNumId w:val="29"/>
+    <w:abstractNumId w:val="30"/>
   </w:num>
   <w:num w:numId="24" w16cid:durableId="1398940470">
     <w:abstractNumId w:val="11"/>
   </w:num>
   <w:num w:numId="25" w16cid:durableId="984118983">
-    <w:abstractNumId w:val="32"/>
+    <w:abstractNumId w:val="33"/>
   </w:num>
   <w:num w:numId="26" w16cid:durableId="1288002482">
-    <w:abstractNumId w:val="35"/>
+    <w:abstractNumId w:val="37"/>
   </w:num>
   <w:num w:numId="27" w16cid:durableId="1290279422">
-    <w:abstractNumId w:val="30"/>
+    <w:abstractNumId w:val="31"/>
   </w:num>
   <w:num w:numId="28" w16cid:durableId="1404833187">
-    <w:abstractNumId w:val="26"/>
+    <w:abstractNumId w:val="27"/>
   </w:num>
   <w:num w:numId="29" w16cid:durableId="1505586518">
+    <w:abstractNumId w:val="24"/>
+  </w:num>
+  <w:num w:numId="30" w16cid:durableId="1027409641">
+    <w:abstractNumId w:val="42"/>
+  </w:num>
+  <w:num w:numId="31" w16cid:durableId="364403812">
+    <w:abstractNumId w:val="15"/>
+  </w:num>
+  <w:num w:numId="32" w16cid:durableId="249967601">
+    <w:abstractNumId w:val="13"/>
+  </w:num>
+  <w:num w:numId="33" w16cid:durableId="859587812">
+    <w:abstractNumId w:val="39"/>
+  </w:num>
+  <w:num w:numId="34" w16cid:durableId="409499357">
     <w:abstractNumId w:val="23"/>
   </w:num>
-  <w:num w:numId="30" w16cid:durableId="1027409641">
-    <w:abstractNumId w:val="40"/>
-  </w:num>
-  <w:num w:numId="31" w16cid:durableId="364403812">
+  <w:num w:numId="35" w16cid:durableId="556093356">
     <w:abstractNumId w:val="14"/>
   </w:num>
-  <w:num w:numId="32" w16cid:durableId="249967601">
-    <w:abstractNumId w:val="12"/>
-  </w:num>
-  <w:num w:numId="33" w16cid:durableId="859587812">
-    <w:abstractNumId w:val="37"/>
-  </w:num>
-  <w:num w:numId="34" w16cid:durableId="409499357">
-    <w:abstractNumId w:val="22"/>
-  </w:num>
-  <w:num w:numId="35" w16cid:durableId="556093356">
-    <w:abstractNumId w:val="13"/>
-  </w:num>
   <w:num w:numId="36" w16cid:durableId="150567131">
-    <w:abstractNumId w:val="17"/>
+    <w:abstractNumId w:val="18"/>
   </w:num>
   <w:num w:numId="37" w16cid:durableId="63115081">
     <w:abstractNumId w:val="9"/>
@@ -4937,10 +5143,16 @@
     <w:abstractNumId w:val="4"/>
   </w:num>
   <w:num w:numId="41" w16cid:durableId="436676131">
-    <w:abstractNumId w:val="18"/>
+    <w:abstractNumId w:val="19"/>
   </w:num>
   <w:num w:numId="42" w16cid:durableId="1699086630">
-    <w:abstractNumId w:val="16"/>
+    <w:abstractNumId w:val="17"/>
+  </w:num>
+  <w:num w:numId="43" w16cid:durableId="201137901">
+    <w:abstractNumId w:val="12"/>
+  </w:num>
+  <w:num w:numId="44" w16cid:durableId="892807840">
+    <w:abstractNumId w:val="36"/>
   </w:num>
 </w:numbering>
 </file>
@@ -5545,7 +5757,6 @@
   <w:style w:type="character" w:default="1" w:styleId="Fuentedeprrafopredeter">
     <w:name w:val="Default Paragraph Font"/>
     <w:uiPriority w:val="1"/>
-    <w:semiHidden/>
     <w:unhideWhenUsed/>
   </w:style>
   <w:style w:type="table" w:default="1" w:styleId="Tablanormal">
